--- a/lab2/ПКГ Отчет по лабораторной работе 2.docx
+++ b/lab2/ПКГ Отчет по лабораторной работе 2.docx
@@ -10,7 +10,7 @@
           <w:rFonts w:ascii="Times New Roman" w:eastAsia="Times New Roman" w:hAnsi="Times New Roman" w:cs="Times New Roman"/>
           <w:sz w:val="36"/>
           <w:szCs w:val="36"/>
-          <w:lang w:val="ru-BY" w:eastAsia="ru-BY"/>
+          <w:lang w:eastAsia="ru-BY"/>
         </w:rPr>
       </w:pPr>
       <w:r>
@@ -20,7 +20,7 @@
           <w:bCs/>
           <w:sz w:val="36"/>
           <w:szCs w:val="36"/>
-          <w:lang w:val="ru-BY" w:eastAsia="ru-BY"/>
+          <w:lang w:eastAsia="ru-BY"/>
         </w:rPr>
         <w:t>Отчет по лабораторной работе №2</w:t>
       </w:r>
@@ -42,7 +42,7 @@
           <w:bCs/>
           <w:sz w:val="24"/>
           <w:szCs w:val="24"/>
-          <w:lang w:val="ru-BY" w:eastAsia="ru-BY"/>
+          <w:lang w:eastAsia="ru-BY"/>
         </w:rPr>
         <w:t>Тема:</w:t>
       </w:r>
@@ -51,7 +51,7 @@
           <w:rFonts w:ascii="Times New Roman" w:eastAsia="Times New Roman" w:hAnsi="Times New Roman" w:cs="Times New Roman"/>
           <w:sz w:val="24"/>
           <w:szCs w:val="24"/>
-          <w:lang w:val="ru-BY" w:eastAsia="ru-BY"/>
+          <w:lang w:eastAsia="ru-BY"/>
         </w:rPr>
         <w:t xml:space="preserve"> Чтение информации из графических файлов</w:t>
       </w:r>
@@ -60,7 +60,7 @@
           <w:rFonts w:ascii="Times New Roman" w:eastAsia="Times New Roman" w:hAnsi="Times New Roman" w:cs="Times New Roman"/>
           <w:sz w:val="24"/>
           <w:szCs w:val="24"/>
-          <w:lang w:val="ru-BY" w:eastAsia="ru-BY"/>
+          <w:lang w:eastAsia="ru-BY"/>
         </w:rPr>
         <w:br/>
       </w:r>
@@ -71,7 +71,7 @@
           <w:bCs/>
           <w:sz w:val="24"/>
           <w:szCs w:val="24"/>
-          <w:lang w:val="ru-BY" w:eastAsia="ru-BY"/>
+          <w:lang w:eastAsia="ru-BY"/>
         </w:rPr>
         <w:t>В</w:t>
       </w:r>
@@ -95,7 +95,7 @@
           <w:bCs/>
           <w:sz w:val="24"/>
           <w:szCs w:val="24"/>
-          <w:lang w:val="ru-BY" w:eastAsia="ru-BY"/>
+          <w:lang w:eastAsia="ru-BY"/>
         </w:rPr>
         <w:t>:</w:t>
       </w:r>
@@ -104,7 +104,7 @@
           <w:rFonts w:ascii="Times New Roman" w:eastAsia="Times New Roman" w:hAnsi="Times New Roman" w:cs="Times New Roman"/>
           <w:sz w:val="24"/>
           <w:szCs w:val="24"/>
-          <w:lang w:val="ru-BY" w:eastAsia="ru-BY"/>
+          <w:lang w:eastAsia="ru-BY"/>
         </w:rPr>
         <w:t xml:space="preserve"> </w:t>
       </w:r>
@@ -138,7 +138,7 @@
           <w:bCs/>
           <w:sz w:val="32"/>
           <w:szCs w:val="32"/>
-          <w:lang w:val="ru-BY" w:eastAsia="ru-BY"/>
+          <w:lang w:eastAsia="ru-BY"/>
         </w:rPr>
       </w:pPr>
       <w:r>
@@ -148,7 +148,7 @@
           <w:bCs/>
           <w:sz w:val="32"/>
           <w:szCs w:val="32"/>
-          <w:lang w:val="ru-BY" w:eastAsia="ru-BY"/>
+          <w:lang w:eastAsia="ru-BY"/>
         </w:rPr>
         <w:t>Цель работы</w:t>
       </w:r>
@@ -162,15 +162,15 @@
           <w:bCs/>
           <w:sz w:val="33"/>
           <w:szCs w:val="33"/>
-          <w:lang w:val="ru-BY" w:eastAsia="ru-BY"/>
-        </w:rPr>
-      </w:pPr>
-      <w:r>
-        <w:rPr>
-          <w:rFonts w:ascii="Times New Roman" w:eastAsia="Times New Roman" w:hAnsi="Times New Roman" w:cs="Times New Roman"/>
-          <w:sz w:val="24"/>
-          <w:szCs w:val="24"/>
-          <w:lang w:val="ru-BY" w:eastAsia="ru-BY"/>
+          <w:lang w:eastAsia="ru-BY"/>
+        </w:rPr>
+      </w:pPr>
+      <w:r>
+        <w:rPr>
+          <w:rFonts w:ascii="Times New Roman" w:eastAsia="Times New Roman" w:hAnsi="Times New Roman" w:cs="Times New Roman"/>
+          <w:sz w:val="24"/>
+          <w:szCs w:val="24"/>
+          <w:lang w:eastAsia="ru-BY"/>
         </w:rPr>
         <w:t xml:space="preserve">Изучить структуру растровых форматов и методы извлечения метаданных на низком уровне. Разработать веб-приложение для пакетного считывания параметров изображений без использования сторонних библиотек </w:t>
       </w:r>
@@ -180,7 +180,7 @@
           <w:rFonts w:ascii="Times New Roman" w:eastAsia="Times New Roman" w:hAnsi="Times New Roman" w:cs="Times New Roman"/>
           <w:sz w:val="24"/>
           <w:szCs w:val="24"/>
-          <w:lang w:val="ru-BY" w:eastAsia="ru-BY"/>
+          <w:lang w:eastAsia="ru-BY"/>
         </w:rPr>
         <w:t>парсинга</w:t>
       </w:r>
@@ -190,7 +190,7 @@
           <w:rFonts w:ascii="Times New Roman" w:eastAsia="Times New Roman" w:hAnsi="Times New Roman" w:cs="Times New Roman"/>
           <w:sz w:val="24"/>
           <w:szCs w:val="24"/>
-          <w:lang w:val="ru-BY" w:eastAsia="ru-BY"/>
+          <w:lang w:eastAsia="ru-BY"/>
         </w:rPr>
         <w:t>.</w:t>
       </w:r>
@@ -204,7 +204,7 @@
           <w:bCs/>
           <w:sz w:val="32"/>
           <w:szCs w:val="32"/>
-          <w:lang w:val="ru-BY" w:eastAsia="ru-BY"/>
+          <w:lang w:eastAsia="ru-BY"/>
         </w:rPr>
       </w:pPr>
       <w:r>
@@ -214,7 +214,7 @@
           <w:bCs/>
           <w:sz w:val="32"/>
           <w:szCs w:val="32"/>
-          <w:lang w:val="ru-BY" w:eastAsia="ru-BY"/>
+          <w:lang w:eastAsia="ru-BY"/>
         </w:rPr>
         <w:t>Задачи работы</w:t>
       </w:r>
@@ -226,15 +226,15 @@
           <w:rFonts w:ascii="Times New Roman" w:eastAsia="Times New Roman" w:hAnsi="Times New Roman" w:cs="Times New Roman"/>
           <w:sz w:val="24"/>
           <w:szCs w:val="24"/>
-          <w:lang w:val="ru-BY" w:eastAsia="ru-BY"/>
-        </w:rPr>
-      </w:pPr>
-      <w:r>
-        <w:rPr>
-          <w:rFonts w:ascii="Times New Roman" w:eastAsia="Times New Roman" w:hAnsi="Times New Roman" w:cs="Times New Roman"/>
-          <w:sz w:val="24"/>
-          <w:szCs w:val="24"/>
-          <w:lang w:val="ru-BY" w:eastAsia="ru-BY"/>
+          <w:lang w:eastAsia="ru-BY"/>
+        </w:rPr>
+      </w:pPr>
+      <w:r>
+        <w:rPr>
+          <w:rFonts w:ascii="Times New Roman" w:eastAsia="Times New Roman" w:hAnsi="Times New Roman" w:cs="Times New Roman"/>
+          <w:sz w:val="24"/>
+          <w:szCs w:val="24"/>
+          <w:lang w:eastAsia="ru-BY"/>
         </w:rPr>
         <w:t xml:space="preserve">Изучить байтовую структуру форматов JPG, GIF, TIF, BMP, PNG, PCX; реализовать ручной побайтовый </w:t>
       </w:r>
@@ -244,7 +244,7 @@
           <w:rFonts w:ascii="Times New Roman" w:eastAsia="Times New Roman" w:hAnsi="Times New Roman" w:cs="Times New Roman"/>
           <w:sz w:val="24"/>
           <w:szCs w:val="24"/>
-          <w:lang w:val="ru-BY" w:eastAsia="ru-BY"/>
+          <w:lang w:eastAsia="ru-BY"/>
         </w:rPr>
         <w:t>парсинг</w:t>
       </w:r>
@@ -254,7 +254,7 @@
           <w:rFonts w:ascii="Times New Roman" w:eastAsia="Times New Roman" w:hAnsi="Times New Roman" w:cs="Times New Roman"/>
           <w:sz w:val="24"/>
           <w:szCs w:val="24"/>
-          <w:lang w:val="ru-BY" w:eastAsia="ru-BY"/>
+          <w:lang w:eastAsia="ru-BY"/>
         </w:rPr>
         <w:t xml:space="preserve"> заголовков, сигнатур, </w:t>
       </w:r>
@@ -264,7 +264,7 @@
           <w:rFonts w:ascii="Times New Roman" w:eastAsia="Times New Roman" w:hAnsi="Times New Roman" w:cs="Times New Roman"/>
           <w:sz w:val="24"/>
           <w:szCs w:val="24"/>
-          <w:lang w:val="ru-BY" w:eastAsia="ru-BY"/>
+          <w:lang w:eastAsia="ru-BY"/>
         </w:rPr>
         <w:t>чанков</w:t>
       </w:r>
@@ -274,7 +274,7 @@
           <w:rFonts w:ascii="Times New Roman" w:eastAsia="Times New Roman" w:hAnsi="Times New Roman" w:cs="Times New Roman"/>
           <w:sz w:val="24"/>
           <w:szCs w:val="24"/>
-          <w:lang w:val="ru-BY" w:eastAsia="ru-BY"/>
+          <w:lang w:eastAsia="ru-BY"/>
         </w:rPr>
         <w:t xml:space="preserve"> и тегов; реализовать ленивое чтение (</w:t>
       </w:r>
@@ -284,7 +284,7 @@
           <w:rFonts w:ascii="Times New Roman" w:eastAsia="Times New Roman" w:hAnsi="Times New Roman" w:cs="Times New Roman"/>
           <w:sz w:val="24"/>
           <w:szCs w:val="24"/>
-          <w:lang w:val="ru-BY" w:eastAsia="ru-BY"/>
+          <w:lang w:eastAsia="ru-BY"/>
         </w:rPr>
         <w:t>Lazy</w:t>
       </w:r>
@@ -294,7 +294,7 @@
           <w:rFonts w:ascii="Times New Roman" w:eastAsia="Times New Roman" w:hAnsi="Times New Roman" w:cs="Times New Roman"/>
           <w:sz w:val="24"/>
           <w:szCs w:val="24"/>
-          <w:lang w:val="ru-BY" w:eastAsia="ru-BY"/>
+          <w:lang w:eastAsia="ru-BY"/>
         </w:rPr>
         <w:t xml:space="preserve"> </w:t>
       </w:r>
@@ -304,7 +304,7 @@
           <w:rFonts w:ascii="Times New Roman" w:eastAsia="Times New Roman" w:hAnsi="Times New Roman" w:cs="Times New Roman"/>
           <w:sz w:val="24"/>
           <w:szCs w:val="24"/>
-          <w:lang w:val="ru-BY" w:eastAsia="ru-BY"/>
+          <w:lang w:eastAsia="ru-BY"/>
         </w:rPr>
         <w:t>Loading</w:t>
       </w:r>
@@ -314,7 +314,7 @@
           <w:rFonts w:ascii="Times New Roman" w:eastAsia="Times New Roman" w:hAnsi="Times New Roman" w:cs="Times New Roman"/>
           <w:sz w:val="24"/>
           <w:szCs w:val="24"/>
-          <w:lang w:val="ru-BY" w:eastAsia="ru-BY"/>
+          <w:lang w:eastAsia="ru-BY"/>
         </w:rPr>
         <w:t xml:space="preserve">) для оптимизации работы с диском; реализовать асинхронную обработку через Web </w:t>
       </w:r>
@@ -324,7 +324,7 @@
           <w:rFonts w:ascii="Times New Roman" w:eastAsia="Times New Roman" w:hAnsi="Times New Roman" w:cs="Times New Roman"/>
           <w:sz w:val="24"/>
           <w:szCs w:val="24"/>
-          <w:lang w:val="ru-BY" w:eastAsia="ru-BY"/>
+          <w:lang w:eastAsia="ru-BY"/>
         </w:rPr>
         <w:t>Workers</w:t>
       </w:r>
@@ -334,7 +334,7 @@
           <w:rFonts w:ascii="Times New Roman" w:eastAsia="Times New Roman" w:hAnsi="Times New Roman" w:cs="Times New Roman"/>
           <w:sz w:val="24"/>
           <w:szCs w:val="24"/>
-          <w:lang w:val="ru-BY" w:eastAsia="ru-BY"/>
+          <w:lang w:eastAsia="ru-BY"/>
         </w:rPr>
         <w:t>; добавить валидацию структуры данных для обнаружения поврежденных файлов и подмены расширений; вывести считанные данные в таблицу.</w:t>
       </w:r>
@@ -348,7 +348,7 @@
           <w:bCs/>
           <w:sz w:val="32"/>
           <w:szCs w:val="32"/>
-          <w:lang w:val="ru-BY" w:eastAsia="ru-BY"/>
+          <w:lang w:eastAsia="ru-BY"/>
         </w:rPr>
       </w:pPr>
       <w:r>
@@ -358,7 +358,7 @@
           <w:bCs/>
           <w:sz w:val="32"/>
           <w:szCs w:val="32"/>
-          <w:lang w:val="ru-BY" w:eastAsia="ru-BY"/>
+          <w:lang w:eastAsia="ru-BY"/>
         </w:rPr>
         <w:t>Инструментарий</w:t>
       </w:r>
@@ -370,15 +370,15 @@
           <w:rFonts w:ascii="Times New Roman" w:eastAsia="Times New Roman" w:hAnsi="Times New Roman" w:cs="Times New Roman"/>
           <w:sz w:val="24"/>
           <w:szCs w:val="24"/>
-          <w:lang w:val="ru-BY" w:eastAsia="ru-BY"/>
-        </w:rPr>
-      </w:pPr>
-      <w:r>
-        <w:rPr>
-          <w:rFonts w:ascii="Times New Roman" w:eastAsia="Times New Roman" w:hAnsi="Times New Roman" w:cs="Times New Roman"/>
-          <w:sz w:val="24"/>
-          <w:szCs w:val="24"/>
-          <w:lang w:val="ru-BY" w:eastAsia="ru-BY"/>
+          <w:lang w:eastAsia="ru-BY"/>
+        </w:rPr>
+      </w:pPr>
+      <w:r>
+        <w:rPr>
+          <w:rFonts w:ascii="Times New Roman" w:eastAsia="Times New Roman" w:hAnsi="Times New Roman" w:cs="Times New Roman"/>
+          <w:sz w:val="24"/>
+          <w:szCs w:val="24"/>
+          <w:lang w:eastAsia="ru-BY"/>
         </w:rPr>
         <w:t xml:space="preserve">HTML5, CSS3 и JavaScript (ES6+). Работа с двоичными данными реализована вручную через интерфейсы </w:t>
       </w:r>
@@ -388,7 +388,7 @@
           <w:rFonts w:ascii="Times New Roman" w:eastAsia="Times New Roman" w:hAnsi="Times New Roman" w:cs="Times New Roman"/>
           <w:sz w:val="21"/>
           <w:szCs w:val="21"/>
-          <w:lang w:val="ru-BY" w:eastAsia="ru-BY"/>
+          <w:lang w:eastAsia="ru-BY"/>
         </w:rPr>
         <w:t>ArrayBuffer</w:t>
       </w:r>
@@ -398,7 +398,7 @@
           <w:rFonts w:ascii="Times New Roman" w:eastAsia="Times New Roman" w:hAnsi="Times New Roman" w:cs="Times New Roman"/>
           <w:sz w:val="24"/>
           <w:szCs w:val="24"/>
-          <w:lang w:val="ru-BY" w:eastAsia="ru-BY"/>
+          <w:lang w:eastAsia="ru-BY"/>
         </w:rPr>
         <w:t xml:space="preserve"> и </w:t>
       </w:r>
@@ -408,7 +408,7 @@
           <w:rFonts w:ascii="Times New Roman" w:eastAsia="Times New Roman" w:hAnsi="Times New Roman" w:cs="Times New Roman"/>
           <w:sz w:val="21"/>
           <w:szCs w:val="21"/>
-          <w:lang w:val="ru-BY" w:eastAsia="ru-BY"/>
+          <w:lang w:eastAsia="ru-BY"/>
         </w:rPr>
         <w:t>DataView</w:t>
       </w:r>
@@ -418,7 +418,7 @@
           <w:rFonts w:ascii="Times New Roman" w:eastAsia="Times New Roman" w:hAnsi="Times New Roman" w:cs="Times New Roman"/>
           <w:sz w:val="24"/>
           <w:szCs w:val="24"/>
-          <w:lang w:val="ru-BY" w:eastAsia="ru-BY"/>
+          <w:lang w:eastAsia="ru-BY"/>
         </w:rPr>
         <w:t xml:space="preserve"> без применения сторонних зависимостей.</w:t>
       </w:r>
@@ -432,7 +432,7 @@
           <w:bCs/>
           <w:sz w:val="32"/>
           <w:szCs w:val="32"/>
-          <w:lang w:val="ru-BY" w:eastAsia="ru-BY"/>
+          <w:lang w:eastAsia="ru-BY"/>
         </w:rPr>
       </w:pPr>
       <w:r>
@@ -442,7 +442,7 @@
           <w:bCs/>
           <w:sz w:val="32"/>
           <w:szCs w:val="32"/>
-          <w:lang w:val="ru-BY" w:eastAsia="ru-BY"/>
+          <w:lang w:eastAsia="ru-BY"/>
         </w:rPr>
         <w:t>Ход работы</w:t>
       </w:r>
@@ -456,7 +456,7 @@
           <w:bCs/>
           <w:sz w:val="27"/>
           <w:szCs w:val="27"/>
-          <w:lang w:val="ru-BY" w:eastAsia="ru-BY"/>
+          <w:lang w:eastAsia="ru-BY"/>
         </w:rPr>
       </w:pPr>
       <w:r>
@@ -466,7 +466,7 @@
           <w:bCs/>
           <w:sz w:val="27"/>
           <w:szCs w:val="27"/>
-          <w:lang w:val="ru-BY" w:eastAsia="ru-BY"/>
+          <w:lang w:eastAsia="ru-BY"/>
         </w:rPr>
         <w:t>1. Изучение теории</w:t>
       </w:r>
@@ -478,15 +478,15 @@
           <w:rFonts w:ascii="Times New Roman" w:eastAsia="Times New Roman" w:hAnsi="Times New Roman" w:cs="Times New Roman"/>
           <w:sz w:val="24"/>
           <w:szCs w:val="24"/>
-          <w:lang w:val="ru-BY" w:eastAsia="ru-BY"/>
-        </w:rPr>
-      </w:pPr>
-      <w:r>
-        <w:rPr>
-          <w:rFonts w:ascii="Times New Roman" w:eastAsia="Times New Roman" w:hAnsi="Times New Roman" w:cs="Times New Roman"/>
-          <w:sz w:val="24"/>
-          <w:szCs w:val="24"/>
-          <w:lang w:val="ru-BY" w:eastAsia="ru-BY"/>
+          <w:lang w:eastAsia="ru-BY"/>
+        </w:rPr>
+      </w:pPr>
+      <w:r>
+        <w:rPr>
+          <w:rFonts w:ascii="Times New Roman" w:eastAsia="Times New Roman" w:hAnsi="Times New Roman" w:cs="Times New Roman"/>
+          <w:sz w:val="24"/>
+          <w:szCs w:val="24"/>
+          <w:lang w:eastAsia="ru-BY"/>
         </w:rPr>
         <w:t xml:space="preserve">Были изучены внутренние спецификации, смещения и структуры заголовков форматов JPG, GIF, TIF, BMP, PNG, PCX. Определены сигнатуры (Magic </w:t>
       </w:r>
@@ -496,7 +496,7 @@
           <w:rFonts w:ascii="Times New Roman" w:eastAsia="Times New Roman" w:hAnsi="Times New Roman" w:cs="Times New Roman"/>
           <w:sz w:val="24"/>
           <w:szCs w:val="24"/>
-          <w:lang w:val="ru-BY" w:eastAsia="ru-BY"/>
+          <w:lang w:eastAsia="ru-BY"/>
         </w:rPr>
         <w:t>Numbers</w:t>
       </w:r>
@@ -506,7 +506,7 @@
           <w:rFonts w:ascii="Times New Roman" w:eastAsia="Times New Roman" w:hAnsi="Times New Roman" w:cs="Times New Roman"/>
           <w:sz w:val="24"/>
           <w:szCs w:val="24"/>
-          <w:lang w:val="ru-BY" w:eastAsia="ru-BY"/>
+          <w:lang w:eastAsia="ru-BY"/>
         </w:rPr>
         <w:t xml:space="preserve">), маркеры кадров (SOF, EOI), идентификаторы </w:t>
       </w:r>
@@ -516,7 +516,7 @@
           <w:rFonts w:ascii="Times New Roman" w:eastAsia="Times New Roman" w:hAnsi="Times New Roman" w:cs="Times New Roman"/>
           <w:sz w:val="24"/>
           <w:szCs w:val="24"/>
-          <w:lang w:val="ru-BY" w:eastAsia="ru-BY"/>
+          <w:lang w:eastAsia="ru-BY"/>
         </w:rPr>
         <w:t>чанков</w:t>
       </w:r>
@@ -526,7 +526,7 @@
           <w:rFonts w:ascii="Times New Roman" w:eastAsia="Times New Roman" w:hAnsi="Times New Roman" w:cs="Times New Roman"/>
           <w:sz w:val="24"/>
           <w:szCs w:val="24"/>
-          <w:lang w:val="ru-BY" w:eastAsia="ru-BY"/>
+          <w:lang w:eastAsia="ru-BY"/>
         </w:rPr>
         <w:t xml:space="preserve"> (IHDR, IEND) и структура директорий (IFD).</w:t>
       </w:r>
@@ -540,7 +540,7 @@
           <w:bCs/>
           <w:sz w:val="27"/>
           <w:szCs w:val="27"/>
-          <w:lang w:val="ru-BY" w:eastAsia="ru-BY"/>
+          <w:lang w:eastAsia="ru-BY"/>
         </w:rPr>
       </w:pPr>
       <w:r>
@@ -550,7 +550,7 @@
           <w:bCs/>
           <w:sz w:val="27"/>
           <w:szCs w:val="27"/>
-          <w:lang w:val="ru-BY" w:eastAsia="ru-BY"/>
+          <w:lang w:eastAsia="ru-BY"/>
         </w:rPr>
         <w:t>2. Создание интерфейса</w:t>
       </w:r>
@@ -562,15 +562,15 @@
           <w:rFonts w:ascii="Times New Roman" w:eastAsia="Times New Roman" w:hAnsi="Times New Roman" w:cs="Times New Roman"/>
           <w:sz w:val="24"/>
           <w:szCs w:val="24"/>
-          <w:lang w:val="ru-BY" w:eastAsia="ru-BY"/>
-        </w:rPr>
-      </w:pPr>
-      <w:r>
-        <w:rPr>
-          <w:rFonts w:ascii="Times New Roman" w:eastAsia="Times New Roman" w:hAnsi="Times New Roman" w:cs="Times New Roman"/>
-          <w:sz w:val="24"/>
-          <w:szCs w:val="24"/>
-          <w:lang w:val="ru-BY" w:eastAsia="ru-BY"/>
+          <w:lang w:eastAsia="ru-BY"/>
+        </w:rPr>
+      </w:pPr>
+      <w:r>
+        <w:rPr>
+          <w:rFonts w:ascii="Times New Roman" w:eastAsia="Times New Roman" w:hAnsi="Times New Roman" w:cs="Times New Roman"/>
+          <w:sz w:val="24"/>
+          <w:szCs w:val="24"/>
+          <w:lang w:eastAsia="ru-BY"/>
         </w:rPr>
         <w:t xml:space="preserve">Разработано веб-приложение с компонентом выбора папок или группы файлов из проводника. Добавлен индикатор прогресса и статусная информация. Для отображения данных спроектирована таблица, выводящая формат, </w:t>
       </w:r>
@@ -588,7 +588,7 @@
           <w:rFonts w:ascii="Times New Roman" w:eastAsia="Times New Roman" w:hAnsi="Times New Roman" w:cs="Times New Roman"/>
           <w:sz w:val="24"/>
           <w:szCs w:val="24"/>
-          <w:lang w:val="ru-BY" w:eastAsia="ru-BY"/>
+          <w:lang w:eastAsia="ru-BY"/>
         </w:rPr>
         <w:t>, DPI, глубин</w:t>
       </w:r>
@@ -606,7 +606,7 @@
           <w:rFonts w:ascii="Times New Roman" w:eastAsia="Times New Roman" w:hAnsi="Times New Roman" w:cs="Times New Roman"/>
           <w:sz w:val="24"/>
           <w:szCs w:val="24"/>
-          <w:lang w:val="ru-BY" w:eastAsia="ru-BY"/>
+          <w:lang w:eastAsia="ru-BY"/>
         </w:rPr>
         <w:t xml:space="preserve"> цвета, тип сжатия и дополнительные свойства файла.</w:t>
       </w:r>
@@ -620,7 +620,7 @@
           <w:bCs/>
           <w:sz w:val="27"/>
           <w:szCs w:val="27"/>
-          <w:lang w:val="ru-BY" w:eastAsia="ru-BY"/>
+          <w:lang w:eastAsia="ru-BY"/>
         </w:rPr>
       </w:pPr>
       <w:r>
@@ -630,7 +630,7 @@
           <w:bCs/>
           <w:sz w:val="27"/>
           <w:szCs w:val="27"/>
-          <w:lang w:val="ru-BY" w:eastAsia="ru-BY"/>
+          <w:lang w:eastAsia="ru-BY"/>
         </w:rPr>
         <w:t xml:space="preserve">3. Реализация побайтового </w:t>
       </w:r>
@@ -642,7 +642,7 @@
           <w:bCs/>
           <w:sz w:val="27"/>
           <w:szCs w:val="27"/>
-          <w:lang w:val="ru-BY" w:eastAsia="ru-BY"/>
+          <w:lang w:eastAsia="ru-BY"/>
         </w:rPr>
         <w:t>парсинга</w:t>
       </w:r>
@@ -654,7 +654,7 @@
           <w:bCs/>
           <w:sz w:val="27"/>
           <w:szCs w:val="27"/>
-          <w:lang w:val="ru-BY" w:eastAsia="ru-BY"/>
+          <w:lang w:eastAsia="ru-BY"/>
         </w:rPr>
         <w:t xml:space="preserve"> по форматам</w:t>
       </w:r>
@@ -666,15 +666,15 @@
           <w:rFonts w:ascii="Times New Roman" w:eastAsia="Times New Roman" w:hAnsi="Times New Roman" w:cs="Times New Roman"/>
           <w:sz w:val="24"/>
           <w:szCs w:val="24"/>
-          <w:lang w:val="ru-BY" w:eastAsia="ru-BY"/>
-        </w:rPr>
-      </w:pPr>
-      <w:r>
-        <w:rPr>
-          <w:rFonts w:ascii="Times New Roman" w:eastAsia="Times New Roman" w:hAnsi="Times New Roman" w:cs="Times New Roman"/>
-          <w:sz w:val="24"/>
-          <w:szCs w:val="24"/>
-          <w:lang w:val="ru-BY" w:eastAsia="ru-BY"/>
+          <w:lang w:eastAsia="ru-BY"/>
+        </w:rPr>
+      </w:pPr>
+      <w:r>
+        <w:rPr>
+          <w:rFonts w:ascii="Times New Roman" w:eastAsia="Times New Roman" w:hAnsi="Times New Roman" w:cs="Times New Roman"/>
+          <w:sz w:val="24"/>
+          <w:szCs w:val="24"/>
+          <w:lang w:eastAsia="ru-BY"/>
         </w:rPr>
         <w:t xml:space="preserve">Разработан анализатор байтовых массивов с автоматическим определением формата по первым 2–4 байтам. Реализовано ручное извлечение геометрии, расчет глубины цвета и определение типов сжатия с учетом разряда </w:t>
       </w:r>
@@ -684,7 +684,7 @@
           <w:rFonts w:ascii="Times New Roman" w:eastAsia="Times New Roman" w:hAnsi="Times New Roman" w:cs="Times New Roman"/>
           <w:sz w:val="24"/>
           <w:szCs w:val="24"/>
-          <w:lang w:val="ru-BY" w:eastAsia="ru-BY"/>
+          <w:lang w:eastAsia="ru-BY"/>
         </w:rPr>
         <w:t>индианности</w:t>
       </w:r>
@@ -694,7 +694,7 @@
           <w:rFonts w:ascii="Times New Roman" w:eastAsia="Times New Roman" w:hAnsi="Times New Roman" w:cs="Times New Roman"/>
           <w:sz w:val="24"/>
           <w:szCs w:val="24"/>
-          <w:lang w:val="ru-BY" w:eastAsia="ru-BY"/>
+          <w:lang w:eastAsia="ru-BY"/>
         </w:rPr>
         <w:t xml:space="preserve"> (Big-</w:t>
       </w:r>
@@ -704,7 +704,7 @@
           <w:rFonts w:ascii="Times New Roman" w:eastAsia="Times New Roman" w:hAnsi="Times New Roman" w:cs="Times New Roman"/>
           <w:sz w:val="24"/>
           <w:szCs w:val="24"/>
-          <w:lang w:val="ru-BY" w:eastAsia="ru-BY"/>
+          <w:lang w:eastAsia="ru-BY"/>
         </w:rPr>
         <w:t>Endian</w:t>
       </w:r>
@@ -714,7 +714,7 @@
           <w:rFonts w:ascii="Times New Roman" w:eastAsia="Times New Roman" w:hAnsi="Times New Roman" w:cs="Times New Roman"/>
           <w:sz w:val="24"/>
           <w:szCs w:val="24"/>
-          <w:lang w:val="ru-BY" w:eastAsia="ru-BY"/>
+          <w:lang w:eastAsia="ru-BY"/>
         </w:rPr>
         <w:t xml:space="preserve"> / Little-</w:t>
       </w:r>
@@ -724,7 +724,7 @@
           <w:rFonts w:ascii="Times New Roman" w:eastAsia="Times New Roman" w:hAnsi="Times New Roman" w:cs="Times New Roman"/>
           <w:sz w:val="24"/>
           <w:szCs w:val="24"/>
-          <w:lang w:val="ru-BY" w:eastAsia="ru-BY"/>
+          <w:lang w:eastAsia="ru-BY"/>
         </w:rPr>
         <w:t>Endian</w:t>
       </w:r>
@@ -734,7 +734,7 @@
           <w:rFonts w:ascii="Times New Roman" w:eastAsia="Times New Roman" w:hAnsi="Times New Roman" w:cs="Times New Roman"/>
           <w:sz w:val="24"/>
           <w:szCs w:val="24"/>
-          <w:lang w:val="ru-BY" w:eastAsia="ru-BY"/>
+          <w:lang w:eastAsia="ru-BY"/>
         </w:rPr>
         <w:t>) формата:</w:t>
       </w:r>
@@ -750,17 +750,17 @@
           <w:rFonts w:ascii="Times New Roman" w:eastAsia="Times New Roman" w:hAnsi="Times New Roman" w:cs="Times New Roman"/>
           <w:sz w:val="24"/>
           <w:szCs w:val="24"/>
-          <w:lang w:val="ru-BY" w:eastAsia="ru-BY"/>
-        </w:rPr>
-      </w:pPr>
-      <w:r>
-        <w:rPr>
-          <w:rFonts w:ascii="Times New Roman" w:eastAsia="Times New Roman" w:hAnsi="Times New Roman" w:cs="Times New Roman"/>
-          <w:b/>
-          <w:bCs/>
-          <w:sz w:val="24"/>
-          <w:szCs w:val="24"/>
-          <w:lang w:val="ru-BY" w:eastAsia="ru-BY"/>
+          <w:lang w:eastAsia="ru-BY"/>
+        </w:rPr>
+      </w:pPr>
+      <w:r>
+        <w:rPr>
+          <w:rFonts w:ascii="Times New Roman" w:eastAsia="Times New Roman" w:hAnsi="Times New Roman" w:cs="Times New Roman"/>
+          <w:b/>
+          <w:bCs/>
+          <w:sz w:val="24"/>
+          <w:szCs w:val="24"/>
+          <w:lang w:eastAsia="ru-BY"/>
         </w:rPr>
         <w:t>PNG (Portable Network Graphics)</w:t>
       </w:r>
@@ -776,7 +776,7 @@
           <w:rFonts w:ascii="Times New Roman" w:eastAsia="Times New Roman" w:hAnsi="Times New Roman" w:cs="Times New Roman"/>
           <w:sz w:val="24"/>
           <w:szCs w:val="24"/>
-          <w:lang w:val="ru-BY" w:eastAsia="ru-BY"/>
+          <w:lang w:eastAsia="ru-BY"/>
         </w:rPr>
       </w:pPr>
       <w:r>
@@ -786,7 +786,7 @@
           <w:iCs/>
           <w:sz w:val="24"/>
           <w:szCs w:val="24"/>
-          <w:lang w:val="ru-BY" w:eastAsia="ru-BY"/>
+          <w:lang w:eastAsia="ru-BY"/>
         </w:rPr>
         <w:t>Структура и целостность</w:t>
       </w:r>
@@ -795,7 +795,7 @@
           <w:rFonts w:ascii="Times New Roman" w:eastAsia="Times New Roman" w:hAnsi="Times New Roman" w:cs="Times New Roman"/>
           <w:sz w:val="24"/>
           <w:szCs w:val="24"/>
-          <w:lang w:val="ru-BY" w:eastAsia="ru-BY"/>
+          <w:lang w:eastAsia="ru-BY"/>
         </w:rPr>
         <w:t xml:space="preserve">: сигнатура (байты 0–7), </w:t>
       </w:r>
@@ -805,7 +805,7 @@
           <w:rFonts w:ascii="Times New Roman" w:eastAsia="Times New Roman" w:hAnsi="Times New Roman" w:cs="Times New Roman"/>
           <w:sz w:val="24"/>
           <w:szCs w:val="24"/>
-          <w:lang w:val="ru-BY" w:eastAsia="ru-BY"/>
+          <w:lang w:eastAsia="ru-BY"/>
         </w:rPr>
         <w:t>чанк</w:t>
       </w:r>
@@ -815,7 +815,7 @@
           <w:rFonts w:ascii="Times New Roman" w:eastAsia="Times New Roman" w:hAnsi="Times New Roman" w:cs="Times New Roman"/>
           <w:sz w:val="24"/>
           <w:szCs w:val="24"/>
-          <w:lang w:val="ru-BY" w:eastAsia="ru-BY"/>
+          <w:lang w:eastAsia="ru-BY"/>
         </w:rPr>
         <w:t xml:space="preserve"> IHDR (0x49484452 на позиции 12) и концевой маркер IEND (0x49454E44 в финальных 12 байтах).</w:t>
       </w:r>
@@ -831,7 +831,7 @@
           <w:rFonts w:ascii="Times New Roman" w:eastAsia="Times New Roman" w:hAnsi="Times New Roman" w:cs="Times New Roman"/>
           <w:sz w:val="24"/>
           <w:szCs w:val="24"/>
-          <w:lang w:val="ru-BY" w:eastAsia="ru-BY"/>
+          <w:lang w:eastAsia="ru-BY"/>
         </w:rPr>
       </w:pPr>
       <w:r>
@@ -841,7 +841,7 @@
           <w:iCs/>
           <w:sz w:val="24"/>
           <w:szCs w:val="24"/>
-          <w:lang w:val="ru-BY" w:eastAsia="ru-BY"/>
+          <w:lang w:eastAsia="ru-BY"/>
         </w:rPr>
         <w:t>Математика</w:t>
       </w:r>
@@ -850,7 +850,7 @@
           <w:rFonts w:ascii="Times New Roman" w:eastAsia="Times New Roman" w:hAnsi="Times New Roman" w:cs="Times New Roman"/>
           <w:sz w:val="24"/>
           <w:szCs w:val="24"/>
-          <w:lang w:val="ru-BY" w:eastAsia="ru-BY"/>
+          <w:lang w:eastAsia="ru-BY"/>
         </w:rPr>
         <w:t xml:space="preserve">: ширина и высота — 32-битные целые (байты 16–23). Глубина цвета вычисляется умножением битовой глубины канала (байт 24) на число каналов по типу цвета (RGB — </w:t>
       </w:r>
@@ -868,7 +868,7 @@
           <w:rFonts w:ascii="Times New Roman" w:eastAsia="Times New Roman" w:hAnsi="Times New Roman" w:cs="Times New Roman"/>
           <w:sz w:val="24"/>
           <w:szCs w:val="24"/>
-          <w:lang w:val="ru-BY" w:eastAsia="ru-BY"/>
+          <w:lang w:eastAsia="ru-BY"/>
         </w:rPr>
         <w:t xml:space="preserve"> RGBA —</w:t>
       </w:r>
@@ -886,7 +886,7 @@
           <w:rFonts w:ascii="Times New Roman" w:eastAsia="Times New Roman" w:hAnsi="Times New Roman" w:cs="Times New Roman"/>
           <w:sz w:val="24"/>
           <w:szCs w:val="24"/>
-          <w:lang w:val="ru-BY" w:eastAsia="ru-BY"/>
+          <w:lang w:eastAsia="ru-BY"/>
         </w:rPr>
         <w:t>).</w:t>
       </w:r>
@@ -902,7 +902,7 @@
           <w:rFonts w:ascii="Times New Roman" w:eastAsia="Times New Roman" w:hAnsi="Times New Roman" w:cs="Times New Roman"/>
           <w:sz w:val="24"/>
           <w:szCs w:val="24"/>
-          <w:lang w:val="ru-BY" w:eastAsia="ru-BY"/>
+          <w:lang w:eastAsia="ru-BY"/>
         </w:rPr>
       </w:pPr>
       <w:r>
@@ -912,7 +912,7 @@
           <w:iCs/>
           <w:sz w:val="24"/>
           <w:szCs w:val="24"/>
-          <w:lang w:val="ru-BY" w:eastAsia="ru-BY"/>
+          <w:lang w:eastAsia="ru-BY"/>
         </w:rPr>
         <w:t>Сжатие</w:t>
       </w:r>
@@ -921,7 +921,7 @@
           <w:rFonts w:ascii="Times New Roman" w:eastAsia="Times New Roman" w:hAnsi="Times New Roman" w:cs="Times New Roman"/>
           <w:sz w:val="24"/>
           <w:szCs w:val="24"/>
-          <w:lang w:val="ru-BY" w:eastAsia="ru-BY"/>
+          <w:lang w:eastAsia="ru-BY"/>
         </w:rPr>
         <w:t xml:space="preserve">: </w:t>
       </w:r>
@@ -931,7 +931,7 @@
           <w:rFonts w:ascii="Times New Roman" w:eastAsia="Times New Roman" w:hAnsi="Times New Roman" w:cs="Times New Roman"/>
           <w:sz w:val="24"/>
           <w:szCs w:val="24"/>
-          <w:lang w:val="ru-BY" w:eastAsia="ru-BY"/>
+          <w:lang w:eastAsia="ru-BY"/>
         </w:rPr>
         <w:t>Deflate</w:t>
       </w:r>
@@ -941,7 +941,7 @@
           <w:rFonts w:ascii="Times New Roman" w:eastAsia="Times New Roman" w:hAnsi="Times New Roman" w:cs="Times New Roman"/>
           <w:sz w:val="24"/>
           <w:szCs w:val="24"/>
-          <w:lang w:val="ru-BY" w:eastAsia="ru-BY"/>
+          <w:lang w:eastAsia="ru-BY"/>
         </w:rPr>
         <w:t xml:space="preserve"> (без потерь); определяется строковым значением после валидации IHDR. Со смещения 26 считывается тип адаптивной фильтрации строк.</w:t>
       </w:r>
@@ -957,17 +957,17 @@
           <w:rFonts w:ascii="Times New Roman" w:eastAsia="Times New Roman" w:hAnsi="Times New Roman" w:cs="Times New Roman"/>
           <w:sz w:val="24"/>
           <w:szCs w:val="24"/>
-          <w:lang w:val="ru-BY" w:eastAsia="ru-BY"/>
-        </w:rPr>
-      </w:pPr>
-      <w:r>
-        <w:rPr>
-          <w:rFonts w:ascii="Times New Roman" w:eastAsia="Times New Roman" w:hAnsi="Times New Roman" w:cs="Times New Roman"/>
-          <w:b/>
-          <w:bCs/>
-          <w:sz w:val="24"/>
-          <w:szCs w:val="24"/>
-          <w:lang w:val="ru-BY" w:eastAsia="ru-BY"/>
+          <w:lang w:eastAsia="ru-BY"/>
+        </w:rPr>
+      </w:pPr>
+      <w:r>
+        <w:rPr>
+          <w:rFonts w:ascii="Times New Roman" w:eastAsia="Times New Roman" w:hAnsi="Times New Roman" w:cs="Times New Roman"/>
+          <w:b/>
+          <w:bCs/>
+          <w:sz w:val="24"/>
+          <w:szCs w:val="24"/>
+          <w:lang w:eastAsia="ru-BY"/>
         </w:rPr>
         <w:t>BMP (</w:t>
       </w:r>
@@ -979,7 +979,7 @@
           <w:bCs/>
           <w:sz w:val="24"/>
           <w:szCs w:val="24"/>
-          <w:lang w:val="ru-BY" w:eastAsia="ru-BY"/>
+          <w:lang w:eastAsia="ru-BY"/>
         </w:rPr>
         <w:t>Bitmap</w:t>
       </w:r>
@@ -991,7 +991,7 @@
           <w:bCs/>
           <w:sz w:val="24"/>
           <w:szCs w:val="24"/>
-          <w:lang w:val="ru-BY" w:eastAsia="ru-BY"/>
+          <w:lang w:eastAsia="ru-BY"/>
         </w:rPr>
         <w:t xml:space="preserve"> Image File)</w:t>
       </w:r>
@@ -1007,7 +1007,7 @@
           <w:rFonts w:ascii="Times New Roman" w:eastAsia="Times New Roman" w:hAnsi="Times New Roman" w:cs="Times New Roman"/>
           <w:sz w:val="24"/>
           <w:szCs w:val="24"/>
-          <w:lang w:val="ru-BY" w:eastAsia="ru-BY"/>
+          <w:lang w:eastAsia="ru-BY"/>
         </w:rPr>
       </w:pPr>
       <w:r>
@@ -1017,7 +1017,7 @@
           <w:iCs/>
           <w:sz w:val="24"/>
           <w:szCs w:val="24"/>
-          <w:lang w:val="ru-BY" w:eastAsia="ru-BY"/>
+          <w:lang w:eastAsia="ru-BY"/>
         </w:rPr>
         <w:lastRenderedPageBreak/>
         <w:t>Структура</w:t>
@@ -1027,7 +1027,7 @@
           <w:rFonts w:ascii="Times New Roman" w:eastAsia="Times New Roman" w:hAnsi="Times New Roman" w:cs="Times New Roman"/>
           <w:sz w:val="24"/>
           <w:szCs w:val="24"/>
-          <w:lang w:val="ru-BY" w:eastAsia="ru-BY"/>
+          <w:lang w:eastAsia="ru-BY"/>
         </w:rPr>
         <w:t>: сигнатура 0x42 0x4D ('BM') и заголовок BITMAPINFOHEADER (со смещения 14).</w:t>
       </w:r>
@@ -1043,7 +1043,7 @@
           <w:rFonts w:ascii="Times New Roman" w:eastAsia="Times New Roman" w:hAnsi="Times New Roman" w:cs="Times New Roman"/>
           <w:sz w:val="24"/>
           <w:szCs w:val="24"/>
-          <w:lang w:val="ru-BY" w:eastAsia="ru-BY"/>
+          <w:lang w:eastAsia="ru-BY"/>
         </w:rPr>
       </w:pPr>
       <w:r>
@@ -1053,7 +1053,7 @@
           <w:iCs/>
           <w:sz w:val="24"/>
           <w:szCs w:val="24"/>
-          <w:lang w:val="ru-BY" w:eastAsia="ru-BY"/>
+          <w:lang w:eastAsia="ru-BY"/>
         </w:rPr>
         <w:t>Математика</w:t>
       </w:r>
@@ -1062,7 +1062,7 @@
           <w:rFonts w:ascii="Times New Roman" w:eastAsia="Times New Roman" w:hAnsi="Times New Roman" w:cs="Times New Roman"/>
           <w:sz w:val="24"/>
           <w:szCs w:val="24"/>
-          <w:lang w:val="ru-BY" w:eastAsia="ru-BY"/>
+          <w:lang w:eastAsia="ru-BY"/>
         </w:rPr>
         <w:t>: ширина и высота — 32-битные числа (Little-</w:t>
       </w:r>
@@ -1072,7 +1072,7 @@
           <w:rFonts w:ascii="Times New Roman" w:eastAsia="Times New Roman" w:hAnsi="Times New Roman" w:cs="Times New Roman"/>
           <w:sz w:val="24"/>
           <w:szCs w:val="24"/>
-          <w:lang w:val="ru-BY" w:eastAsia="ru-BY"/>
+          <w:lang w:eastAsia="ru-BY"/>
         </w:rPr>
         <w:t>Endian</w:t>
       </w:r>
@@ -1082,7 +1082,7 @@
           <w:rFonts w:ascii="Times New Roman" w:eastAsia="Times New Roman" w:hAnsi="Times New Roman" w:cs="Times New Roman"/>
           <w:sz w:val="24"/>
           <w:szCs w:val="24"/>
-          <w:lang w:val="ru-BY" w:eastAsia="ru-BY"/>
+          <w:lang w:eastAsia="ru-BY"/>
         </w:rPr>
         <w:t xml:space="preserve">, байты 18–25). Высота берется по модулю для исключения инверсии строк. DPI рассчитывается умножением пикселей на метр (байты 38–41) на 0.0254. При глубине </w:t>
       </w:r>
@@ -1092,7 +1092,7 @@
             <w:rFonts w:ascii="Cambria Math" w:eastAsia="Times New Roman" w:hAnsi="Cambria Math" w:cs="Times New Roman"/>
             <w:sz w:val="24"/>
             <w:szCs w:val="24"/>
-            <w:lang w:val="ru-BY" w:eastAsia="ru-BY"/>
+            <w:lang w:eastAsia="ru-BY"/>
           </w:rPr>
           <m:t>≤8</m:t>
         </m:r>
@@ -1111,7 +1111,7 @@
           <w:rFonts w:ascii="Times New Roman" w:eastAsia="Times New Roman" w:hAnsi="Times New Roman" w:cs="Times New Roman"/>
           <w:sz w:val="24"/>
           <w:szCs w:val="24"/>
-          <w:lang w:val="ru-BY" w:eastAsia="ru-BY"/>
+          <w:lang w:eastAsia="ru-BY"/>
         </w:rPr>
         <w:t xml:space="preserve">бит палитра рассчитывается как </w:t>
       </w:r>
@@ -1124,7 +1124,7 @@
                 <w:i/>
                 <w:sz w:val="24"/>
                 <w:szCs w:val="24"/>
-                <w:lang w:val="ru-BY" w:eastAsia="ru-BY"/>
+                <w:lang w:eastAsia="ru-BY"/>
               </w:rPr>
             </m:ctrlPr>
           </m:sSupPr>
@@ -1134,7 +1134,7 @@
                 <w:rFonts w:ascii="Cambria Math" w:eastAsia="Times New Roman" w:hAnsi="Cambria Math" w:cs="Times New Roman"/>
                 <w:sz w:val="24"/>
                 <w:szCs w:val="24"/>
-                <w:lang w:val="ru-BY" w:eastAsia="ru-BY"/>
+                <w:lang w:eastAsia="ru-BY"/>
               </w:rPr>
               <m:t>2</m:t>
             </m:r>
@@ -1145,7 +1145,7 @@
                 <w:rFonts w:ascii="Cambria Math" w:eastAsia="Times New Roman" w:hAnsi="Cambria Math" w:cs="Times New Roman"/>
                 <w:sz w:val="24"/>
                 <w:szCs w:val="24"/>
-                <w:lang w:val="ru-BY" w:eastAsia="ru-BY"/>
+                <w:lang w:eastAsia="ru-BY"/>
               </w:rPr>
               <m:t>глубина</m:t>
             </m:r>
@@ -1157,7 +1157,7 @@
           <w:rFonts w:ascii="Times New Roman" w:eastAsia="Times New Roman" w:hAnsi="Times New Roman" w:cs="Times New Roman"/>
           <w:sz w:val="24"/>
           <w:szCs w:val="24"/>
-          <w:lang w:val="ru-BY" w:eastAsia="ru-BY"/>
+          <w:lang w:eastAsia="ru-BY"/>
         </w:rPr>
         <w:t xml:space="preserve"> (если </w:t>
       </w:r>
@@ -1167,7 +1167,7 @@
           <w:rFonts w:ascii="Times New Roman" w:eastAsia="Times New Roman" w:hAnsi="Times New Roman" w:cs="Times New Roman"/>
           <w:sz w:val="24"/>
           <w:szCs w:val="24"/>
-          <w:lang w:val="ru-BY" w:eastAsia="ru-BY"/>
+          <w:lang w:eastAsia="ru-BY"/>
         </w:rPr>
         <w:t>biClrUsed</w:t>
       </w:r>
@@ -1177,7 +1177,7 @@
           <w:rFonts w:ascii="Times New Roman" w:eastAsia="Times New Roman" w:hAnsi="Times New Roman" w:cs="Times New Roman"/>
           <w:sz w:val="24"/>
           <w:szCs w:val="24"/>
-          <w:lang w:val="ru-BY" w:eastAsia="ru-BY"/>
+          <w:lang w:eastAsia="ru-BY"/>
         </w:rPr>
         <w:t xml:space="preserve"> равен 0).</w:t>
       </w:r>
@@ -1193,7 +1193,7 @@
           <w:rFonts w:ascii="Times New Roman" w:eastAsia="Times New Roman" w:hAnsi="Times New Roman" w:cs="Times New Roman"/>
           <w:sz w:val="24"/>
           <w:szCs w:val="24"/>
-          <w:lang w:val="ru-BY" w:eastAsia="ru-BY"/>
+          <w:lang w:eastAsia="ru-BY"/>
         </w:rPr>
       </w:pPr>
       <w:r>
@@ -1203,7 +1203,7 @@
           <w:iCs/>
           <w:sz w:val="24"/>
           <w:szCs w:val="24"/>
-          <w:lang w:val="ru-BY" w:eastAsia="ru-BY"/>
+          <w:lang w:eastAsia="ru-BY"/>
         </w:rPr>
         <w:t>Сжатие</w:t>
       </w:r>
@@ -1212,7 +1212,7 @@
           <w:rFonts w:ascii="Times New Roman" w:eastAsia="Times New Roman" w:hAnsi="Times New Roman" w:cs="Times New Roman"/>
           <w:sz w:val="24"/>
           <w:szCs w:val="24"/>
-          <w:lang w:val="ru-BY" w:eastAsia="ru-BY"/>
+          <w:lang w:eastAsia="ru-BY"/>
         </w:rPr>
         <w:t>: определяется чтением readUInt32() по смещению 30 (BI_RGB — 0, BI_RLE8 — 1, BI_RLE4 — 2, BI_BITFIELDS — 3).</w:t>
       </w:r>
@@ -1228,17 +1228,17 @@
           <w:rFonts w:ascii="Times New Roman" w:eastAsia="Times New Roman" w:hAnsi="Times New Roman" w:cs="Times New Roman"/>
           <w:sz w:val="24"/>
           <w:szCs w:val="24"/>
-          <w:lang w:val="ru-BY" w:eastAsia="ru-BY"/>
-        </w:rPr>
-      </w:pPr>
-      <w:r>
-        <w:rPr>
-          <w:rFonts w:ascii="Times New Roman" w:eastAsia="Times New Roman" w:hAnsi="Times New Roman" w:cs="Times New Roman"/>
-          <w:b/>
-          <w:bCs/>
-          <w:sz w:val="24"/>
-          <w:szCs w:val="24"/>
-          <w:lang w:val="ru-BY" w:eastAsia="ru-BY"/>
+          <w:lang w:eastAsia="ru-BY"/>
+        </w:rPr>
+      </w:pPr>
+      <w:r>
+        <w:rPr>
+          <w:rFonts w:ascii="Times New Roman" w:eastAsia="Times New Roman" w:hAnsi="Times New Roman" w:cs="Times New Roman"/>
+          <w:b/>
+          <w:bCs/>
+          <w:sz w:val="24"/>
+          <w:szCs w:val="24"/>
+          <w:lang w:eastAsia="ru-BY"/>
         </w:rPr>
         <w:t xml:space="preserve">JPEG (Joint </w:t>
       </w:r>
@@ -1250,7 +1250,7 @@
           <w:bCs/>
           <w:sz w:val="24"/>
           <w:szCs w:val="24"/>
-          <w:lang w:val="ru-BY" w:eastAsia="ru-BY"/>
+          <w:lang w:eastAsia="ru-BY"/>
         </w:rPr>
         <w:t>Photographic</w:t>
       </w:r>
@@ -1262,7 +1262,7 @@
           <w:bCs/>
           <w:sz w:val="24"/>
           <w:szCs w:val="24"/>
-          <w:lang w:val="ru-BY" w:eastAsia="ru-BY"/>
+          <w:lang w:eastAsia="ru-BY"/>
         </w:rPr>
         <w:t xml:space="preserve"> </w:t>
       </w:r>
@@ -1274,7 +1274,7 @@
           <w:bCs/>
           <w:sz w:val="24"/>
           <w:szCs w:val="24"/>
-          <w:lang w:val="ru-BY" w:eastAsia="ru-BY"/>
+          <w:lang w:eastAsia="ru-BY"/>
         </w:rPr>
         <w:t>Experts</w:t>
       </w:r>
@@ -1286,7 +1286,7 @@
           <w:bCs/>
           <w:sz w:val="24"/>
           <w:szCs w:val="24"/>
-          <w:lang w:val="ru-BY" w:eastAsia="ru-BY"/>
+          <w:lang w:eastAsia="ru-BY"/>
         </w:rPr>
         <w:t xml:space="preserve"> Group)</w:t>
       </w:r>
@@ -1302,7 +1302,7 @@
           <w:rFonts w:ascii="Times New Roman" w:eastAsia="Times New Roman" w:hAnsi="Times New Roman" w:cs="Times New Roman"/>
           <w:sz w:val="24"/>
           <w:szCs w:val="24"/>
-          <w:lang w:val="ru-BY" w:eastAsia="ru-BY"/>
+          <w:lang w:eastAsia="ru-BY"/>
         </w:rPr>
       </w:pPr>
       <w:r>
@@ -1312,7 +1312,7 @@
           <w:iCs/>
           <w:sz w:val="24"/>
           <w:szCs w:val="24"/>
-          <w:lang w:val="ru-BY" w:eastAsia="ru-BY"/>
+          <w:lang w:eastAsia="ru-BY"/>
         </w:rPr>
         <w:t>Структура и целостность</w:t>
       </w:r>
@@ -1321,7 +1321,7 @@
           <w:rFonts w:ascii="Times New Roman" w:eastAsia="Times New Roman" w:hAnsi="Times New Roman" w:cs="Times New Roman"/>
           <w:sz w:val="24"/>
           <w:szCs w:val="24"/>
-          <w:lang w:val="ru-BY" w:eastAsia="ru-BY"/>
+          <w:lang w:eastAsia="ru-BY"/>
         </w:rPr>
         <w:t>: маркер начала SOI (0xFF 0xD8), циклический обход блоков по их длине с пропуском избыточных сегментов, и маркер конца EOI (0xFF 0xD9 в двух последних байтах).</w:t>
       </w:r>
@@ -1337,7 +1337,7 @@
           <w:rFonts w:ascii="Times New Roman" w:eastAsia="Times New Roman" w:hAnsi="Times New Roman" w:cs="Times New Roman"/>
           <w:sz w:val="24"/>
           <w:szCs w:val="24"/>
-          <w:lang w:val="ru-BY" w:eastAsia="ru-BY"/>
+          <w:lang w:eastAsia="ru-BY"/>
         </w:rPr>
       </w:pPr>
       <w:r>
@@ -1347,7 +1347,7 @@
           <w:iCs/>
           <w:sz w:val="24"/>
           <w:szCs w:val="24"/>
-          <w:lang w:val="ru-BY" w:eastAsia="ru-BY"/>
+          <w:lang w:eastAsia="ru-BY"/>
         </w:rPr>
         <w:t>Математика</w:t>
       </w:r>
@@ -1356,7 +1356,7 @@
           <w:rFonts w:ascii="Times New Roman" w:eastAsia="Times New Roman" w:hAnsi="Times New Roman" w:cs="Times New Roman"/>
           <w:sz w:val="24"/>
           <w:szCs w:val="24"/>
-          <w:lang w:val="ru-BY" w:eastAsia="ru-BY"/>
+          <w:lang w:eastAsia="ru-BY"/>
         </w:rPr>
         <w:t>: из маркеров кадра SOF0–SOF2 извлекаются высота (смещение + 5) и ширина (смещение + 7). Глубина цвета равна произведению точности (смещение + 4) на количество компонентов (смещение + 9).</w:t>
       </w:r>
@@ -1372,7 +1372,7 @@
           <w:rFonts w:ascii="Times New Roman" w:eastAsia="Times New Roman" w:hAnsi="Times New Roman" w:cs="Times New Roman"/>
           <w:sz w:val="24"/>
           <w:szCs w:val="24"/>
-          <w:lang w:val="ru-BY" w:eastAsia="ru-BY"/>
+          <w:lang w:eastAsia="ru-BY"/>
         </w:rPr>
       </w:pPr>
       <w:r>
@@ -1382,7 +1382,7 @@
           <w:iCs/>
           <w:sz w:val="24"/>
           <w:szCs w:val="24"/>
-          <w:lang w:val="ru-BY" w:eastAsia="ru-BY"/>
+          <w:lang w:eastAsia="ru-BY"/>
         </w:rPr>
         <w:t>Сжатие</w:t>
       </w:r>
@@ -1391,7 +1391,7 @@
           <w:rFonts w:ascii="Times New Roman" w:eastAsia="Times New Roman" w:hAnsi="Times New Roman" w:cs="Times New Roman"/>
           <w:sz w:val="24"/>
           <w:szCs w:val="24"/>
-          <w:lang w:val="ru-BY" w:eastAsia="ru-BY"/>
+          <w:lang w:eastAsia="ru-BY"/>
         </w:rPr>
         <w:t>: JPEG на основе DCT (с потерями); определяется наличием маркеров SOF и таблиц квантования DQT (0xDB).</w:t>
       </w:r>
@@ -1407,17 +1407,17 @@
           <w:rFonts w:ascii="Times New Roman" w:eastAsia="Times New Roman" w:hAnsi="Times New Roman" w:cs="Times New Roman"/>
           <w:sz w:val="24"/>
           <w:szCs w:val="24"/>
-          <w:lang w:val="ru-BY" w:eastAsia="ru-BY"/>
-        </w:rPr>
-      </w:pPr>
-      <w:r>
-        <w:rPr>
-          <w:rFonts w:ascii="Times New Roman" w:eastAsia="Times New Roman" w:hAnsi="Times New Roman" w:cs="Times New Roman"/>
-          <w:b/>
-          <w:bCs/>
-          <w:sz w:val="24"/>
-          <w:szCs w:val="24"/>
-          <w:lang w:val="ru-BY" w:eastAsia="ru-BY"/>
+          <w:lang w:eastAsia="ru-BY"/>
+        </w:rPr>
+      </w:pPr>
+      <w:r>
+        <w:rPr>
+          <w:rFonts w:ascii="Times New Roman" w:eastAsia="Times New Roman" w:hAnsi="Times New Roman" w:cs="Times New Roman"/>
+          <w:b/>
+          <w:bCs/>
+          <w:sz w:val="24"/>
+          <w:szCs w:val="24"/>
+          <w:lang w:eastAsia="ru-BY"/>
         </w:rPr>
         <w:t xml:space="preserve">GIF (Graphics </w:t>
       </w:r>
@@ -1429,7 +1429,7 @@
           <w:bCs/>
           <w:sz w:val="24"/>
           <w:szCs w:val="24"/>
-          <w:lang w:val="ru-BY" w:eastAsia="ru-BY"/>
+          <w:lang w:eastAsia="ru-BY"/>
         </w:rPr>
         <w:t>Interchange</w:t>
       </w:r>
@@ -1441,7 +1441,7 @@
           <w:bCs/>
           <w:sz w:val="24"/>
           <w:szCs w:val="24"/>
-          <w:lang w:val="ru-BY" w:eastAsia="ru-BY"/>
+          <w:lang w:eastAsia="ru-BY"/>
         </w:rPr>
         <w:t xml:space="preserve"> Format)</w:t>
       </w:r>
@@ -1457,7 +1457,7 @@
           <w:rFonts w:ascii="Times New Roman" w:eastAsia="Times New Roman" w:hAnsi="Times New Roman" w:cs="Times New Roman"/>
           <w:sz w:val="24"/>
           <w:szCs w:val="24"/>
-          <w:lang w:val="ru-BY" w:eastAsia="ru-BY"/>
+          <w:lang w:eastAsia="ru-BY"/>
         </w:rPr>
       </w:pPr>
       <w:r>
@@ -1467,7 +1467,7 @@
           <w:iCs/>
           <w:sz w:val="24"/>
           <w:szCs w:val="24"/>
-          <w:lang w:val="ru-BY" w:eastAsia="ru-BY"/>
+          <w:lang w:eastAsia="ru-BY"/>
         </w:rPr>
         <w:t>Структура и целостность</w:t>
       </w:r>
@@ -1476,7 +1476,7 @@
           <w:rFonts w:ascii="Times New Roman" w:eastAsia="Times New Roman" w:hAnsi="Times New Roman" w:cs="Times New Roman"/>
           <w:sz w:val="24"/>
           <w:szCs w:val="24"/>
-          <w:lang w:val="ru-BY" w:eastAsia="ru-BY"/>
+          <w:lang w:eastAsia="ru-BY"/>
         </w:rPr>
         <w:t>: текстовая сигнатура (GIF87a/GIF89a в байтах 0–5) и байт-терминатор 0x3B на конце файла.</w:t>
       </w:r>
@@ -1492,7 +1492,7 @@
           <w:rFonts w:ascii="Times New Roman" w:eastAsia="Times New Roman" w:hAnsi="Times New Roman" w:cs="Times New Roman"/>
           <w:sz w:val="24"/>
           <w:szCs w:val="24"/>
-          <w:lang w:val="ru-BY" w:eastAsia="ru-BY"/>
+          <w:lang w:eastAsia="ru-BY"/>
         </w:rPr>
       </w:pPr>
       <w:r>
@@ -1502,7 +1502,7 @@
           <w:iCs/>
           <w:sz w:val="24"/>
           <w:szCs w:val="24"/>
-          <w:lang w:val="ru-BY" w:eastAsia="ru-BY"/>
+          <w:lang w:eastAsia="ru-BY"/>
         </w:rPr>
         <w:t>Математика</w:t>
       </w:r>
@@ -1511,7 +1511,7 @@
           <w:rFonts w:ascii="Times New Roman" w:eastAsia="Times New Roman" w:hAnsi="Times New Roman" w:cs="Times New Roman"/>
           <w:sz w:val="24"/>
           <w:szCs w:val="24"/>
-          <w:lang w:val="ru-BY" w:eastAsia="ru-BY"/>
+          <w:lang w:eastAsia="ru-BY"/>
         </w:rPr>
         <w:t>: ширина и высота — 16-битные целые в Little-</w:t>
       </w:r>
@@ -1521,7 +1521,7 @@
           <w:rFonts w:ascii="Times New Roman" w:eastAsia="Times New Roman" w:hAnsi="Times New Roman" w:cs="Times New Roman"/>
           <w:sz w:val="24"/>
           <w:szCs w:val="24"/>
-          <w:lang w:val="ru-BY" w:eastAsia="ru-BY"/>
+          <w:lang w:eastAsia="ru-BY"/>
         </w:rPr>
         <w:t>Endian</w:t>
       </w:r>
@@ -1531,7 +1531,7 @@
           <w:rFonts w:ascii="Times New Roman" w:eastAsia="Times New Roman" w:hAnsi="Times New Roman" w:cs="Times New Roman"/>
           <w:sz w:val="24"/>
           <w:szCs w:val="24"/>
-          <w:lang w:val="ru-BY" w:eastAsia="ru-BY"/>
+          <w:lang w:eastAsia="ru-BY"/>
         </w:rPr>
         <w:t xml:space="preserve"> (байты 6–9). Из упакованного байта 10 вычисляется глубина цвета, флаг глобальной таблицы и размер палитры.</w:t>
       </w:r>
@@ -1547,7 +1547,7 @@
           <w:rFonts w:ascii="Times New Roman" w:eastAsia="Times New Roman" w:hAnsi="Times New Roman" w:cs="Times New Roman"/>
           <w:sz w:val="24"/>
           <w:szCs w:val="24"/>
-          <w:lang w:val="ru-BY" w:eastAsia="ru-BY"/>
+          <w:lang w:eastAsia="ru-BY"/>
         </w:rPr>
       </w:pPr>
       <w:r>
@@ -1557,7 +1557,7 @@
           <w:iCs/>
           <w:sz w:val="24"/>
           <w:szCs w:val="24"/>
-          <w:lang w:val="ru-BY" w:eastAsia="ru-BY"/>
+          <w:lang w:eastAsia="ru-BY"/>
         </w:rPr>
         <w:t>Сжатие</w:t>
       </w:r>
@@ -1566,7 +1566,7 @@
           <w:rFonts w:ascii="Times New Roman" w:eastAsia="Times New Roman" w:hAnsi="Times New Roman" w:cs="Times New Roman"/>
           <w:sz w:val="24"/>
           <w:szCs w:val="24"/>
-          <w:lang w:val="ru-BY" w:eastAsia="ru-BY"/>
+          <w:lang w:eastAsia="ru-BY"/>
         </w:rPr>
         <w:t>: LZW (без потерь); гарантируется жесткой спецификацией формата после валидации сигнатуры.</w:t>
       </w:r>
@@ -1582,17 +1582,17 @@
           <w:rFonts w:ascii="Times New Roman" w:eastAsia="Times New Roman" w:hAnsi="Times New Roman" w:cs="Times New Roman"/>
           <w:sz w:val="24"/>
           <w:szCs w:val="24"/>
-          <w:lang w:val="ru-BY" w:eastAsia="ru-BY"/>
-        </w:rPr>
-      </w:pPr>
-      <w:r>
-        <w:rPr>
-          <w:rFonts w:ascii="Times New Roman" w:eastAsia="Times New Roman" w:hAnsi="Times New Roman" w:cs="Times New Roman"/>
-          <w:b/>
-          <w:bCs/>
-          <w:sz w:val="24"/>
-          <w:szCs w:val="24"/>
-          <w:lang w:val="ru-BY" w:eastAsia="ru-BY"/>
+          <w:lang w:eastAsia="ru-BY"/>
+        </w:rPr>
+      </w:pPr>
+      <w:r>
+        <w:rPr>
+          <w:rFonts w:ascii="Times New Roman" w:eastAsia="Times New Roman" w:hAnsi="Times New Roman" w:cs="Times New Roman"/>
+          <w:b/>
+          <w:bCs/>
+          <w:sz w:val="24"/>
+          <w:szCs w:val="24"/>
+          <w:lang w:eastAsia="ru-BY"/>
         </w:rPr>
         <w:t>TIFF (</w:t>
       </w:r>
@@ -1604,7 +1604,7 @@
           <w:bCs/>
           <w:sz w:val="24"/>
           <w:szCs w:val="24"/>
-          <w:lang w:val="ru-BY" w:eastAsia="ru-BY"/>
+          <w:lang w:eastAsia="ru-BY"/>
         </w:rPr>
         <w:t>Tagged</w:t>
       </w:r>
@@ -1616,7 +1616,7 @@
           <w:bCs/>
           <w:sz w:val="24"/>
           <w:szCs w:val="24"/>
-          <w:lang w:val="ru-BY" w:eastAsia="ru-BY"/>
+          <w:lang w:eastAsia="ru-BY"/>
         </w:rPr>
         <w:t xml:space="preserve"> Image File Format)</w:t>
       </w:r>
@@ -1632,7 +1632,7 @@
           <w:rFonts w:ascii="Times New Roman" w:eastAsia="Times New Roman" w:hAnsi="Times New Roman" w:cs="Times New Roman"/>
           <w:sz w:val="24"/>
           <w:szCs w:val="24"/>
-          <w:lang w:val="ru-BY" w:eastAsia="ru-BY"/>
+          <w:lang w:eastAsia="ru-BY"/>
         </w:rPr>
       </w:pPr>
       <w:r>
@@ -1642,7 +1642,7 @@
           <w:iCs/>
           <w:sz w:val="24"/>
           <w:szCs w:val="24"/>
-          <w:lang w:val="ru-BY" w:eastAsia="ru-BY"/>
+          <w:lang w:eastAsia="ru-BY"/>
         </w:rPr>
         <w:t>Структура</w:t>
       </w:r>
@@ -1651,7 +1651,7 @@
           <w:rFonts w:ascii="Times New Roman" w:eastAsia="Times New Roman" w:hAnsi="Times New Roman" w:cs="Times New Roman"/>
           <w:sz w:val="24"/>
           <w:szCs w:val="24"/>
-          <w:lang w:val="ru-BY" w:eastAsia="ru-BY"/>
+          <w:lang w:eastAsia="ru-BY"/>
         </w:rPr>
         <w:t>: определение порядка байт по первым двум символам (II — Little-</w:t>
       </w:r>
@@ -1661,7 +1661,7 @@
           <w:rFonts w:ascii="Times New Roman" w:eastAsia="Times New Roman" w:hAnsi="Times New Roman" w:cs="Times New Roman"/>
           <w:sz w:val="24"/>
           <w:szCs w:val="24"/>
-          <w:lang w:val="ru-BY" w:eastAsia="ru-BY"/>
+          <w:lang w:eastAsia="ru-BY"/>
         </w:rPr>
         <w:t>Endian</w:t>
       </w:r>
@@ -1671,7 +1671,7 @@
           <w:rFonts w:ascii="Times New Roman" w:eastAsia="Times New Roman" w:hAnsi="Times New Roman" w:cs="Times New Roman"/>
           <w:sz w:val="24"/>
           <w:szCs w:val="24"/>
-          <w:lang w:val="ru-BY" w:eastAsia="ru-BY"/>
+          <w:lang w:eastAsia="ru-BY"/>
         </w:rPr>
         <w:t>, MM — Big-</w:t>
       </w:r>
@@ -1681,7 +1681,7 @@
           <w:rFonts w:ascii="Times New Roman" w:eastAsia="Times New Roman" w:hAnsi="Times New Roman" w:cs="Times New Roman"/>
           <w:sz w:val="24"/>
           <w:szCs w:val="24"/>
-          <w:lang w:val="ru-BY" w:eastAsia="ru-BY"/>
+          <w:lang w:eastAsia="ru-BY"/>
         </w:rPr>
         <w:t>Endian</w:t>
       </w:r>
@@ -1691,7 +1691,7 @@
           <w:rFonts w:ascii="Times New Roman" w:eastAsia="Times New Roman" w:hAnsi="Times New Roman" w:cs="Times New Roman"/>
           <w:sz w:val="24"/>
           <w:szCs w:val="24"/>
-          <w:lang w:val="ru-BY" w:eastAsia="ru-BY"/>
+          <w:lang w:eastAsia="ru-BY"/>
         </w:rPr>
         <w:t>). Переход по адресу директории тегов IFD (байты 4–7).</w:t>
       </w:r>
@@ -1707,7 +1707,7 @@
           <w:rFonts w:ascii="Times New Roman" w:eastAsia="Times New Roman" w:hAnsi="Times New Roman" w:cs="Times New Roman"/>
           <w:sz w:val="24"/>
           <w:szCs w:val="24"/>
-          <w:lang w:val="ru-BY" w:eastAsia="ru-BY"/>
+          <w:lang w:eastAsia="ru-BY"/>
         </w:rPr>
       </w:pPr>
       <w:r>
@@ -1717,7 +1717,7 @@
           <w:iCs/>
           <w:sz w:val="24"/>
           <w:szCs w:val="24"/>
-          <w:lang w:val="ru-BY" w:eastAsia="ru-BY"/>
+          <w:lang w:eastAsia="ru-BY"/>
         </w:rPr>
         <w:t>Математика</w:t>
       </w:r>
@@ -1726,7 +1726,7 @@
           <w:rFonts w:ascii="Times New Roman" w:eastAsia="Times New Roman" w:hAnsi="Times New Roman" w:cs="Times New Roman"/>
           <w:sz w:val="24"/>
           <w:szCs w:val="24"/>
-          <w:lang w:val="ru-BY" w:eastAsia="ru-BY"/>
+          <w:lang w:eastAsia="ru-BY"/>
         </w:rPr>
         <w:t xml:space="preserve">: побайтовый перебор 12-байтовых блоков IFD для извлечения параметров по тегам: </w:t>
       </w:r>
@@ -1736,7 +1736,7 @@
           <w:rFonts w:ascii="Times New Roman" w:eastAsia="Times New Roman" w:hAnsi="Times New Roman" w:cs="Times New Roman"/>
           <w:sz w:val="24"/>
           <w:szCs w:val="24"/>
-          <w:lang w:val="ru-BY" w:eastAsia="ru-BY"/>
+          <w:lang w:eastAsia="ru-BY"/>
         </w:rPr>
         <w:t>ImageWidth</w:t>
       </w:r>
@@ -1746,7 +1746,7 @@
           <w:rFonts w:ascii="Times New Roman" w:eastAsia="Times New Roman" w:hAnsi="Times New Roman" w:cs="Times New Roman"/>
           <w:sz w:val="24"/>
           <w:szCs w:val="24"/>
-          <w:lang w:val="ru-BY" w:eastAsia="ru-BY"/>
+          <w:lang w:eastAsia="ru-BY"/>
         </w:rPr>
         <w:t xml:space="preserve"> (256), </w:t>
       </w:r>
@@ -1756,7 +1756,7 @@
           <w:rFonts w:ascii="Times New Roman" w:eastAsia="Times New Roman" w:hAnsi="Times New Roman" w:cs="Times New Roman"/>
           <w:sz w:val="24"/>
           <w:szCs w:val="24"/>
-          <w:lang w:val="ru-BY" w:eastAsia="ru-BY"/>
+          <w:lang w:eastAsia="ru-BY"/>
         </w:rPr>
         <w:t>ImageLength</w:t>
       </w:r>
@@ -1766,7 +1766,7 @@
           <w:rFonts w:ascii="Times New Roman" w:eastAsia="Times New Roman" w:hAnsi="Times New Roman" w:cs="Times New Roman"/>
           <w:sz w:val="24"/>
           <w:szCs w:val="24"/>
-          <w:lang w:val="ru-BY" w:eastAsia="ru-BY"/>
+          <w:lang w:eastAsia="ru-BY"/>
         </w:rPr>
         <w:t xml:space="preserve"> (257) и </w:t>
       </w:r>
@@ -1776,7 +1776,7 @@
           <w:rFonts w:ascii="Times New Roman" w:eastAsia="Times New Roman" w:hAnsi="Times New Roman" w:cs="Times New Roman"/>
           <w:sz w:val="24"/>
           <w:szCs w:val="24"/>
-          <w:lang w:val="ru-BY" w:eastAsia="ru-BY"/>
+          <w:lang w:eastAsia="ru-BY"/>
         </w:rPr>
         <w:t>BitsPerSample</w:t>
       </w:r>
@@ -1786,7 +1786,7 @@
           <w:rFonts w:ascii="Times New Roman" w:eastAsia="Times New Roman" w:hAnsi="Times New Roman" w:cs="Times New Roman"/>
           <w:sz w:val="24"/>
           <w:szCs w:val="24"/>
-          <w:lang w:val="ru-BY" w:eastAsia="ru-BY"/>
+          <w:lang w:eastAsia="ru-BY"/>
         </w:rPr>
         <w:t xml:space="preserve"> (258).</w:t>
       </w:r>
@@ -1802,7 +1802,7 @@
           <w:rFonts w:ascii="Times New Roman" w:eastAsia="Times New Roman" w:hAnsi="Times New Roman" w:cs="Times New Roman"/>
           <w:sz w:val="24"/>
           <w:szCs w:val="24"/>
-          <w:lang w:val="ru-BY" w:eastAsia="ru-BY"/>
+          <w:lang w:eastAsia="ru-BY"/>
         </w:rPr>
       </w:pPr>
       <w:r>
@@ -1812,7 +1812,7 @@
           <w:iCs/>
           <w:sz w:val="24"/>
           <w:szCs w:val="24"/>
-          <w:lang w:val="ru-BY" w:eastAsia="ru-BY"/>
+          <w:lang w:eastAsia="ru-BY"/>
         </w:rPr>
         <w:t>Сжатие</w:t>
       </w:r>
@@ -1821,7 +1821,7 @@
           <w:rFonts w:ascii="Times New Roman" w:eastAsia="Times New Roman" w:hAnsi="Times New Roman" w:cs="Times New Roman"/>
           <w:sz w:val="24"/>
           <w:szCs w:val="24"/>
-          <w:lang w:val="ru-BY" w:eastAsia="ru-BY"/>
+          <w:lang w:eastAsia="ru-BY"/>
         </w:rPr>
         <w:t>: чтение кода алгоритма по тегу 259 (</w:t>
       </w:r>
@@ -1831,7 +1831,7 @@
           <w:rFonts w:ascii="Times New Roman" w:eastAsia="Times New Roman" w:hAnsi="Times New Roman" w:cs="Times New Roman"/>
           <w:sz w:val="24"/>
           <w:szCs w:val="24"/>
-          <w:lang w:val="ru-BY" w:eastAsia="ru-BY"/>
+          <w:lang w:eastAsia="ru-BY"/>
         </w:rPr>
         <w:t>Compression</w:t>
       </w:r>
@@ -1841,7 +1841,7 @@
           <w:rFonts w:ascii="Times New Roman" w:eastAsia="Times New Roman" w:hAnsi="Times New Roman" w:cs="Times New Roman"/>
           <w:sz w:val="24"/>
           <w:szCs w:val="24"/>
-          <w:lang w:val="ru-BY" w:eastAsia="ru-BY"/>
+          <w:lang w:eastAsia="ru-BY"/>
         </w:rPr>
         <w:t xml:space="preserve">): 1 — без сжатия, 5 — LZW, 6 — JPEG, 32773 — </w:t>
       </w:r>
@@ -1851,7 +1851,7 @@
           <w:rFonts w:ascii="Times New Roman" w:eastAsia="Times New Roman" w:hAnsi="Times New Roman" w:cs="Times New Roman"/>
           <w:sz w:val="24"/>
           <w:szCs w:val="24"/>
-          <w:lang w:val="ru-BY" w:eastAsia="ru-BY"/>
+          <w:lang w:eastAsia="ru-BY"/>
         </w:rPr>
         <w:t>PackBits</w:t>
       </w:r>
@@ -1861,7 +1861,7 @@
           <w:rFonts w:ascii="Times New Roman" w:eastAsia="Times New Roman" w:hAnsi="Times New Roman" w:cs="Times New Roman"/>
           <w:sz w:val="24"/>
           <w:szCs w:val="24"/>
-          <w:lang w:val="ru-BY" w:eastAsia="ru-BY"/>
+          <w:lang w:eastAsia="ru-BY"/>
         </w:rPr>
         <w:t>.</w:t>
       </w:r>
@@ -1877,17 +1877,17 @@
           <w:rFonts w:ascii="Times New Roman" w:eastAsia="Times New Roman" w:hAnsi="Times New Roman" w:cs="Times New Roman"/>
           <w:sz w:val="24"/>
           <w:szCs w:val="24"/>
-          <w:lang w:val="ru-BY" w:eastAsia="ru-BY"/>
-        </w:rPr>
-      </w:pPr>
-      <w:r>
-        <w:rPr>
-          <w:rFonts w:ascii="Times New Roman" w:eastAsia="Times New Roman" w:hAnsi="Times New Roman" w:cs="Times New Roman"/>
-          <w:b/>
-          <w:bCs/>
-          <w:sz w:val="24"/>
-          <w:szCs w:val="24"/>
-          <w:lang w:val="ru-BY" w:eastAsia="ru-BY"/>
+          <w:lang w:eastAsia="ru-BY"/>
+        </w:rPr>
+      </w:pPr>
+      <w:r>
+        <w:rPr>
+          <w:rFonts w:ascii="Times New Roman" w:eastAsia="Times New Roman" w:hAnsi="Times New Roman" w:cs="Times New Roman"/>
+          <w:b/>
+          <w:bCs/>
+          <w:sz w:val="24"/>
+          <w:szCs w:val="24"/>
+          <w:lang w:eastAsia="ru-BY"/>
         </w:rPr>
         <w:t>PCX (Picture Exchange)</w:t>
       </w:r>
@@ -1903,7 +1903,7 @@
           <w:rFonts w:ascii="Times New Roman" w:eastAsia="Times New Roman" w:hAnsi="Times New Roman" w:cs="Times New Roman"/>
           <w:sz w:val="24"/>
           <w:szCs w:val="24"/>
-          <w:lang w:val="ru-BY" w:eastAsia="ru-BY"/>
+          <w:lang w:eastAsia="ru-BY"/>
         </w:rPr>
       </w:pPr>
       <w:r>
@@ -1913,7 +1913,7 @@
           <w:iCs/>
           <w:sz w:val="24"/>
           <w:szCs w:val="24"/>
-          <w:lang w:val="ru-BY" w:eastAsia="ru-BY"/>
+          <w:lang w:eastAsia="ru-BY"/>
         </w:rPr>
         <w:t>Структура</w:t>
       </w:r>
@@ -1922,7 +1922,7 @@
           <w:rFonts w:ascii="Times New Roman" w:eastAsia="Times New Roman" w:hAnsi="Times New Roman" w:cs="Times New Roman"/>
           <w:sz w:val="24"/>
           <w:szCs w:val="24"/>
-          <w:lang w:val="ru-BY" w:eastAsia="ru-BY"/>
+          <w:lang w:eastAsia="ru-BY"/>
         </w:rPr>
         <w:t xml:space="preserve">: проверка байта производителя 0x0A и версии. Прямое чтение разрешений </w:t>
       </w:r>
@@ -1932,7 +1932,7 @@
           <w:rFonts w:ascii="Times New Roman" w:eastAsia="Times New Roman" w:hAnsi="Times New Roman" w:cs="Times New Roman"/>
           <w:sz w:val="24"/>
           <w:szCs w:val="24"/>
-          <w:lang w:val="ru-BY" w:eastAsia="ru-BY"/>
+          <w:lang w:eastAsia="ru-BY"/>
         </w:rPr>
         <w:t>HDpi</w:t>
       </w:r>
@@ -1942,7 +1942,7 @@
           <w:rFonts w:ascii="Times New Roman" w:eastAsia="Times New Roman" w:hAnsi="Times New Roman" w:cs="Times New Roman"/>
           <w:sz w:val="24"/>
           <w:szCs w:val="24"/>
-          <w:lang w:val="ru-BY" w:eastAsia="ru-BY"/>
+          <w:lang w:eastAsia="ru-BY"/>
         </w:rPr>
         <w:t xml:space="preserve"> и </w:t>
       </w:r>
@@ -1952,7 +1952,7 @@
           <w:rFonts w:ascii="Times New Roman" w:eastAsia="Times New Roman" w:hAnsi="Times New Roman" w:cs="Times New Roman"/>
           <w:sz w:val="24"/>
           <w:szCs w:val="24"/>
-          <w:lang w:val="ru-BY" w:eastAsia="ru-BY"/>
+          <w:lang w:eastAsia="ru-BY"/>
         </w:rPr>
         <w:t>VDpi</w:t>
       </w:r>
@@ -1962,7 +1962,7 @@
           <w:rFonts w:ascii="Times New Roman" w:eastAsia="Times New Roman" w:hAnsi="Times New Roman" w:cs="Times New Roman"/>
           <w:sz w:val="24"/>
           <w:szCs w:val="24"/>
-          <w:lang w:val="ru-BY" w:eastAsia="ru-BY"/>
+          <w:lang w:eastAsia="ru-BY"/>
         </w:rPr>
         <w:t xml:space="preserve"> (байты 12–15).</w:t>
       </w:r>
@@ -1978,7 +1978,7 @@
           <w:rFonts w:ascii="Times New Roman" w:eastAsia="Times New Roman" w:hAnsi="Times New Roman" w:cs="Times New Roman"/>
           <w:sz w:val="24"/>
           <w:szCs w:val="24"/>
-          <w:lang w:val="ru-BY" w:eastAsia="ru-BY"/>
+          <w:lang w:eastAsia="ru-BY"/>
         </w:rPr>
       </w:pPr>
       <w:r>
@@ -1988,7 +1988,7 @@
           <w:iCs/>
           <w:sz w:val="24"/>
           <w:szCs w:val="24"/>
-          <w:lang w:val="ru-BY" w:eastAsia="ru-BY"/>
+          <w:lang w:eastAsia="ru-BY"/>
         </w:rPr>
         <w:t>Математика</w:t>
       </w:r>
@@ -1997,7 +1997,7 @@
           <w:rFonts w:ascii="Times New Roman" w:eastAsia="Times New Roman" w:hAnsi="Times New Roman" w:cs="Times New Roman"/>
           <w:sz w:val="24"/>
           <w:szCs w:val="24"/>
-          <w:lang w:val="ru-BY" w:eastAsia="ru-BY"/>
+          <w:lang w:eastAsia="ru-BY"/>
         </w:rPr>
         <w:t xml:space="preserve">: расчет </w:t>
       </w:r>
@@ -2015,7 +2015,7 @@
           <w:rFonts w:ascii="Times New Roman" w:eastAsia="Times New Roman" w:hAnsi="Times New Roman" w:cs="Times New Roman"/>
           <w:sz w:val="24"/>
           <w:szCs w:val="24"/>
-          <w:lang w:val="ru-BY" w:eastAsia="ru-BY"/>
+          <w:lang w:eastAsia="ru-BY"/>
         </w:rPr>
         <w:t xml:space="preserve"> по координатам границ окна (байты 4–11): </w:t>
       </w:r>
@@ -2025,7 +2025,7 @@
             <w:rFonts w:ascii="Cambria Math" w:eastAsia="Times New Roman" w:hAnsi="Cambria Math" w:cs="Times New Roman"/>
             <w:sz w:val="24"/>
             <w:szCs w:val="24"/>
-            <w:lang w:val="ru-BY" w:eastAsia="ru-BY"/>
+            <w:lang w:eastAsia="ru-BY"/>
           </w:rPr>
           <m:t>W=</m:t>
         </m:r>
@@ -2037,7 +2037,7 @@
                 <w:i/>
                 <w:sz w:val="24"/>
                 <w:szCs w:val="24"/>
-                <w:lang w:val="ru-BY" w:eastAsia="ru-BY"/>
+                <w:lang w:eastAsia="ru-BY"/>
               </w:rPr>
             </m:ctrlPr>
           </m:sSubPr>
@@ -2047,7 +2047,7 @@
                 <w:rFonts w:ascii="Cambria Math" w:eastAsia="Times New Roman" w:hAnsi="Cambria Math" w:cs="Times New Roman"/>
                 <w:sz w:val="24"/>
                 <w:szCs w:val="24"/>
-                <w:lang w:val="ru-BY" w:eastAsia="ru-BY"/>
+                <w:lang w:eastAsia="ru-BY"/>
               </w:rPr>
               <m:t>X</m:t>
             </m:r>
@@ -2058,7 +2058,7 @@
                 <w:rFonts w:ascii="Cambria Math" w:eastAsia="Times New Roman" w:hAnsi="Cambria Math" w:cs="Times New Roman"/>
                 <w:sz w:val="24"/>
                 <w:szCs w:val="24"/>
-                <w:lang w:val="ru-BY" w:eastAsia="ru-BY"/>
+                <w:lang w:eastAsia="ru-BY"/>
               </w:rPr>
               <m:t>max</m:t>
             </m:r>
@@ -2069,7 +2069,7 @@
             <w:rFonts w:ascii="Cambria Math" w:eastAsia="Times New Roman" w:hAnsi="Cambria Math" w:cs="Times New Roman"/>
             <w:sz w:val="24"/>
             <w:szCs w:val="24"/>
-            <w:lang w:val="ru-BY" w:eastAsia="ru-BY"/>
+            <w:lang w:eastAsia="ru-BY"/>
           </w:rPr>
           <m:t xml:space="preserve"> - </m:t>
         </m:r>
@@ -2081,7 +2081,7 @@
                 <w:i/>
                 <w:sz w:val="24"/>
                 <w:szCs w:val="24"/>
-                <w:lang w:val="ru-BY" w:eastAsia="ru-BY"/>
+                <w:lang w:eastAsia="ru-BY"/>
               </w:rPr>
             </m:ctrlPr>
           </m:sSubPr>
@@ -2091,7 +2091,7 @@
                 <w:rFonts w:ascii="Cambria Math" w:eastAsia="Times New Roman" w:hAnsi="Cambria Math" w:cs="Times New Roman"/>
                 <w:sz w:val="24"/>
                 <w:szCs w:val="24"/>
-                <w:lang w:val="ru-BY" w:eastAsia="ru-BY"/>
+                <w:lang w:eastAsia="ru-BY"/>
               </w:rPr>
               <m:t>X</m:t>
             </m:r>
@@ -2102,7 +2102,7 @@
                 <w:rFonts w:ascii="Cambria Math" w:eastAsia="Times New Roman" w:hAnsi="Cambria Math" w:cs="Times New Roman"/>
                 <w:sz w:val="24"/>
                 <w:szCs w:val="24"/>
-                <w:lang w:val="ru-BY" w:eastAsia="ru-BY"/>
+                <w:lang w:eastAsia="ru-BY"/>
               </w:rPr>
               <m:t>min</m:t>
             </m:r>
@@ -2113,7 +2113,7 @@
             <w:rFonts w:ascii="Cambria Math" w:eastAsia="Times New Roman" w:hAnsi="Cambria Math" w:cs="Times New Roman"/>
             <w:sz w:val="24"/>
             <w:szCs w:val="24"/>
-            <w:lang w:val="ru-BY" w:eastAsia="ru-BY"/>
+            <w:lang w:eastAsia="ru-BY"/>
           </w:rPr>
           <m:t>+1</m:t>
         </m:r>
@@ -2133,18 +2133,9 @@
             <w:rFonts w:ascii="Cambria Math" w:eastAsia="Times New Roman" w:hAnsi="Cambria Math" w:cs="Times New Roman"/>
             <w:sz w:val="24"/>
             <w:szCs w:val="24"/>
-            <w:lang w:val="ru-BY" w:eastAsia="ru-BY"/>
+            <w:lang w:eastAsia="ru-BY"/>
           </w:rPr>
-          <m:t>H</m:t>
-        </m:r>
-        <m:r>
-          <w:rPr>
-            <w:rFonts w:ascii="Cambria Math" w:eastAsia="Times New Roman" w:hAnsi="Cambria Math" w:cs="Times New Roman"/>
-            <w:sz w:val="24"/>
-            <w:szCs w:val="24"/>
-            <w:lang w:val="ru-BY" w:eastAsia="ru-BY"/>
-          </w:rPr>
-          <m:t>=</m:t>
+          <m:t>H=</m:t>
         </m:r>
         <m:sSub>
           <m:sSubPr>
@@ -2154,7 +2145,7 @@
                 <w:i/>
                 <w:sz w:val="24"/>
                 <w:szCs w:val="24"/>
-                <w:lang w:val="ru-BY" w:eastAsia="ru-BY"/>
+                <w:lang w:eastAsia="ru-BY"/>
               </w:rPr>
             </m:ctrlPr>
           </m:sSubPr>
@@ -2164,7 +2155,7 @@
                 <w:rFonts w:ascii="Cambria Math" w:eastAsia="Times New Roman" w:hAnsi="Cambria Math" w:cs="Times New Roman"/>
                 <w:sz w:val="24"/>
                 <w:szCs w:val="24"/>
-                <w:lang w:val="ru-BY" w:eastAsia="ru-BY"/>
+                <w:lang w:eastAsia="ru-BY"/>
               </w:rPr>
               <m:t>Y</m:t>
             </m:r>
@@ -2175,7 +2166,7 @@
                 <w:rFonts w:ascii="Cambria Math" w:eastAsia="Times New Roman" w:hAnsi="Cambria Math" w:cs="Times New Roman"/>
                 <w:sz w:val="24"/>
                 <w:szCs w:val="24"/>
-                <w:lang w:val="ru-BY" w:eastAsia="ru-BY"/>
+                <w:lang w:eastAsia="ru-BY"/>
               </w:rPr>
               <m:t>max</m:t>
             </m:r>
@@ -2186,7 +2177,7 @@
             <w:rFonts w:ascii="Cambria Math" w:eastAsia="Times New Roman" w:hAnsi="Cambria Math" w:cs="Times New Roman"/>
             <w:sz w:val="24"/>
             <w:szCs w:val="24"/>
-            <w:lang w:val="ru-BY" w:eastAsia="ru-BY"/>
+            <w:lang w:eastAsia="ru-BY"/>
           </w:rPr>
           <m:t xml:space="preserve"> - </m:t>
         </m:r>
@@ -2198,7 +2189,7 @@
                 <w:i/>
                 <w:sz w:val="24"/>
                 <w:szCs w:val="24"/>
-                <w:lang w:val="ru-BY" w:eastAsia="ru-BY"/>
+                <w:lang w:eastAsia="ru-BY"/>
               </w:rPr>
             </m:ctrlPr>
           </m:sSubPr>
@@ -2208,7 +2199,7 @@
                 <w:rFonts w:ascii="Cambria Math" w:eastAsia="Times New Roman" w:hAnsi="Cambria Math" w:cs="Times New Roman"/>
                 <w:sz w:val="24"/>
                 <w:szCs w:val="24"/>
-                <w:lang w:val="ru-BY" w:eastAsia="ru-BY"/>
+                <w:lang w:eastAsia="ru-BY"/>
               </w:rPr>
               <m:t>Y</m:t>
             </m:r>
@@ -2219,7 +2210,7 @@
                 <w:rFonts w:ascii="Cambria Math" w:eastAsia="Times New Roman" w:hAnsi="Cambria Math" w:cs="Times New Roman"/>
                 <w:sz w:val="24"/>
                 <w:szCs w:val="24"/>
-                <w:lang w:val="ru-BY" w:eastAsia="ru-BY"/>
+                <w:lang w:eastAsia="ru-BY"/>
               </w:rPr>
               <m:t>min</m:t>
             </m:r>
@@ -2230,7 +2221,7 @@
             <w:rFonts w:ascii="Cambria Math" w:eastAsia="Times New Roman" w:hAnsi="Cambria Math" w:cs="Times New Roman"/>
             <w:sz w:val="24"/>
             <w:szCs w:val="24"/>
-            <w:lang w:val="ru-BY" w:eastAsia="ru-BY"/>
+            <w:lang w:eastAsia="ru-BY"/>
           </w:rPr>
           <m:t>+1</m:t>
         </m:r>
@@ -2249,7 +2240,7 @@
           <w:rFonts w:ascii="Times New Roman" w:eastAsia="Times New Roman" w:hAnsi="Times New Roman" w:cs="Times New Roman"/>
           <w:sz w:val="24"/>
           <w:szCs w:val="24"/>
-          <w:lang w:val="ru-BY" w:eastAsia="ru-BY"/>
+          <w:lang w:eastAsia="ru-BY"/>
         </w:rPr>
         <w:t xml:space="preserve">Глубина цвета равна произведению </w:t>
       </w:r>
@@ -2259,7 +2250,7 @@
           <w:rFonts w:ascii="Times New Roman" w:eastAsia="Times New Roman" w:hAnsi="Times New Roman" w:cs="Times New Roman"/>
           <w:sz w:val="24"/>
           <w:szCs w:val="24"/>
-          <w:lang w:val="ru-BY" w:eastAsia="ru-BY"/>
+          <w:lang w:eastAsia="ru-BY"/>
         </w:rPr>
         <w:t>bpp</w:t>
       </w:r>
@@ -2269,7 +2260,7 @@
           <w:rFonts w:ascii="Times New Roman" w:eastAsia="Times New Roman" w:hAnsi="Times New Roman" w:cs="Times New Roman"/>
           <w:sz w:val="24"/>
           <w:szCs w:val="24"/>
-          <w:lang w:val="ru-BY" w:eastAsia="ru-BY"/>
+          <w:lang w:eastAsia="ru-BY"/>
         </w:rPr>
         <w:t xml:space="preserve"> (байт 3) на число планов (байт 65).</w:t>
       </w:r>
@@ -2285,7 +2276,7 @@
           <w:rFonts w:ascii="Times New Roman" w:eastAsia="Times New Roman" w:hAnsi="Times New Roman" w:cs="Times New Roman"/>
           <w:sz w:val="24"/>
           <w:szCs w:val="24"/>
-          <w:lang w:val="ru-BY" w:eastAsia="ru-BY"/>
+          <w:lang w:eastAsia="ru-BY"/>
         </w:rPr>
       </w:pPr>
       <w:r>
@@ -2295,7 +2286,7 @@
           <w:iCs/>
           <w:sz w:val="24"/>
           <w:szCs w:val="24"/>
-          <w:lang w:val="ru-BY" w:eastAsia="ru-BY"/>
+          <w:lang w:eastAsia="ru-BY"/>
         </w:rPr>
         <w:t>Сжатие</w:t>
       </w:r>
@@ -2304,7 +2295,7 @@
           <w:rFonts w:ascii="Times New Roman" w:eastAsia="Times New Roman" w:hAnsi="Times New Roman" w:cs="Times New Roman"/>
           <w:sz w:val="24"/>
           <w:szCs w:val="24"/>
-          <w:lang w:val="ru-BY" w:eastAsia="ru-BY"/>
+          <w:lang w:eastAsia="ru-BY"/>
         </w:rPr>
         <w:t xml:space="preserve">: RLE (без потерь) или его отсутствие; определяется чтением 1-байтового поля </w:t>
       </w:r>
@@ -2314,7 +2305,7 @@
           <w:rFonts w:ascii="Times New Roman" w:eastAsia="Times New Roman" w:hAnsi="Times New Roman" w:cs="Times New Roman"/>
           <w:sz w:val="24"/>
           <w:szCs w:val="24"/>
-          <w:lang w:val="ru-BY" w:eastAsia="ru-BY"/>
+          <w:lang w:eastAsia="ru-BY"/>
         </w:rPr>
         <w:t>Encoding</w:t>
       </w:r>
@@ -2324,7 +2315,7 @@
           <w:rFonts w:ascii="Times New Roman" w:eastAsia="Times New Roman" w:hAnsi="Times New Roman" w:cs="Times New Roman"/>
           <w:sz w:val="24"/>
           <w:szCs w:val="24"/>
-          <w:lang w:val="ru-BY" w:eastAsia="ru-BY"/>
+          <w:lang w:eastAsia="ru-BY"/>
         </w:rPr>
         <w:t xml:space="preserve"> по смещению 2 (1 — RLE, 0 — без сжатия).</w:t>
       </w:r>
@@ -2338,7 +2329,7 @@
           <w:bCs/>
           <w:sz w:val="27"/>
           <w:szCs w:val="27"/>
-          <w:lang w:val="ru-BY" w:eastAsia="ru-BY"/>
+          <w:lang w:eastAsia="ru-BY"/>
         </w:rPr>
       </w:pPr>
       <w:r>
@@ -2348,7 +2339,7 @@
           <w:bCs/>
           <w:sz w:val="27"/>
           <w:szCs w:val="27"/>
-          <w:lang w:val="ru-BY" w:eastAsia="ru-BY"/>
+          <w:lang w:eastAsia="ru-BY"/>
         </w:rPr>
         <w:t>4. Обработка выхода за границы диапазона (Валидация и стресс-тесты)</w:t>
       </w:r>
@@ -2360,15 +2351,15 @@
           <w:rFonts w:ascii="Times New Roman" w:eastAsia="Times New Roman" w:hAnsi="Times New Roman" w:cs="Times New Roman"/>
           <w:sz w:val="24"/>
           <w:szCs w:val="24"/>
-          <w:lang w:val="ru-BY" w:eastAsia="ru-BY"/>
-        </w:rPr>
-      </w:pPr>
-      <w:r>
-        <w:rPr>
-          <w:rFonts w:ascii="Times New Roman" w:eastAsia="Times New Roman" w:hAnsi="Times New Roman" w:cs="Times New Roman"/>
-          <w:sz w:val="24"/>
-          <w:szCs w:val="24"/>
-          <w:lang w:val="ru-BY" w:eastAsia="ru-BY"/>
+          <w:lang w:eastAsia="ru-BY"/>
+        </w:rPr>
+      </w:pPr>
+      <w:r>
+        <w:rPr>
+          <w:rFonts w:ascii="Times New Roman" w:eastAsia="Times New Roman" w:hAnsi="Times New Roman" w:cs="Times New Roman"/>
+          <w:sz w:val="24"/>
+          <w:szCs w:val="24"/>
+          <w:lang w:eastAsia="ru-BY"/>
         </w:rPr>
         <w:t>Реализована проверка целостности структуры файлов на наличие концевых маркеров IEND у PNG, EOI у JPEG и терминатора 0x3B у GIF. Внедрен механизм верификации расширений: при несовпадении сигнатуры с маской файла программа фиксирует подмену. Вместо генерации исключений приложение выводит статус «Ошибка».</w:t>
       </w:r>
@@ -2382,7 +2373,7 @@
           <w:bCs/>
           <w:sz w:val="27"/>
           <w:szCs w:val="27"/>
-          <w:lang w:val="ru-BY" w:eastAsia="ru-BY"/>
+          <w:lang w:eastAsia="ru-BY"/>
         </w:rPr>
       </w:pPr>
       <w:r>
@@ -2392,7 +2383,7 @@
           <w:bCs/>
           <w:sz w:val="27"/>
           <w:szCs w:val="27"/>
-          <w:lang w:val="ru-BY" w:eastAsia="ru-BY"/>
+          <w:lang w:eastAsia="ru-BY"/>
         </w:rPr>
         <w:t>5. Расчет матриц перехода (</w:t>
       </w:r>
@@ -2404,7 +2395,7 @@
           <w:bCs/>
           <w:sz w:val="27"/>
           <w:szCs w:val="27"/>
-          <w:lang w:val="ru-BY" w:eastAsia="ru-BY"/>
+          <w:lang w:eastAsia="ru-BY"/>
         </w:rPr>
         <w:t>Lazy</w:t>
       </w:r>
@@ -2416,7 +2407,7 @@
           <w:bCs/>
           <w:sz w:val="27"/>
           <w:szCs w:val="27"/>
-          <w:lang w:val="ru-BY" w:eastAsia="ru-BY"/>
+          <w:lang w:eastAsia="ru-BY"/>
         </w:rPr>
         <w:t xml:space="preserve"> </w:t>
       </w:r>
@@ -2428,7 +2419,7 @@
           <w:bCs/>
           <w:sz w:val="27"/>
           <w:szCs w:val="27"/>
-          <w:lang w:val="ru-BY" w:eastAsia="ru-BY"/>
+          <w:lang w:eastAsia="ru-BY"/>
         </w:rPr>
         <w:t>Loading</w:t>
       </w:r>
@@ -2440,7 +2431,7 @@
           <w:bCs/>
           <w:sz w:val="27"/>
           <w:szCs w:val="27"/>
-          <w:lang w:val="ru-BY" w:eastAsia="ru-BY"/>
+          <w:lang w:eastAsia="ru-BY"/>
         </w:rPr>
         <w:t xml:space="preserve"> и фрагментация данных)</w:t>
       </w:r>
@@ -2452,15 +2443,15 @@
           <w:rFonts w:ascii="Times New Roman" w:eastAsia="Times New Roman" w:hAnsi="Times New Roman" w:cs="Times New Roman"/>
           <w:sz w:val="24"/>
           <w:szCs w:val="24"/>
-          <w:lang w:val="ru-BY" w:eastAsia="ru-BY"/>
-        </w:rPr>
-      </w:pPr>
-      <w:r>
-        <w:rPr>
-          <w:rFonts w:ascii="Times New Roman" w:eastAsia="Times New Roman" w:hAnsi="Times New Roman" w:cs="Times New Roman"/>
-          <w:sz w:val="24"/>
-          <w:szCs w:val="24"/>
-          <w:lang w:val="ru-BY" w:eastAsia="ru-BY"/>
+          <w:lang w:eastAsia="ru-BY"/>
+        </w:rPr>
+      </w:pPr>
+      <w:r>
+        <w:rPr>
+          <w:rFonts w:ascii="Times New Roman" w:eastAsia="Times New Roman" w:hAnsi="Times New Roman" w:cs="Times New Roman"/>
+          <w:sz w:val="24"/>
+          <w:szCs w:val="24"/>
+          <w:lang w:eastAsia="ru-BY"/>
         </w:rPr>
         <w:lastRenderedPageBreak/>
         <w:t>Для оптимизации быстродействия на папках большого объема внедрено частичное чтение файлов. Программа считывает только два изолированных фрагмента: первые 64 КБ (область заголовков) и финальные 12 байт (область концевых маркеров). Это минимизирует дисковые операции и потребление памяти.</w:t>
@@ -2475,7 +2466,7 @@
           <w:bCs/>
           <w:sz w:val="27"/>
           <w:szCs w:val="27"/>
-          <w:lang w:val="ru-BY" w:eastAsia="ru-BY"/>
+          <w:lang w:eastAsia="ru-BY"/>
         </w:rPr>
       </w:pPr>
       <w:r>
@@ -2485,7 +2476,7 @@
           <w:bCs/>
           <w:sz w:val="27"/>
           <w:szCs w:val="27"/>
-          <w:lang w:val="ru-BY" w:eastAsia="ru-BY"/>
+          <w:lang w:eastAsia="ru-BY"/>
         </w:rPr>
         <w:t>6. Архитектура и динамические градиенты (Многопоточность)</w:t>
       </w:r>
@@ -2497,15 +2488,15 @@
           <w:rFonts w:ascii="Times New Roman" w:eastAsia="Times New Roman" w:hAnsi="Times New Roman" w:cs="Times New Roman"/>
           <w:sz w:val="24"/>
           <w:szCs w:val="24"/>
-          <w:lang w:val="ru-BY" w:eastAsia="ru-BY"/>
-        </w:rPr>
-      </w:pPr>
-      <w:r>
-        <w:rPr>
-          <w:rFonts w:ascii="Times New Roman" w:eastAsia="Times New Roman" w:hAnsi="Times New Roman" w:cs="Times New Roman"/>
-          <w:sz w:val="24"/>
-          <w:szCs w:val="24"/>
-          <w:lang w:val="ru-BY" w:eastAsia="ru-BY"/>
+          <w:lang w:eastAsia="ru-BY"/>
+        </w:rPr>
+      </w:pPr>
+      <w:r>
+        <w:rPr>
+          <w:rFonts w:ascii="Times New Roman" w:eastAsia="Times New Roman" w:hAnsi="Times New Roman" w:cs="Times New Roman"/>
+          <w:sz w:val="24"/>
+          <w:szCs w:val="24"/>
+          <w:lang w:eastAsia="ru-BY"/>
         </w:rPr>
         <w:t xml:space="preserve">Код разделен на независимые модули: интерфейс (диспетчер UI), вычислительный поток (Web </w:t>
       </w:r>
@@ -2515,7 +2506,7 @@
           <w:rFonts w:ascii="Times New Roman" w:eastAsia="Times New Roman" w:hAnsi="Times New Roman" w:cs="Times New Roman"/>
           <w:sz w:val="24"/>
           <w:szCs w:val="24"/>
-          <w:lang w:val="ru-BY" w:eastAsia="ru-BY"/>
+          <w:lang w:eastAsia="ru-BY"/>
         </w:rPr>
         <w:t>Worker</w:t>
       </w:r>
@@ -2525,7 +2516,7 @@
           <w:rFonts w:ascii="Times New Roman" w:eastAsia="Times New Roman" w:hAnsi="Times New Roman" w:cs="Times New Roman"/>
           <w:sz w:val="24"/>
           <w:szCs w:val="24"/>
-          <w:lang w:val="ru-BY" w:eastAsia="ru-BY"/>
+          <w:lang w:eastAsia="ru-BY"/>
         </w:rPr>
         <w:t xml:space="preserve">) и статический класс парсера. Вычисления вынесены из основного потока, что исключает блокировку UI при сканировании директорий объемом в несколько гигабайт. Задачи распределяются </w:t>
       </w:r>
@@ -2535,7 +2526,7 @@
           <w:rFonts w:ascii="Times New Roman" w:eastAsia="Times New Roman" w:hAnsi="Times New Roman" w:cs="Times New Roman"/>
           <w:sz w:val="24"/>
           <w:szCs w:val="24"/>
-          <w:lang w:val="ru-BY" w:eastAsia="ru-BY"/>
+          <w:lang w:eastAsia="ru-BY"/>
         </w:rPr>
         <w:t>веерно</w:t>
       </w:r>
@@ -2545,7 +2536,7 @@
           <w:rFonts w:ascii="Times New Roman" w:eastAsia="Times New Roman" w:hAnsi="Times New Roman" w:cs="Times New Roman"/>
           <w:sz w:val="24"/>
           <w:szCs w:val="24"/>
-          <w:lang w:val="ru-BY" w:eastAsia="ru-BY"/>
+          <w:lang w:eastAsia="ru-BY"/>
         </w:rPr>
         <w:t xml:space="preserve"> по мере поступления файлов.</w:t>
       </w:r>
@@ -2559,7 +2550,7 @@
           <w:bCs/>
           <w:sz w:val="27"/>
           <w:szCs w:val="27"/>
-          <w:lang w:val="ru-BY" w:eastAsia="ru-BY"/>
+          <w:lang w:eastAsia="ru-BY"/>
         </w:rPr>
       </w:pPr>
       <w:r>
@@ -2569,7 +2560,7 @@
           <w:bCs/>
           <w:sz w:val="27"/>
           <w:szCs w:val="27"/>
-          <w:lang w:val="ru-BY" w:eastAsia="ru-BY"/>
+          <w:lang w:eastAsia="ru-BY"/>
         </w:rPr>
         <w:t>7. Проверка результатов</w:t>
       </w:r>
@@ -2581,15 +2572,15 @@
           <w:rFonts w:ascii="Times New Roman" w:eastAsia="Times New Roman" w:hAnsi="Times New Roman" w:cs="Times New Roman"/>
           <w:sz w:val="24"/>
           <w:szCs w:val="24"/>
-          <w:lang w:val="ru-BY" w:eastAsia="ru-BY"/>
-        </w:rPr>
-      </w:pPr>
-      <w:r>
-        <w:rPr>
-          <w:rFonts w:ascii="Times New Roman" w:eastAsia="Times New Roman" w:hAnsi="Times New Roman" w:cs="Times New Roman"/>
-          <w:sz w:val="24"/>
-          <w:szCs w:val="24"/>
-          <w:lang w:val="ru-BY" w:eastAsia="ru-BY"/>
+          <w:lang w:eastAsia="ru-BY"/>
+        </w:rPr>
+      </w:pPr>
+      <w:r>
+        <w:rPr>
+          <w:rFonts w:ascii="Times New Roman" w:eastAsia="Times New Roman" w:hAnsi="Times New Roman" w:cs="Times New Roman"/>
+          <w:sz w:val="24"/>
+          <w:szCs w:val="24"/>
+          <w:lang w:eastAsia="ru-BY"/>
         </w:rPr>
         <w:t xml:space="preserve">Проведено тестирование программы на файлах с подмененными текстовыми расширениями, а также осуществлен тест </w:t>
       </w:r>
@@ -2607,7 +2598,7 @@
           <w:rFonts w:ascii="Times New Roman" w:eastAsia="Times New Roman" w:hAnsi="Times New Roman" w:cs="Times New Roman"/>
           <w:sz w:val="24"/>
           <w:szCs w:val="24"/>
-          <w:lang w:val="ru-BY" w:eastAsia="ru-BY"/>
+          <w:lang w:eastAsia="ru-BY"/>
         </w:rPr>
         <w:t xml:space="preserve">Приложение корректно </w:t>
       </w:r>
@@ -2617,7 +2608,7 @@
           <w:rFonts w:ascii="Times New Roman" w:eastAsia="Times New Roman" w:hAnsi="Times New Roman" w:cs="Times New Roman"/>
           <w:sz w:val="24"/>
           <w:szCs w:val="24"/>
-          <w:lang w:val="ru-BY" w:eastAsia="ru-BY"/>
+          <w:lang w:eastAsia="ru-BY"/>
         </w:rPr>
         <w:t>парсит</w:t>
       </w:r>
@@ -2627,7 +2618,7 @@
           <w:rFonts w:ascii="Times New Roman" w:eastAsia="Times New Roman" w:hAnsi="Times New Roman" w:cs="Times New Roman"/>
           <w:sz w:val="24"/>
           <w:szCs w:val="24"/>
-          <w:lang w:val="ru-BY" w:eastAsia="ru-BY"/>
+          <w:lang w:eastAsia="ru-BY"/>
         </w:rPr>
         <w:t xml:space="preserve"> TIFF-теги и BMP-палитры, сохраняя скорость обработки данных.</w:t>
       </w:r>
@@ -2641,7 +2632,7 @@
           <w:bCs/>
           <w:sz w:val="33"/>
           <w:szCs w:val="33"/>
-          <w:lang w:val="ru-BY" w:eastAsia="ru-BY"/>
+          <w:lang w:eastAsia="ru-BY"/>
         </w:rPr>
       </w:pPr>
       <w:r>
@@ -2651,7 +2642,7 @@
           <w:bCs/>
           <w:sz w:val="33"/>
           <w:szCs w:val="33"/>
-          <w:lang w:val="ru-BY" w:eastAsia="ru-BY"/>
+          <w:lang w:eastAsia="ru-BY"/>
         </w:rPr>
         <w:t>Вывод</w:t>
       </w:r>
@@ -2663,6 +2654,504 @@
           <w:rFonts w:ascii="Times New Roman" w:eastAsia="Times New Roman" w:hAnsi="Times New Roman" w:cs="Times New Roman"/>
           <w:sz w:val="24"/>
           <w:szCs w:val="24"/>
+          <w:lang w:eastAsia="ru-BY"/>
+        </w:rPr>
+      </w:pPr>
+      <w:r>
+        <w:rPr>
+          <w:rFonts w:ascii="Times New Roman" w:eastAsia="Times New Roman" w:hAnsi="Times New Roman" w:cs="Times New Roman"/>
+          <w:sz w:val="24"/>
+          <w:szCs w:val="24"/>
+          <w:lang w:eastAsia="ru-BY"/>
+        </w:rPr>
+        <w:t xml:space="preserve">В ходе лабораторной работы было разработано веб-приложение на базе HTML5 File API и интерфейса </w:t>
+      </w:r>
+      <w:proofErr w:type="spellStart"/>
+      <w:r>
+        <w:rPr>
+          <w:rFonts w:ascii="Times New Roman" w:eastAsia="Times New Roman" w:hAnsi="Times New Roman" w:cs="Times New Roman"/>
+          <w:sz w:val="24"/>
+          <w:szCs w:val="24"/>
+          <w:lang w:eastAsia="ru-BY"/>
+        </w:rPr>
+        <w:t>DataView</w:t>
+      </w:r>
+      <w:proofErr w:type="spellEnd"/>
+      <w:r>
+        <w:rPr>
+          <w:rFonts w:ascii="Times New Roman" w:eastAsia="Times New Roman" w:hAnsi="Times New Roman" w:cs="Times New Roman"/>
+          <w:sz w:val="24"/>
+          <w:szCs w:val="24"/>
+          <w:lang w:eastAsia="ru-BY"/>
+        </w:rPr>
+        <w:t xml:space="preserve"> для пакетного анализа и бинарного </w:t>
+      </w:r>
+      <w:proofErr w:type="spellStart"/>
+      <w:r>
+        <w:rPr>
+          <w:rFonts w:ascii="Times New Roman" w:eastAsia="Times New Roman" w:hAnsi="Times New Roman" w:cs="Times New Roman"/>
+          <w:sz w:val="24"/>
+          <w:szCs w:val="24"/>
+          <w:lang w:eastAsia="ru-BY"/>
+        </w:rPr>
+        <w:t>парсинга</w:t>
+      </w:r>
+      <w:proofErr w:type="spellEnd"/>
+      <w:r>
+        <w:rPr>
+          <w:rFonts w:ascii="Times New Roman" w:eastAsia="Times New Roman" w:hAnsi="Times New Roman" w:cs="Times New Roman"/>
+          <w:sz w:val="24"/>
+          <w:szCs w:val="24"/>
+          <w:lang w:eastAsia="ru-BY"/>
+        </w:rPr>
+        <w:t xml:space="preserve"> заголовков растровых изображений без использования сторонних графических библиотек. На практике изучена бинарная структура заголовков файлов JPG, PNG, GIF, BMP, TIFF и PCX.</w:t>
+      </w:r>
+    </w:p>
+    <w:p>
+      <w:pPr>
+        <w:spacing w:before="120" w:after="120" w:line="240" w:lineRule="auto"/>
+        <w:rPr>
+          <w:rFonts w:ascii="Times New Roman" w:eastAsia="Times New Roman" w:hAnsi="Times New Roman" w:cs="Times New Roman"/>
+          <w:sz w:val="24"/>
+          <w:szCs w:val="24"/>
+          <w:lang w:eastAsia="ru-BY"/>
+        </w:rPr>
+      </w:pPr>
+      <w:r>
+        <w:rPr>
+          <w:rFonts w:ascii="Times New Roman" w:eastAsia="Times New Roman" w:hAnsi="Times New Roman" w:cs="Times New Roman"/>
+          <w:sz w:val="24"/>
+          <w:szCs w:val="24"/>
+          <w:lang w:eastAsia="ru-BY"/>
+        </w:rPr>
+        <w:t xml:space="preserve">Реализованы алгоритмы проверки сигнатур (Magic </w:t>
+      </w:r>
+      <w:proofErr w:type="spellStart"/>
+      <w:r>
+        <w:rPr>
+          <w:rFonts w:ascii="Times New Roman" w:eastAsia="Times New Roman" w:hAnsi="Times New Roman" w:cs="Times New Roman"/>
+          <w:sz w:val="24"/>
+          <w:szCs w:val="24"/>
+          <w:lang w:eastAsia="ru-BY"/>
+        </w:rPr>
+        <w:t>Numbers</w:t>
+      </w:r>
+      <w:proofErr w:type="spellEnd"/>
+      <w:r>
+        <w:rPr>
+          <w:rFonts w:ascii="Times New Roman" w:eastAsia="Times New Roman" w:hAnsi="Times New Roman" w:cs="Times New Roman"/>
+          <w:sz w:val="24"/>
+          <w:szCs w:val="24"/>
+          <w:lang w:eastAsia="ru-BY"/>
+        </w:rPr>
+        <w:t xml:space="preserve">), расчета физического разрешения (DPI) и валидации целостности файлов путем сопоставления фактического размера с маркерами и терминаторами, зафиксированными в бинарном потоке. Реализовано определение способов сжатия на основе анализа специализированных байтов, </w:t>
+      </w:r>
+      <w:proofErr w:type="spellStart"/>
+      <w:r>
+        <w:rPr>
+          <w:rFonts w:ascii="Times New Roman" w:eastAsia="Times New Roman" w:hAnsi="Times New Roman" w:cs="Times New Roman"/>
+          <w:sz w:val="24"/>
+          <w:szCs w:val="24"/>
+          <w:lang w:eastAsia="ru-BY"/>
+        </w:rPr>
+        <w:t>чанков</w:t>
+      </w:r>
+      <w:proofErr w:type="spellEnd"/>
+      <w:r>
+        <w:rPr>
+          <w:rFonts w:ascii="Times New Roman" w:eastAsia="Times New Roman" w:hAnsi="Times New Roman" w:cs="Times New Roman"/>
+          <w:sz w:val="24"/>
+          <w:szCs w:val="24"/>
+          <w:lang w:eastAsia="ru-BY"/>
+        </w:rPr>
+        <w:t xml:space="preserve"> и тегов заголовков:</w:t>
+      </w:r>
+    </w:p>
+    <w:p>
+      <w:pPr>
+        <w:numPr>
+          <w:ilvl w:val="0"/>
+          <w:numId w:val="1"/>
+        </w:numPr>
+        <w:spacing w:after="0" w:line="240" w:lineRule="auto"/>
+        <w:rPr>
+          <w:rFonts w:ascii="Times New Roman" w:eastAsia="Times New Roman" w:hAnsi="Times New Roman" w:cs="Times New Roman"/>
+          <w:sz w:val="24"/>
+          <w:szCs w:val="24"/>
+          <w:lang w:eastAsia="ru-BY"/>
+        </w:rPr>
+      </w:pPr>
+      <w:r>
+        <w:rPr>
+          <w:rFonts w:ascii="Times New Roman" w:eastAsia="Times New Roman" w:hAnsi="Times New Roman" w:cs="Times New Roman"/>
+          <w:b/>
+          <w:bCs/>
+          <w:sz w:val="24"/>
+          <w:szCs w:val="24"/>
+          <w:lang w:eastAsia="ru-BY"/>
+        </w:rPr>
+        <w:t xml:space="preserve">BMP: </w:t>
+      </w:r>
+      <w:r>
+        <w:rPr>
+          <w:rFonts w:ascii="Times New Roman" w:eastAsia="Times New Roman" w:hAnsi="Times New Roman" w:cs="Times New Roman"/>
+          <w:sz w:val="24"/>
+          <w:szCs w:val="24"/>
+          <w:lang w:eastAsia="ru-BY"/>
+        </w:rPr>
+        <w:t>несжатый растр BI_RGB, кодирование длин серий BI_RLE8 / BI_RLE4 и использование битовых масок BI_BITFIELDS.</w:t>
+      </w:r>
+    </w:p>
+    <w:p>
+      <w:pPr>
+        <w:numPr>
+          <w:ilvl w:val="0"/>
+          <w:numId w:val="1"/>
+        </w:numPr>
+        <w:spacing w:after="0" w:line="240" w:lineRule="auto"/>
+        <w:rPr>
+          <w:rFonts w:ascii="Times New Roman" w:eastAsia="Times New Roman" w:hAnsi="Times New Roman" w:cs="Times New Roman"/>
+          <w:sz w:val="24"/>
+          <w:szCs w:val="24"/>
+          <w:lang w:eastAsia="ru-BY"/>
+        </w:rPr>
+      </w:pPr>
+      <w:r>
+        <w:rPr>
+          <w:rFonts w:ascii="Times New Roman" w:eastAsia="Times New Roman" w:hAnsi="Times New Roman" w:cs="Times New Roman"/>
+          <w:b/>
+          <w:bCs/>
+          <w:sz w:val="24"/>
+          <w:szCs w:val="24"/>
+          <w:lang w:eastAsia="ru-BY"/>
+        </w:rPr>
+        <w:t xml:space="preserve">PNG: </w:t>
+      </w:r>
+      <w:r>
+        <w:rPr>
+          <w:rFonts w:ascii="Times New Roman" w:eastAsia="Times New Roman" w:hAnsi="Times New Roman" w:cs="Times New Roman"/>
+          <w:sz w:val="24"/>
+          <w:szCs w:val="24"/>
+          <w:lang w:eastAsia="ru-BY"/>
+        </w:rPr>
+        <w:t xml:space="preserve">компрессия без потерь </w:t>
+      </w:r>
+      <w:proofErr w:type="spellStart"/>
+      <w:r>
+        <w:rPr>
+          <w:rFonts w:ascii="Times New Roman" w:eastAsia="Times New Roman" w:hAnsi="Times New Roman" w:cs="Times New Roman"/>
+          <w:sz w:val="24"/>
+          <w:szCs w:val="24"/>
+          <w:lang w:eastAsia="ru-BY"/>
+        </w:rPr>
+        <w:t>Deflate</w:t>
+      </w:r>
+      <w:proofErr w:type="spellEnd"/>
+      <w:r>
+        <w:rPr>
+          <w:rFonts w:ascii="Times New Roman" w:eastAsia="Times New Roman" w:hAnsi="Times New Roman" w:cs="Times New Roman"/>
+          <w:sz w:val="24"/>
+          <w:szCs w:val="24"/>
+          <w:lang w:eastAsia="ru-BY"/>
+        </w:rPr>
+        <w:t xml:space="preserve"> и извлечение типов адаптивной фильтрации строк из </w:t>
+      </w:r>
+      <w:proofErr w:type="spellStart"/>
+      <w:r>
+        <w:rPr>
+          <w:rFonts w:ascii="Times New Roman" w:eastAsia="Times New Roman" w:hAnsi="Times New Roman" w:cs="Times New Roman"/>
+          <w:sz w:val="24"/>
+          <w:szCs w:val="24"/>
+          <w:lang w:eastAsia="ru-BY"/>
+        </w:rPr>
+        <w:t>чанка</w:t>
+      </w:r>
+      <w:proofErr w:type="spellEnd"/>
+      <w:r>
+        <w:rPr>
+          <w:rFonts w:ascii="Times New Roman" w:eastAsia="Times New Roman" w:hAnsi="Times New Roman" w:cs="Times New Roman"/>
+          <w:sz w:val="24"/>
+          <w:szCs w:val="24"/>
+          <w:lang w:eastAsia="ru-BY"/>
+        </w:rPr>
+        <w:t xml:space="preserve"> IHDR.</w:t>
+      </w:r>
+    </w:p>
+    <w:p>
+      <w:pPr>
+        <w:numPr>
+          <w:ilvl w:val="0"/>
+          <w:numId w:val="1"/>
+        </w:numPr>
+        <w:spacing w:after="0" w:line="240" w:lineRule="auto"/>
+        <w:rPr>
+          <w:rFonts w:ascii="Times New Roman" w:eastAsia="Times New Roman" w:hAnsi="Times New Roman" w:cs="Times New Roman"/>
+          <w:b/>
+          <w:bCs/>
+          <w:sz w:val="24"/>
+          <w:szCs w:val="24"/>
+          <w:lang w:eastAsia="ru-BY"/>
+        </w:rPr>
+      </w:pPr>
+      <w:r>
+        <w:rPr>
+          <w:rFonts w:ascii="Times New Roman" w:eastAsia="Times New Roman" w:hAnsi="Times New Roman" w:cs="Times New Roman"/>
+          <w:b/>
+          <w:bCs/>
+          <w:sz w:val="24"/>
+          <w:szCs w:val="24"/>
+          <w:lang w:eastAsia="ru-BY"/>
+        </w:rPr>
+        <w:t>JPEG:</w:t>
+      </w:r>
+      <w:r>
+        <w:rPr>
+          <w:rFonts w:ascii="Times New Roman" w:eastAsia="Times New Roman" w:hAnsi="Times New Roman" w:cs="Times New Roman"/>
+          <w:sz w:val="24"/>
+          <w:szCs w:val="24"/>
+          <w:lang w:eastAsia="ru-BY"/>
+        </w:rPr>
+        <w:t xml:space="preserve"> сжатие с потерями на основе дискретного косинусного преобразования (DCT), верификация кадра по маркерам SOF0–SOF2 и поиск таблиц квантования DQT.</w:t>
+      </w:r>
+    </w:p>
+    <w:p>
+      <w:pPr>
+        <w:numPr>
+          <w:ilvl w:val="0"/>
+          <w:numId w:val="1"/>
+        </w:numPr>
+        <w:spacing w:after="0" w:line="240" w:lineRule="auto"/>
+        <w:rPr>
+          <w:rFonts w:ascii="Times New Roman" w:eastAsia="Times New Roman" w:hAnsi="Times New Roman" w:cs="Times New Roman"/>
+          <w:b/>
+          <w:bCs/>
+          <w:sz w:val="24"/>
+          <w:szCs w:val="24"/>
+          <w:lang w:eastAsia="ru-BY"/>
+        </w:rPr>
+      </w:pPr>
+      <w:r>
+        <w:rPr>
+          <w:rFonts w:ascii="Times New Roman" w:eastAsia="Times New Roman" w:hAnsi="Times New Roman" w:cs="Times New Roman"/>
+          <w:b/>
+          <w:bCs/>
+          <w:sz w:val="24"/>
+          <w:szCs w:val="24"/>
+          <w:lang w:eastAsia="ru-BY"/>
+        </w:rPr>
+        <w:t xml:space="preserve">GIF: </w:t>
+      </w:r>
+      <w:r>
+        <w:rPr>
+          <w:rFonts w:ascii="Times New Roman" w:eastAsia="Times New Roman" w:hAnsi="Times New Roman" w:cs="Times New Roman"/>
+          <w:sz w:val="24"/>
+          <w:szCs w:val="24"/>
+          <w:lang w:eastAsia="ru-BY"/>
+        </w:rPr>
+        <w:t>сжатие без потерь LZW, проверка наличия и вычисление габаритов глобальной палитры.</w:t>
+      </w:r>
+    </w:p>
+    <w:p>
+      <w:pPr>
+        <w:numPr>
+          <w:ilvl w:val="0"/>
+          <w:numId w:val="1"/>
+        </w:numPr>
+        <w:spacing w:after="0" w:line="240" w:lineRule="auto"/>
+        <w:rPr>
+          <w:rFonts w:ascii="Times New Roman" w:eastAsia="Times New Roman" w:hAnsi="Times New Roman" w:cs="Times New Roman"/>
+          <w:b/>
+          <w:bCs/>
+          <w:sz w:val="24"/>
+          <w:szCs w:val="24"/>
+          <w:lang w:eastAsia="ru-BY"/>
+        </w:rPr>
+      </w:pPr>
+      <w:r>
+        <w:rPr>
+          <w:rFonts w:ascii="Times New Roman" w:eastAsia="Times New Roman" w:hAnsi="Times New Roman" w:cs="Times New Roman"/>
+          <w:b/>
+          <w:bCs/>
+          <w:sz w:val="24"/>
+          <w:szCs w:val="24"/>
+          <w:lang w:eastAsia="ru-BY"/>
+        </w:rPr>
+        <w:t xml:space="preserve">TIFF: </w:t>
+      </w:r>
+      <w:r>
+        <w:rPr>
+          <w:rFonts w:ascii="Times New Roman" w:eastAsia="Times New Roman" w:hAnsi="Times New Roman" w:cs="Times New Roman"/>
+          <w:sz w:val="24"/>
+          <w:szCs w:val="24"/>
+          <w:lang w:eastAsia="ru-BY"/>
+        </w:rPr>
+        <w:t xml:space="preserve">разбор структуры директорий IFD с учетом динамического определения </w:t>
+      </w:r>
+      <w:proofErr w:type="spellStart"/>
+      <w:r>
+        <w:rPr>
+          <w:rFonts w:ascii="Times New Roman" w:eastAsia="Times New Roman" w:hAnsi="Times New Roman" w:cs="Times New Roman"/>
+          <w:sz w:val="24"/>
+          <w:szCs w:val="24"/>
+          <w:lang w:eastAsia="ru-BY"/>
+        </w:rPr>
+        <w:t>индианности</w:t>
+      </w:r>
+      <w:proofErr w:type="spellEnd"/>
+      <w:r>
+        <w:rPr>
+          <w:rFonts w:ascii="Times New Roman" w:eastAsia="Times New Roman" w:hAnsi="Times New Roman" w:cs="Times New Roman"/>
+          <w:sz w:val="24"/>
+          <w:szCs w:val="24"/>
+          <w:lang w:eastAsia="ru-BY"/>
+        </w:rPr>
+        <w:t xml:space="preserve"> (Little-</w:t>
+      </w:r>
+      <w:proofErr w:type="spellStart"/>
+      <w:r>
+        <w:rPr>
+          <w:rFonts w:ascii="Times New Roman" w:eastAsia="Times New Roman" w:hAnsi="Times New Roman" w:cs="Times New Roman"/>
+          <w:sz w:val="24"/>
+          <w:szCs w:val="24"/>
+          <w:lang w:eastAsia="ru-BY"/>
+        </w:rPr>
+        <w:t>Endian</w:t>
+      </w:r>
+      <w:proofErr w:type="spellEnd"/>
+      <w:r>
+        <w:rPr>
+          <w:rFonts w:ascii="Times New Roman" w:eastAsia="Times New Roman" w:hAnsi="Times New Roman" w:cs="Times New Roman"/>
+          <w:sz w:val="24"/>
+          <w:szCs w:val="24"/>
+          <w:lang w:eastAsia="ru-BY"/>
+        </w:rPr>
+        <w:t xml:space="preserve"> / Big-</w:t>
+      </w:r>
+      <w:proofErr w:type="spellStart"/>
+      <w:r>
+        <w:rPr>
+          <w:rFonts w:ascii="Times New Roman" w:eastAsia="Times New Roman" w:hAnsi="Times New Roman" w:cs="Times New Roman"/>
+          <w:sz w:val="24"/>
+          <w:szCs w:val="24"/>
+          <w:lang w:eastAsia="ru-BY"/>
+        </w:rPr>
+        <w:t>Endian</w:t>
+      </w:r>
+      <w:proofErr w:type="spellEnd"/>
+      <w:r>
+        <w:rPr>
+          <w:rFonts w:ascii="Times New Roman" w:eastAsia="Times New Roman" w:hAnsi="Times New Roman" w:cs="Times New Roman"/>
+          <w:sz w:val="24"/>
+          <w:szCs w:val="24"/>
+          <w:lang w:eastAsia="ru-BY"/>
+        </w:rPr>
+        <w:t xml:space="preserve">) и детекция алгоритмов LZW, JPEG, </w:t>
+      </w:r>
+      <w:proofErr w:type="spellStart"/>
+      <w:r>
+        <w:rPr>
+          <w:rFonts w:ascii="Times New Roman" w:eastAsia="Times New Roman" w:hAnsi="Times New Roman" w:cs="Times New Roman"/>
+          <w:sz w:val="24"/>
+          <w:szCs w:val="24"/>
+          <w:lang w:eastAsia="ru-BY"/>
+        </w:rPr>
+        <w:t>PackBits</w:t>
+      </w:r>
+      <w:proofErr w:type="spellEnd"/>
+      <w:r>
+        <w:rPr>
+          <w:rFonts w:ascii="Times New Roman" w:eastAsia="Times New Roman" w:hAnsi="Times New Roman" w:cs="Times New Roman"/>
+          <w:sz w:val="24"/>
+          <w:szCs w:val="24"/>
+          <w:lang w:eastAsia="ru-BY"/>
+        </w:rPr>
+        <w:t xml:space="preserve"> или отсутствия сжатия.</w:t>
+      </w:r>
+    </w:p>
+    <w:p>
+      <w:pPr>
+        <w:numPr>
+          <w:ilvl w:val="0"/>
+          <w:numId w:val="1"/>
+        </w:numPr>
+        <w:spacing w:after="0" w:line="240" w:lineRule="auto"/>
+        <w:rPr>
+          <w:rFonts w:ascii="Times New Roman" w:eastAsia="Times New Roman" w:hAnsi="Times New Roman" w:cs="Times New Roman"/>
+          <w:b/>
+          <w:bCs/>
+          <w:sz w:val="24"/>
+          <w:szCs w:val="24"/>
+          <w:lang w:eastAsia="ru-BY"/>
+        </w:rPr>
+      </w:pPr>
+      <w:r>
+        <w:rPr>
+          <w:rFonts w:ascii="Times New Roman" w:eastAsia="Times New Roman" w:hAnsi="Times New Roman" w:cs="Times New Roman"/>
+          <w:b/>
+          <w:bCs/>
+          <w:sz w:val="24"/>
+          <w:szCs w:val="24"/>
+          <w:lang w:eastAsia="ru-BY"/>
+        </w:rPr>
+        <w:t xml:space="preserve">PCX: </w:t>
+      </w:r>
+      <w:r>
+        <w:rPr>
+          <w:rFonts w:ascii="Times New Roman" w:eastAsia="Times New Roman" w:hAnsi="Times New Roman" w:cs="Times New Roman"/>
+          <w:sz w:val="24"/>
+          <w:szCs w:val="24"/>
+          <w:lang w:eastAsia="ru-BY"/>
+        </w:rPr>
+        <w:t xml:space="preserve">сжатие длин серий RLE на основе анализа байта </w:t>
+      </w:r>
+      <w:proofErr w:type="spellStart"/>
+      <w:r>
+        <w:rPr>
+          <w:rFonts w:ascii="Times New Roman" w:eastAsia="Times New Roman" w:hAnsi="Times New Roman" w:cs="Times New Roman"/>
+          <w:sz w:val="24"/>
+          <w:szCs w:val="24"/>
+          <w:lang w:eastAsia="ru-BY"/>
+        </w:rPr>
+        <w:t>Encoding</w:t>
+      </w:r>
+      <w:proofErr w:type="spellEnd"/>
+      <w:r>
+        <w:rPr>
+          <w:rFonts w:ascii="Times New Roman" w:eastAsia="Times New Roman" w:hAnsi="Times New Roman" w:cs="Times New Roman"/>
+          <w:sz w:val="24"/>
+          <w:szCs w:val="24"/>
+          <w:lang w:eastAsia="ru-BY"/>
+        </w:rPr>
+        <w:t xml:space="preserve"> и расчет </w:t>
+      </w:r>
+      <w:proofErr w:type="spellStart"/>
+      <w:r>
+        <w:rPr>
+          <w:rFonts w:ascii="Times New Roman" w:eastAsia="Times New Roman" w:hAnsi="Times New Roman" w:cs="Times New Roman"/>
+          <w:sz w:val="24"/>
+          <w:szCs w:val="24"/>
+          <w:lang w:eastAsia="ru-BY"/>
+        </w:rPr>
+        <w:t>bpp</w:t>
+      </w:r>
+      <w:proofErr w:type="spellEnd"/>
+      <w:r>
+        <w:rPr>
+          <w:rFonts w:ascii="Times New Roman" w:eastAsia="Times New Roman" w:hAnsi="Times New Roman" w:cs="Times New Roman"/>
+          <w:sz w:val="24"/>
+          <w:szCs w:val="24"/>
+          <w:lang w:eastAsia="ru-BY"/>
+        </w:rPr>
+        <w:t xml:space="preserve"> через цветовые планы.</w:t>
+      </w:r>
+    </w:p>
+    <w:p>
+      <w:pPr>
+        <w:spacing w:before="120" w:after="120" w:line="240" w:lineRule="auto"/>
+        <w:rPr>
+          <w:rFonts w:ascii="Times New Roman" w:eastAsia="Times New Roman" w:hAnsi="Times New Roman" w:cs="Times New Roman"/>
+          <w:sz w:val="24"/>
+          <w:szCs w:val="24"/>
           <w:lang w:val="ru-RU" w:eastAsia="ru-BY"/>
         </w:rPr>
       </w:pPr>
@@ -2671,37 +3160,57 @@
           <w:rFonts w:ascii="Times New Roman" w:eastAsia="Times New Roman" w:hAnsi="Times New Roman" w:cs="Times New Roman"/>
           <w:sz w:val="24"/>
           <w:szCs w:val="24"/>
-          <w:lang w:val="ru-BY" w:eastAsia="ru-BY"/>
-        </w:rPr>
-        <w:t xml:space="preserve">В ходе работы разработано веб-приложение для анализа метаданных JPG, GIF, TIF, BMP, PNG, PCX. Реализован ручной побайтовый </w:t>
-      </w:r>
-      <w:proofErr w:type="spellStart"/>
-      <w:r>
-        <w:rPr>
-          <w:rFonts w:ascii="Times New Roman" w:eastAsia="Times New Roman" w:hAnsi="Times New Roman" w:cs="Times New Roman"/>
-          <w:sz w:val="24"/>
-          <w:szCs w:val="24"/>
-          <w:lang w:val="ru-BY" w:eastAsia="ru-BY"/>
-        </w:rPr>
-        <w:t>парсинг</w:t>
-      </w:r>
-      <w:proofErr w:type="spellEnd"/>
-      <w:r>
-        <w:rPr>
-          <w:rFonts w:ascii="Times New Roman" w:eastAsia="Times New Roman" w:hAnsi="Times New Roman" w:cs="Times New Roman"/>
-          <w:sz w:val="24"/>
-          <w:szCs w:val="24"/>
-          <w:lang w:val="ru-BY" w:eastAsia="ru-BY"/>
-        </w:rPr>
-        <w:t xml:space="preserve"> структур, внедрен механизм двухточечного ленивого чтения (</w:t>
-      </w:r>
-      <w:proofErr w:type="spellStart"/>
-      <w:r>
-        <w:rPr>
-          <w:rFonts w:ascii="Times New Roman" w:eastAsia="Times New Roman" w:hAnsi="Times New Roman" w:cs="Times New Roman"/>
-          <w:sz w:val="24"/>
-          <w:szCs w:val="24"/>
-          <w:lang w:val="ru-BY" w:eastAsia="ru-BY"/>
+          <w:lang w:eastAsia="ru-BY"/>
+        </w:rPr>
+        <w:t xml:space="preserve">Реализован механизм взаимодействия с файловой системой браузера с использованием атрибута </w:t>
+      </w:r>
+      <w:proofErr w:type="spellStart"/>
+      <w:r>
+        <w:rPr>
+          <w:rFonts w:ascii="Times New Roman" w:eastAsia="Times New Roman" w:hAnsi="Times New Roman" w:cs="Times New Roman"/>
+          <w:sz w:val="24"/>
+          <w:szCs w:val="24"/>
+          <w:lang w:eastAsia="ru-BY"/>
+        </w:rPr>
+        <w:t>webkitdirectory</w:t>
+      </w:r>
+      <w:proofErr w:type="spellEnd"/>
+      <w:r>
+        <w:rPr>
+          <w:rFonts w:ascii="Times New Roman" w:eastAsia="Times New Roman" w:hAnsi="Times New Roman" w:cs="Times New Roman"/>
+          <w:sz w:val="24"/>
+          <w:szCs w:val="24"/>
+          <w:lang w:eastAsia="ru-BY"/>
+        </w:rPr>
+        <w:t>. На стороне клиента реализована асинхронная очередь обработки байтовых массивов (</w:t>
+      </w:r>
+      <w:proofErr w:type="spellStart"/>
+      <w:r>
+        <w:rPr>
+          <w:rFonts w:ascii="Times New Roman" w:eastAsia="Times New Roman" w:hAnsi="Times New Roman" w:cs="Times New Roman"/>
+          <w:sz w:val="24"/>
+          <w:szCs w:val="24"/>
+          <w:lang w:eastAsia="ru-BY"/>
+        </w:rPr>
+        <w:t>ArrayBuffer</w:t>
+      </w:r>
+      <w:proofErr w:type="spellEnd"/>
+      <w:r>
+        <w:rPr>
+          <w:rFonts w:ascii="Times New Roman" w:eastAsia="Times New Roman" w:hAnsi="Times New Roman" w:cs="Times New Roman"/>
+          <w:sz w:val="24"/>
+          <w:szCs w:val="24"/>
+          <w:lang w:eastAsia="ru-BY"/>
+        </w:rPr>
+        <w:t>) и механизм двухточечного ленивого чтения (</w:t>
+      </w:r>
+      <w:proofErr w:type="spellStart"/>
+      <w:r>
+        <w:rPr>
+          <w:rFonts w:ascii="Times New Roman" w:eastAsia="Times New Roman" w:hAnsi="Times New Roman" w:cs="Times New Roman"/>
+          <w:sz w:val="24"/>
+          <w:szCs w:val="24"/>
+          <w:lang w:eastAsia="ru-BY"/>
         </w:rPr>
         <w:t>Lazy</w:t>
       </w:r>
@@ -2711,7 +3220,7 @@
           <w:rFonts w:ascii="Times New Roman" w:eastAsia="Times New Roman" w:hAnsi="Times New Roman" w:cs="Times New Roman"/>
           <w:sz w:val="24"/>
           <w:szCs w:val="24"/>
-          <w:lang w:val="ru-BY" w:eastAsia="ru-BY"/>
+          <w:lang w:eastAsia="ru-BY"/>
         </w:rPr>
         <w:t xml:space="preserve"> </w:t>
       </w:r>
@@ -2721,7 +3230,7 @@
           <w:rFonts w:ascii="Times New Roman" w:eastAsia="Times New Roman" w:hAnsi="Times New Roman" w:cs="Times New Roman"/>
           <w:sz w:val="24"/>
           <w:szCs w:val="24"/>
-          <w:lang w:val="ru-BY" w:eastAsia="ru-BY"/>
+          <w:lang w:eastAsia="ru-BY"/>
         </w:rPr>
         <w:t>Loading</w:t>
       </w:r>
@@ -2731,29 +3240,87 @@
           <w:rFonts w:ascii="Times New Roman" w:eastAsia="Times New Roman" w:hAnsi="Times New Roman" w:cs="Times New Roman"/>
           <w:sz w:val="24"/>
           <w:szCs w:val="24"/>
-          <w:lang w:val="ru-BY" w:eastAsia="ru-BY"/>
-        </w:rPr>
-        <w:t xml:space="preserve">) и многопоточная обработка через Web </w:t>
-      </w:r>
-      <w:proofErr w:type="spellStart"/>
-      <w:r>
-        <w:rPr>
-          <w:rFonts w:ascii="Times New Roman" w:eastAsia="Times New Roman" w:hAnsi="Times New Roman" w:cs="Times New Roman"/>
-          <w:sz w:val="24"/>
-          <w:szCs w:val="24"/>
-          <w:lang w:val="ru-BY" w:eastAsia="ru-BY"/>
-        </w:rPr>
-        <w:t>Workers</w:t>
-      </w:r>
-      <w:proofErr w:type="spellEnd"/>
-      <w:r>
-        <w:rPr>
-          <w:rFonts w:ascii="Times New Roman" w:eastAsia="Times New Roman" w:hAnsi="Times New Roman" w:cs="Times New Roman"/>
-          <w:sz w:val="24"/>
-          <w:szCs w:val="24"/>
-          <w:lang w:val="ru-BY" w:eastAsia="ru-BY"/>
-        </w:rPr>
-        <w:t xml:space="preserve">. Программа корректно обрабатывает подмены расширений и повреждения файлов, сохраняя отзывчивость интерфейса. </w:t>
+          <w:lang w:eastAsia="ru-BY"/>
+        </w:rPr>
+        <w:t xml:space="preserve">) через </w:t>
+      </w:r>
+      <w:proofErr w:type="gramStart"/>
+      <w:r>
+        <w:rPr>
+          <w:rFonts w:ascii="Times New Roman" w:eastAsia="Times New Roman" w:hAnsi="Times New Roman" w:cs="Times New Roman"/>
+          <w:sz w:val="24"/>
+          <w:szCs w:val="24"/>
+          <w:lang w:eastAsia="ru-BY"/>
+        </w:rPr>
+        <w:t>метод .</w:t>
+      </w:r>
+      <w:proofErr w:type="spellStart"/>
+      <w:r>
+        <w:rPr>
+          <w:rFonts w:ascii="Times New Roman" w:eastAsia="Times New Roman" w:hAnsi="Times New Roman" w:cs="Times New Roman"/>
+          <w:sz w:val="24"/>
+          <w:szCs w:val="24"/>
+          <w:lang w:eastAsia="ru-BY"/>
+        </w:rPr>
+        <w:t>slice</w:t>
+      </w:r>
+      <w:proofErr w:type="spellEnd"/>
+      <w:proofErr w:type="gramEnd"/>
+      <w:r>
+        <w:rPr>
+          <w:rFonts w:ascii="Times New Roman" w:eastAsia="Times New Roman" w:hAnsi="Times New Roman" w:cs="Times New Roman"/>
+          <w:sz w:val="24"/>
+          <w:szCs w:val="24"/>
+          <w:lang w:eastAsia="ru-BY"/>
+        </w:rPr>
+        <w:t>(), изолирующий метаданные заголовков и концевые маркеры.</w:t>
+      </w:r>
+      <w:r>
+        <w:rPr>
+          <w:rFonts w:ascii="Times New Roman" w:eastAsia="Times New Roman" w:hAnsi="Times New Roman" w:cs="Times New Roman"/>
+          <w:sz w:val="24"/>
+          <w:szCs w:val="24"/>
+          <w:lang w:val="ru-RU" w:eastAsia="ru-BY"/>
+        </w:rPr>
+        <w:t xml:space="preserve"> </w:t>
+      </w:r>
+      <w:r>
+        <w:rPr>
+          <w:rFonts w:ascii="Times New Roman" w:eastAsia="Times New Roman" w:hAnsi="Times New Roman" w:cs="Times New Roman"/>
+          <w:sz w:val="24"/>
+          <w:szCs w:val="24"/>
+          <w:lang w:eastAsia="ru-BY"/>
+        </w:rPr>
+        <w:t>На стороне клиента реализована фильтрация и асинхронная очередь обработки считываемых байтовых массивов (</w:t>
+      </w:r>
+      <w:proofErr w:type="spellStart"/>
+      <w:r>
+        <w:rPr>
+          <w:rFonts w:ascii="Times New Roman" w:eastAsia="Times New Roman" w:hAnsi="Times New Roman" w:cs="Times New Roman"/>
+          <w:sz w:val="24"/>
+          <w:szCs w:val="24"/>
+          <w:lang w:eastAsia="ru-BY"/>
+        </w:rPr>
+        <w:t>ArrayBuffer</w:t>
+      </w:r>
+      <w:proofErr w:type="spellEnd"/>
+      <w:r>
+        <w:rPr>
+          <w:rFonts w:ascii="Times New Roman" w:eastAsia="Times New Roman" w:hAnsi="Times New Roman" w:cs="Times New Roman"/>
+          <w:sz w:val="24"/>
+          <w:szCs w:val="24"/>
+          <w:lang w:eastAsia="ru-BY"/>
+        </w:rPr>
+        <w:t>), что позволяет обрабатывать как отдельные файлы, так и иерархические структуры папок</w:t>
+      </w:r>
+      <w:r>
+        <w:rPr>
+          <w:rFonts w:ascii="Times New Roman" w:eastAsia="Times New Roman" w:hAnsi="Times New Roman" w:cs="Times New Roman"/>
+          <w:sz w:val="24"/>
+          <w:szCs w:val="24"/>
+          <w:lang w:val="ru-RU" w:eastAsia="ru-BY"/>
+        </w:rPr>
+        <w:t>.</w:t>
       </w:r>
     </w:p>
     <w:sectPr>
@@ -2769,6 +3336,155 @@
 <file path=word/numbering.xml><?xml version="1.0" encoding="utf-8"?>
 <w:numbering xmlns:wpc="http://schemas.microsoft.com/office/word/2010/wordprocessingCanvas" xmlns:cx="http://schemas.microsoft.com/office/drawing/2014/chartex" xmlns:cx1="http://schemas.microsoft.com/office/drawing/2015/9/8/chartex" xmlns:cx2="http://schemas.microsoft.com/office/drawing/2015/10/21/chartex" xmlns:cx3="http://schemas.microsoft.com/office/drawing/2016/5/9/chartex" xmlns:cx4="http://schemas.microsoft.com/office/drawing/2016/5/10/chartex" xmlns:cx5="http://schemas.microsoft.com/office/drawing/2016/5/11/chartex" xmlns:cx6="http://schemas.microsoft.com/office/drawing/2016/5/12/chartex" xmlns:cx7="http://schemas.microsoft.com/office/drawing/2016/5/13/chartex" xmlns:cx8="http://schemas.microsoft.com/office/drawing/2016/5/14/chartex" xmlns:mc="http://schemas.openxmlformats.org/markup-compatibility/2006" xmlns:aink="http://schemas.microsoft.com/office/drawing/2016/ink" xmlns:am3d="http://schemas.microsoft.com/office/drawing/2017/model3d" xmlns:o="urn:schemas-microsoft-com:office:office" xmlns:r="http://schemas.openxmlformats.org/officeDocument/2006/relationships" xmlns:m="http://schemas.openxmlformats.org/officeDocument/2006/math" xmlns:v="urn:schemas-microsoft-com:vml" xmlns:wp14="http://schemas.microsoft.com/office/word/2010/wordprocessingDrawing" xmlns:wp="http://schemas.openxmlformats.org/drawingml/2006/wordprocessingDrawing" xmlns:w10="urn:schemas-microsoft-com:office:word" xmlns:w="http://schemas.openxmlformats.org/wordprocessingml/2006/main" xmlns:w14="http://schemas.microsoft.com/office/word/2010/wordml" xmlns:w15="http://schemas.microsoft.com/office/word/2012/wordml" xmlns:w16cex="http://schemas.microsoft.com/office/word/2018/wordml/cex" xmlns:w16cid="http://schemas.microsoft.com/office/word/2016/wordml/cid" xmlns:w16="http://schemas.microsoft.com/office/word/2018/wordml" xmlns:w16sdtdh="http://schemas.microsoft.com/office/word/2020/wordml/sdtdatahash" xmlns:w16se="http://schemas.microsoft.com/office/word/2015/wordml/symex" xmlns:wpg="http://schemas.microsoft.com/office/word/2010/wordprocessingGroup" xmlns:wpi="http://schemas.microsoft.com/office/word/2010/wordprocessingInk" xmlns:wne="http://schemas.microsoft.com/office/word/2006/wordml" xmlns:wps="http://schemas.microsoft.com/office/word/2010/wordprocessingShape" mc:Ignorable="w14 w15 w16se w16cid w16 w16cex w16sdtdh wp14">
   <w:abstractNum w:abstractNumId="0" w15:restartNumberingAfterBreak="0">
+    <w:nsid w:val="50BF7841"/>
+    <w:multiLevelType w:val="multilevel"/>
+    <w:tmpl w:val="68BEB016"/>
+    <w:lvl w:ilvl="0">
+      <w:start w:val="1"/>
+      <w:numFmt w:val="bullet"/>
+      <w:lvlText w:val=""/>
+      <w:lvlJc w:val="left"/>
+      <w:pPr>
+        <w:tabs>
+          <w:tab w:val="num" w:pos="720"/>
+        </w:tabs>
+        <w:ind w:left="720" w:hanging="360"/>
+      </w:pPr>
+      <w:rPr>
+        <w:rFonts w:ascii="Symbol" w:hAnsi="Symbol" w:hint="default"/>
+        <w:sz w:val="20"/>
+      </w:rPr>
+    </w:lvl>
+    <w:lvl w:ilvl="1" w:tentative="1">
+      <w:start w:val="1"/>
+      <w:numFmt w:val="bullet"/>
+      <w:lvlText w:val="o"/>
+      <w:lvlJc w:val="left"/>
+      <w:pPr>
+        <w:tabs>
+          <w:tab w:val="num" w:pos="1440"/>
+        </w:tabs>
+        <w:ind w:left="1440" w:hanging="360"/>
+      </w:pPr>
+      <w:rPr>
+        <w:rFonts w:ascii="Courier New" w:hAnsi="Courier New" w:hint="default"/>
+        <w:sz w:val="20"/>
+      </w:rPr>
+    </w:lvl>
+    <w:lvl w:ilvl="2" w:tentative="1">
+      <w:start w:val="1"/>
+      <w:numFmt w:val="bullet"/>
+      <w:lvlText w:val=""/>
+      <w:lvlJc w:val="left"/>
+      <w:pPr>
+        <w:tabs>
+          <w:tab w:val="num" w:pos="2160"/>
+        </w:tabs>
+        <w:ind w:left="2160" w:hanging="360"/>
+      </w:pPr>
+      <w:rPr>
+        <w:rFonts w:ascii="Wingdings" w:hAnsi="Wingdings" w:hint="default"/>
+        <w:sz w:val="20"/>
+      </w:rPr>
+    </w:lvl>
+    <w:lvl w:ilvl="3" w:tentative="1">
+      <w:start w:val="1"/>
+      <w:numFmt w:val="bullet"/>
+      <w:lvlText w:val=""/>
+      <w:lvlJc w:val="left"/>
+      <w:pPr>
+        <w:tabs>
+          <w:tab w:val="num" w:pos="2880"/>
+        </w:tabs>
+        <w:ind w:left="2880" w:hanging="360"/>
+      </w:pPr>
+      <w:rPr>
+        <w:rFonts w:ascii="Wingdings" w:hAnsi="Wingdings" w:hint="default"/>
+        <w:sz w:val="20"/>
+      </w:rPr>
+    </w:lvl>
+    <w:lvl w:ilvl="4" w:tentative="1">
+      <w:start w:val="1"/>
+      <w:numFmt w:val="bullet"/>
+      <w:lvlText w:val=""/>
+      <w:lvlJc w:val="left"/>
+      <w:pPr>
+        <w:tabs>
+          <w:tab w:val="num" w:pos="3600"/>
+        </w:tabs>
+        <w:ind w:left="3600" w:hanging="360"/>
+      </w:pPr>
+      <w:rPr>
+        <w:rFonts w:ascii="Wingdings" w:hAnsi="Wingdings" w:hint="default"/>
+        <w:sz w:val="20"/>
+      </w:rPr>
+    </w:lvl>
+    <w:lvl w:ilvl="5" w:tentative="1">
+      <w:start w:val="1"/>
+      <w:numFmt w:val="bullet"/>
+      <w:lvlText w:val=""/>
+      <w:lvlJc w:val="left"/>
+      <w:pPr>
+        <w:tabs>
+          <w:tab w:val="num" w:pos="4320"/>
+        </w:tabs>
+        <w:ind w:left="4320" w:hanging="360"/>
+      </w:pPr>
+      <w:rPr>
+        <w:rFonts w:ascii="Wingdings" w:hAnsi="Wingdings" w:hint="default"/>
+        <w:sz w:val="20"/>
+      </w:rPr>
+    </w:lvl>
+    <w:lvl w:ilvl="6" w:tentative="1">
+      <w:start w:val="1"/>
+      <w:numFmt w:val="bullet"/>
+      <w:lvlText w:val=""/>
+      <w:lvlJc w:val="left"/>
+      <w:pPr>
+        <w:tabs>
+          <w:tab w:val="num" w:pos="5040"/>
+        </w:tabs>
+        <w:ind w:left="5040" w:hanging="360"/>
+      </w:pPr>
+      <w:rPr>
+        <w:rFonts w:ascii="Wingdings" w:hAnsi="Wingdings" w:hint="default"/>
+        <w:sz w:val="20"/>
+      </w:rPr>
+    </w:lvl>
+    <w:lvl w:ilvl="7" w:tentative="1">
+      <w:start w:val="1"/>
+      <w:numFmt w:val="bullet"/>
+      <w:lvlText w:val=""/>
+      <w:lvlJc w:val="left"/>
+      <w:pPr>
+        <w:tabs>
+          <w:tab w:val="num" w:pos="5760"/>
+        </w:tabs>
+        <w:ind w:left="5760" w:hanging="360"/>
+      </w:pPr>
+      <w:rPr>
+        <w:rFonts w:ascii="Wingdings" w:hAnsi="Wingdings" w:hint="default"/>
+        <w:sz w:val="20"/>
+      </w:rPr>
+    </w:lvl>
+    <w:lvl w:ilvl="8" w:tentative="1">
+      <w:start w:val="1"/>
+      <w:numFmt w:val="bullet"/>
+      <w:lvlText w:val=""/>
+      <w:lvlJc w:val="left"/>
+      <w:pPr>
+        <w:tabs>
+          <w:tab w:val="num" w:pos="6480"/>
+        </w:tabs>
+        <w:ind w:left="6480" w:hanging="360"/>
+      </w:pPr>
+      <w:rPr>
+        <w:rFonts w:ascii="Wingdings" w:hAnsi="Wingdings" w:hint="default"/>
+        <w:sz w:val="20"/>
+      </w:rPr>
+    </w:lvl>
+  </w:abstractNum>
+  <w:abstractNum w:abstractNumId="1" w15:restartNumberingAfterBreak="0">
     <w:nsid w:val="62EE174B"/>
     <w:multiLevelType w:val="multilevel"/>
     <w:tmpl w:val="8AB6FB36"/>
@@ -2918,6 +3634,9 @@
     </w:lvl>
   </w:abstractNum>
   <w:num w:numId="1">
+    <w:abstractNumId w:val="1"/>
+  </w:num>
+  <w:num w:numId="2">
     <w:abstractNumId w:val="0"/>
   </w:num>
 </w:numbering>
@@ -3384,7 +4103,7 @@
       <w:rFonts w:ascii="Times New Roman" w:eastAsia="Times New Roman" w:hAnsi="Times New Roman" w:cs="Times New Roman"/>
       <w:sz w:val="24"/>
       <w:szCs w:val="24"/>
-      <w:lang w:val="ru-BY" w:eastAsia="ru-BY"/>
+      <w:lang w:eastAsia="ru-BY"/>
     </w:rPr>
   </w:style>
   <w:style w:type="character" w:customStyle="1" w:styleId="inqyif">

--- a/lab2/ПКГ Отчет по лабораторной работе 2.docx
+++ b/lab2/ПКГ Отчет по лабораторной работе 2.docx
@@ -75,7 +75,6 @@
         </w:rPr>
         <w:t>В</w:t>
       </w:r>
-      <w:proofErr w:type="spellStart"/>
       <w:r>
         <w:rPr>
           <w:rFonts w:ascii="Times New Roman" w:eastAsia="Times New Roman" w:hAnsi="Times New Roman" w:cs="Times New Roman"/>
@@ -87,7 +86,6 @@
         </w:rPr>
         <w:t>ыполнил</w:t>
       </w:r>
-      <w:proofErr w:type="spellEnd"/>
       <w:r>
         <w:rPr>
           <w:rFonts w:ascii="Times New Roman" w:eastAsia="Times New Roman" w:hAnsi="Times New Roman" w:cs="Times New Roman"/>
@@ -108,7 +106,6 @@
         </w:rPr>
         <w:t xml:space="preserve"> </w:t>
       </w:r>
-      <w:proofErr w:type="spellStart"/>
       <w:r>
         <w:rPr>
           <w:rFonts w:ascii="Times New Roman" w:eastAsia="Times New Roman" w:hAnsi="Times New Roman" w:cs="Times New Roman"/>
@@ -116,17 +113,7 @@
           <w:szCs w:val="24"/>
           <w:lang w:val="ru-RU" w:eastAsia="ru-BY"/>
         </w:rPr>
-        <w:t>Шакель</w:t>
-      </w:r>
-      <w:proofErr w:type="spellEnd"/>
-      <w:r>
-        <w:rPr>
-          <w:rFonts w:ascii="Times New Roman" w:eastAsia="Times New Roman" w:hAnsi="Times New Roman" w:cs="Times New Roman"/>
-          <w:sz w:val="24"/>
-          <w:szCs w:val="24"/>
-          <w:lang w:val="ru-RU" w:eastAsia="ru-BY"/>
-        </w:rPr>
-        <w:t xml:space="preserve"> Степан, 11 группа</w:t>
+        <w:t>Шакель Степан, 11 группа</w:t>
       </w:r>
     </w:p>
     <w:p>
@@ -172,27 +159,7 @@
           <w:szCs w:val="24"/>
           <w:lang w:eastAsia="ru-BY"/>
         </w:rPr>
-        <w:t xml:space="preserve">Изучить структуру растровых форматов и методы извлечения метаданных на низком уровне. Разработать веб-приложение для пакетного считывания параметров изображений без использования сторонних библиотек </w:t>
-      </w:r>
-      <w:proofErr w:type="spellStart"/>
-      <w:r>
-        <w:rPr>
-          <w:rFonts w:ascii="Times New Roman" w:eastAsia="Times New Roman" w:hAnsi="Times New Roman" w:cs="Times New Roman"/>
-          <w:sz w:val="24"/>
-          <w:szCs w:val="24"/>
-          <w:lang w:eastAsia="ru-BY"/>
-        </w:rPr>
-        <w:t>парсинга</w:t>
-      </w:r>
-      <w:proofErr w:type="spellEnd"/>
-      <w:r>
-        <w:rPr>
-          <w:rFonts w:ascii="Times New Roman" w:eastAsia="Times New Roman" w:hAnsi="Times New Roman" w:cs="Times New Roman"/>
-          <w:sz w:val="24"/>
-          <w:szCs w:val="24"/>
-          <w:lang w:eastAsia="ru-BY"/>
-        </w:rPr>
-        <w:t>.</w:t>
+        <w:t>Изучить структуру растровых форматов и методы извлечения метаданных на низком уровне. Разработать веб-приложение для пакетного считывания параметров изображений без использования сторонних библиотек парсинга.</w:t>
       </w:r>
     </w:p>
     <w:p>
@@ -236,107 +203,7 @@
           <w:szCs w:val="24"/>
           <w:lang w:eastAsia="ru-BY"/>
         </w:rPr>
-        <w:t xml:space="preserve">Изучить байтовую структуру форматов JPG, GIF, TIF, BMP, PNG, PCX; реализовать ручной побайтовый </w:t>
-      </w:r>
-      <w:proofErr w:type="spellStart"/>
-      <w:r>
-        <w:rPr>
-          <w:rFonts w:ascii="Times New Roman" w:eastAsia="Times New Roman" w:hAnsi="Times New Roman" w:cs="Times New Roman"/>
-          <w:sz w:val="24"/>
-          <w:szCs w:val="24"/>
-          <w:lang w:eastAsia="ru-BY"/>
-        </w:rPr>
-        <w:t>парсинг</w:t>
-      </w:r>
-      <w:proofErr w:type="spellEnd"/>
-      <w:r>
-        <w:rPr>
-          <w:rFonts w:ascii="Times New Roman" w:eastAsia="Times New Roman" w:hAnsi="Times New Roman" w:cs="Times New Roman"/>
-          <w:sz w:val="24"/>
-          <w:szCs w:val="24"/>
-          <w:lang w:eastAsia="ru-BY"/>
-        </w:rPr>
-        <w:t xml:space="preserve"> заголовков, сигнатур, </w:t>
-      </w:r>
-      <w:proofErr w:type="spellStart"/>
-      <w:r>
-        <w:rPr>
-          <w:rFonts w:ascii="Times New Roman" w:eastAsia="Times New Roman" w:hAnsi="Times New Roman" w:cs="Times New Roman"/>
-          <w:sz w:val="24"/>
-          <w:szCs w:val="24"/>
-          <w:lang w:eastAsia="ru-BY"/>
-        </w:rPr>
-        <w:t>чанков</w:t>
-      </w:r>
-      <w:proofErr w:type="spellEnd"/>
-      <w:r>
-        <w:rPr>
-          <w:rFonts w:ascii="Times New Roman" w:eastAsia="Times New Roman" w:hAnsi="Times New Roman" w:cs="Times New Roman"/>
-          <w:sz w:val="24"/>
-          <w:szCs w:val="24"/>
-          <w:lang w:eastAsia="ru-BY"/>
-        </w:rPr>
-        <w:t xml:space="preserve"> и тегов; реализовать ленивое чтение (</w:t>
-      </w:r>
-      <w:proofErr w:type="spellStart"/>
-      <w:r>
-        <w:rPr>
-          <w:rFonts w:ascii="Times New Roman" w:eastAsia="Times New Roman" w:hAnsi="Times New Roman" w:cs="Times New Roman"/>
-          <w:sz w:val="24"/>
-          <w:szCs w:val="24"/>
-          <w:lang w:eastAsia="ru-BY"/>
-        </w:rPr>
-        <w:t>Lazy</w:t>
-      </w:r>
-      <w:proofErr w:type="spellEnd"/>
-      <w:r>
-        <w:rPr>
-          <w:rFonts w:ascii="Times New Roman" w:eastAsia="Times New Roman" w:hAnsi="Times New Roman" w:cs="Times New Roman"/>
-          <w:sz w:val="24"/>
-          <w:szCs w:val="24"/>
-          <w:lang w:eastAsia="ru-BY"/>
-        </w:rPr>
-        <w:t xml:space="preserve"> </w:t>
-      </w:r>
-      <w:proofErr w:type="spellStart"/>
-      <w:r>
-        <w:rPr>
-          <w:rFonts w:ascii="Times New Roman" w:eastAsia="Times New Roman" w:hAnsi="Times New Roman" w:cs="Times New Roman"/>
-          <w:sz w:val="24"/>
-          <w:szCs w:val="24"/>
-          <w:lang w:eastAsia="ru-BY"/>
-        </w:rPr>
-        <w:t>Loading</w:t>
-      </w:r>
-      <w:proofErr w:type="spellEnd"/>
-      <w:r>
-        <w:rPr>
-          <w:rFonts w:ascii="Times New Roman" w:eastAsia="Times New Roman" w:hAnsi="Times New Roman" w:cs="Times New Roman"/>
-          <w:sz w:val="24"/>
-          <w:szCs w:val="24"/>
-          <w:lang w:eastAsia="ru-BY"/>
-        </w:rPr>
-        <w:t xml:space="preserve">) для оптимизации работы с диском; реализовать асинхронную обработку через Web </w:t>
-      </w:r>
-      <w:proofErr w:type="spellStart"/>
-      <w:r>
-        <w:rPr>
-          <w:rFonts w:ascii="Times New Roman" w:eastAsia="Times New Roman" w:hAnsi="Times New Roman" w:cs="Times New Roman"/>
-          <w:sz w:val="24"/>
-          <w:szCs w:val="24"/>
-          <w:lang w:eastAsia="ru-BY"/>
-        </w:rPr>
-        <w:t>Workers</w:t>
-      </w:r>
-      <w:proofErr w:type="spellEnd"/>
-      <w:r>
-        <w:rPr>
-          <w:rFonts w:ascii="Times New Roman" w:eastAsia="Times New Roman" w:hAnsi="Times New Roman" w:cs="Times New Roman"/>
-          <w:sz w:val="24"/>
-          <w:szCs w:val="24"/>
-          <w:lang w:eastAsia="ru-BY"/>
-        </w:rPr>
-        <w:t>; добавить валидацию структуры данных для обнаружения поврежденных файлов и подмены расширений; вывести считанные данные в таблицу.</w:t>
+        <w:t>Изучить байтовую структуру форматов JPG, GIF, TIF, BMP, PNG, PCX; реализовать ручной побайтовый парсинг заголовков, сигнатур, чанков и тегов; реализовать ленивое чтение (Lazy Loading) для оптимизации работы с диском; реализовать асинхронную обработку через Web Workers; добавить валидацию структуры данных для обнаружения поврежденных файлов и подмены расширений; вывести считанные данные в таблицу.</w:t>
       </w:r>
     </w:p>
     <w:p>
@@ -382,7 +249,6 @@
         </w:rPr>
         <w:t xml:space="preserve">HTML5, CSS3 и JavaScript (ES6+). Работа с двоичными данными реализована вручную через интерфейсы </w:t>
       </w:r>
-      <w:proofErr w:type="spellStart"/>
       <w:r>
         <w:rPr>
           <w:rFonts w:ascii="Times New Roman" w:eastAsia="Times New Roman" w:hAnsi="Times New Roman" w:cs="Times New Roman"/>
@@ -392,7 +258,6 @@
         </w:rPr>
         <w:t>ArrayBuffer</w:t>
       </w:r>
-      <w:proofErr w:type="spellEnd"/>
       <w:r>
         <w:rPr>
           <w:rFonts w:ascii="Times New Roman" w:eastAsia="Times New Roman" w:hAnsi="Times New Roman" w:cs="Times New Roman"/>
@@ -402,7 +267,6 @@
         </w:rPr>
         <w:t xml:space="preserve"> и </w:t>
       </w:r>
-      <w:proofErr w:type="spellStart"/>
       <w:r>
         <w:rPr>
           <w:rFonts w:ascii="Times New Roman" w:eastAsia="Times New Roman" w:hAnsi="Times New Roman" w:cs="Times New Roman"/>
@@ -412,7 +276,6 @@
         </w:rPr>
         <w:t>DataView</w:t>
       </w:r>
-      <w:proofErr w:type="spellEnd"/>
       <w:r>
         <w:rPr>
           <w:rFonts w:ascii="Times New Roman" w:eastAsia="Times New Roman" w:hAnsi="Times New Roman" w:cs="Times New Roman"/>
@@ -488,47 +351,7 @@
           <w:szCs w:val="24"/>
           <w:lang w:eastAsia="ru-BY"/>
         </w:rPr>
-        <w:t xml:space="preserve">Были изучены внутренние спецификации, смещения и структуры заголовков форматов JPG, GIF, TIF, BMP, PNG, PCX. Определены сигнатуры (Magic </w:t>
-      </w:r>
-      <w:proofErr w:type="spellStart"/>
-      <w:r>
-        <w:rPr>
-          <w:rFonts w:ascii="Times New Roman" w:eastAsia="Times New Roman" w:hAnsi="Times New Roman" w:cs="Times New Roman"/>
-          <w:sz w:val="24"/>
-          <w:szCs w:val="24"/>
-          <w:lang w:eastAsia="ru-BY"/>
-        </w:rPr>
-        <w:t>Numbers</w:t>
-      </w:r>
-      <w:proofErr w:type="spellEnd"/>
-      <w:r>
-        <w:rPr>
-          <w:rFonts w:ascii="Times New Roman" w:eastAsia="Times New Roman" w:hAnsi="Times New Roman" w:cs="Times New Roman"/>
-          <w:sz w:val="24"/>
-          <w:szCs w:val="24"/>
-          <w:lang w:eastAsia="ru-BY"/>
-        </w:rPr>
-        <w:t xml:space="preserve">), маркеры кадров (SOF, EOI), идентификаторы </w:t>
-      </w:r>
-      <w:proofErr w:type="spellStart"/>
-      <w:r>
-        <w:rPr>
-          <w:rFonts w:ascii="Times New Roman" w:eastAsia="Times New Roman" w:hAnsi="Times New Roman" w:cs="Times New Roman"/>
-          <w:sz w:val="24"/>
-          <w:szCs w:val="24"/>
-          <w:lang w:eastAsia="ru-BY"/>
-        </w:rPr>
-        <w:t>чанков</w:t>
-      </w:r>
-      <w:proofErr w:type="spellEnd"/>
-      <w:r>
-        <w:rPr>
-          <w:rFonts w:ascii="Times New Roman" w:eastAsia="Times New Roman" w:hAnsi="Times New Roman" w:cs="Times New Roman"/>
-          <w:sz w:val="24"/>
-          <w:szCs w:val="24"/>
-          <w:lang w:eastAsia="ru-BY"/>
-        </w:rPr>
-        <w:t xml:space="preserve"> (IHDR, IEND) и структура директорий (IFD).</w:t>
+        <w:t>Были изучены внутренние спецификации, смещения и структуры заголовков форматов JPG, GIF, TIF, BMP, PNG, PCX. Определены сигнатуры (Magic Numbers), маркеры кадров (SOF, EOI), идентификаторы чанков (IHDR, IEND) и структура директорий (IFD).</w:t>
       </w:r>
     </w:p>
     <w:p>
@@ -632,31 +455,7 @@
           <w:szCs w:val="27"/>
           <w:lang w:eastAsia="ru-BY"/>
         </w:rPr>
-        <w:t xml:space="preserve">3. Реализация побайтового </w:t>
-      </w:r>
-      <w:proofErr w:type="spellStart"/>
-      <w:r>
-        <w:rPr>
-          <w:rFonts w:ascii="Times New Roman" w:eastAsia="Times New Roman" w:hAnsi="Times New Roman" w:cs="Times New Roman"/>
-          <w:b/>
-          <w:bCs/>
-          <w:sz w:val="27"/>
-          <w:szCs w:val="27"/>
-          <w:lang w:eastAsia="ru-BY"/>
-        </w:rPr>
-        <w:t>парсинга</w:t>
-      </w:r>
-      <w:proofErr w:type="spellEnd"/>
-      <w:r>
-        <w:rPr>
-          <w:rFonts w:ascii="Times New Roman" w:eastAsia="Times New Roman" w:hAnsi="Times New Roman" w:cs="Times New Roman"/>
-          <w:b/>
-          <w:bCs/>
-          <w:sz w:val="27"/>
-          <w:szCs w:val="27"/>
-          <w:lang w:eastAsia="ru-BY"/>
-        </w:rPr>
-        <w:t xml:space="preserve"> по форматам</w:t>
+        <w:t>3. Реализация побайтового парсинга по форматам</w:t>
       </w:r>
     </w:p>
     <w:p>
@@ -676,67 +475,7 @@
           <w:szCs w:val="24"/>
           <w:lang w:eastAsia="ru-BY"/>
         </w:rPr>
-        <w:t xml:space="preserve">Разработан анализатор байтовых массивов с автоматическим определением формата по первым 2–4 байтам. Реализовано ручное извлечение геометрии, расчет глубины цвета и определение типов сжатия с учетом разряда </w:t>
-      </w:r>
-      <w:proofErr w:type="spellStart"/>
-      <w:r>
-        <w:rPr>
-          <w:rFonts w:ascii="Times New Roman" w:eastAsia="Times New Roman" w:hAnsi="Times New Roman" w:cs="Times New Roman"/>
-          <w:sz w:val="24"/>
-          <w:szCs w:val="24"/>
-          <w:lang w:eastAsia="ru-BY"/>
-        </w:rPr>
-        <w:t>индианности</w:t>
-      </w:r>
-      <w:proofErr w:type="spellEnd"/>
-      <w:r>
-        <w:rPr>
-          <w:rFonts w:ascii="Times New Roman" w:eastAsia="Times New Roman" w:hAnsi="Times New Roman" w:cs="Times New Roman"/>
-          <w:sz w:val="24"/>
-          <w:szCs w:val="24"/>
-          <w:lang w:eastAsia="ru-BY"/>
-        </w:rPr>
-        <w:t xml:space="preserve"> (Big-</w:t>
-      </w:r>
-      <w:proofErr w:type="spellStart"/>
-      <w:r>
-        <w:rPr>
-          <w:rFonts w:ascii="Times New Roman" w:eastAsia="Times New Roman" w:hAnsi="Times New Roman" w:cs="Times New Roman"/>
-          <w:sz w:val="24"/>
-          <w:szCs w:val="24"/>
-          <w:lang w:eastAsia="ru-BY"/>
-        </w:rPr>
-        <w:t>Endian</w:t>
-      </w:r>
-      <w:proofErr w:type="spellEnd"/>
-      <w:r>
-        <w:rPr>
-          <w:rFonts w:ascii="Times New Roman" w:eastAsia="Times New Roman" w:hAnsi="Times New Roman" w:cs="Times New Roman"/>
-          <w:sz w:val="24"/>
-          <w:szCs w:val="24"/>
-          <w:lang w:eastAsia="ru-BY"/>
-        </w:rPr>
-        <w:t xml:space="preserve"> / Little-</w:t>
-      </w:r>
-      <w:proofErr w:type="spellStart"/>
-      <w:r>
-        <w:rPr>
-          <w:rFonts w:ascii="Times New Roman" w:eastAsia="Times New Roman" w:hAnsi="Times New Roman" w:cs="Times New Roman"/>
-          <w:sz w:val="24"/>
-          <w:szCs w:val="24"/>
-          <w:lang w:eastAsia="ru-BY"/>
-        </w:rPr>
-        <w:t>Endian</w:t>
-      </w:r>
-      <w:proofErr w:type="spellEnd"/>
-      <w:r>
-        <w:rPr>
-          <w:rFonts w:ascii="Times New Roman" w:eastAsia="Times New Roman" w:hAnsi="Times New Roman" w:cs="Times New Roman"/>
-          <w:sz w:val="24"/>
-          <w:szCs w:val="24"/>
-          <w:lang w:eastAsia="ru-BY"/>
-        </w:rPr>
-        <w:t>) формата:</w:t>
+        <w:t>Разработан анализатор байтовых массивов с автоматическим определением формата по первым 2–4 байтам. Реализовано ручное извлечение геометрии, расчет глубины цвета и определение типов сжатия с учетом разряда индианности (Big-Endian / Little-Endian) формата:</w:t>
       </w:r>
     </w:p>
     <w:p>
@@ -797,27 +536,7 @@
           <w:szCs w:val="24"/>
           <w:lang w:eastAsia="ru-BY"/>
         </w:rPr>
-        <w:t xml:space="preserve">: сигнатура (байты 0–7), </w:t>
-      </w:r>
-      <w:proofErr w:type="spellStart"/>
-      <w:r>
-        <w:rPr>
-          <w:rFonts w:ascii="Times New Roman" w:eastAsia="Times New Roman" w:hAnsi="Times New Roman" w:cs="Times New Roman"/>
-          <w:sz w:val="24"/>
-          <w:szCs w:val="24"/>
-          <w:lang w:eastAsia="ru-BY"/>
-        </w:rPr>
-        <w:t>чанк</w:t>
-      </w:r>
-      <w:proofErr w:type="spellEnd"/>
-      <w:r>
-        <w:rPr>
-          <w:rFonts w:ascii="Times New Roman" w:eastAsia="Times New Roman" w:hAnsi="Times New Roman" w:cs="Times New Roman"/>
-          <w:sz w:val="24"/>
-          <w:szCs w:val="24"/>
-          <w:lang w:eastAsia="ru-BY"/>
-        </w:rPr>
-        <w:t xml:space="preserve"> IHDR (0x49484452 на позиции 12) и концевой маркер IEND (0x49454E44 в финальных 12 байтах).</w:t>
+        <w:t>: сигнатура (байты 0–7), чанк IHDR (0x49484452 на позиции 12) и концевой маркер IEND (0x49454E44 в финальных 12 байтах).</w:t>
       </w:r>
     </w:p>
     <w:p>
@@ -923,27 +642,7 @@
           <w:szCs w:val="24"/>
           <w:lang w:eastAsia="ru-BY"/>
         </w:rPr>
-        <w:t xml:space="preserve">: </w:t>
-      </w:r>
-      <w:proofErr w:type="spellStart"/>
-      <w:r>
-        <w:rPr>
-          <w:rFonts w:ascii="Times New Roman" w:eastAsia="Times New Roman" w:hAnsi="Times New Roman" w:cs="Times New Roman"/>
-          <w:sz w:val="24"/>
-          <w:szCs w:val="24"/>
-          <w:lang w:eastAsia="ru-BY"/>
-        </w:rPr>
-        <w:t>Deflate</w:t>
-      </w:r>
-      <w:proofErr w:type="spellEnd"/>
-      <w:r>
-        <w:rPr>
-          <w:rFonts w:ascii="Times New Roman" w:eastAsia="Times New Roman" w:hAnsi="Times New Roman" w:cs="Times New Roman"/>
-          <w:sz w:val="24"/>
-          <w:szCs w:val="24"/>
-          <w:lang w:eastAsia="ru-BY"/>
-        </w:rPr>
-        <w:t xml:space="preserve"> (без потерь); определяется строковым значением после валидации IHDR. Со смещения 26 считывается тип адаптивной фильтрации строк.</w:t>
+        <w:t>: Deflate (без потерь); определяется строковым значением после валидации IHDR. Со смещения 26 считывается тип адаптивной фильтрации строк.</w:t>
       </w:r>
     </w:p>
     <w:p>
@@ -969,31 +668,7 @@
           <w:szCs w:val="24"/>
           <w:lang w:eastAsia="ru-BY"/>
         </w:rPr>
-        <w:t>BMP (</w:t>
-      </w:r>
-      <w:proofErr w:type="spellStart"/>
-      <w:r>
-        <w:rPr>
-          <w:rFonts w:ascii="Times New Roman" w:eastAsia="Times New Roman" w:hAnsi="Times New Roman" w:cs="Times New Roman"/>
-          <w:b/>
-          <w:bCs/>
-          <w:sz w:val="24"/>
-          <w:szCs w:val="24"/>
-          <w:lang w:eastAsia="ru-BY"/>
-        </w:rPr>
-        <w:t>Bitmap</w:t>
-      </w:r>
-      <w:proofErr w:type="spellEnd"/>
-      <w:r>
-        <w:rPr>
-          <w:rFonts w:ascii="Times New Roman" w:eastAsia="Times New Roman" w:hAnsi="Times New Roman" w:cs="Times New Roman"/>
-          <w:b/>
-          <w:bCs/>
-          <w:sz w:val="24"/>
-          <w:szCs w:val="24"/>
-          <w:lang w:eastAsia="ru-BY"/>
-        </w:rPr>
-        <w:t xml:space="preserve"> Image File)</w:t>
+        <w:t>BMP (Bitmap Image File)</w:t>
       </w:r>
     </w:p>
     <w:p>
@@ -1064,27 +739,7 @@
           <w:szCs w:val="24"/>
           <w:lang w:eastAsia="ru-BY"/>
         </w:rPr>
-        <w:t>: ширина и высота — 32-битные числа (Little-</w:t>
-      </w:r>
-      <w:proofErr w:type="spellStart"/>
-      <w:r>
-        <w:rPr>
-          <w:rFonts w:ascii="Times New Roman" w:eastAsia="Times New Roman" w:hAnsi="Times New Roman" w:cs="Times New Roman"/>
-          <w:sz w:val="24"/>
-          <w:szCs w:val="24"/>
-          <w:lang w:eastAsia="ru-BY"/>
-        </w:rPr>
-        <w:t>Endian</w:t>
-      </w:r>
-      <w:proofErr w:type="spellEnd"/>
-      <w:r>
-        <w:rPr>
-          <w:rFonts w:ascii="Times New Roman" w:eastAsia="Times New Roman" w:hAnsi="Times New Roman" w:cs="Times New Roman"/>
-          <w:sz w:val="24"/>
-          <w:szCs w:val="24"/>
-          <w:lang w:eastAsia="ru-BY"/>
-        </w:rPr>
-        <w:t xml:space="preserve">, байты 18–25). Высота берется по модулю для исключения инверсии строк. DPI рассчитывается умножением пикселей на метр (байты 38–41) на 0.0254. При глубине </w:t>
+        <w:t xml:space="preserve">: ширина и высота — 32-битные числа (Little-Endian, байты 18–25). Высота берется по модулю для исключения инверсии строк. DPI рассчитывается умножением пикселей на метр (байты 38–41) на 0.0254. При глубине </w:t>
       </w:r>
       <m:oMath>
         <m:r>
@@ -1159,27 +814,7 @@
           <w:szCs w:val="24"/>
           <w:lang w:eastAsia="ru-BY"/>
         </w:rPr>
-        <w:t xml:space="preserve"> (если </w:t>
-      </w:r>
-      <w:proofErr w:type="spellStart"/>
-      <w:r>
-        <w:rPr>
-          <w:rFonts w:ascii="Times New Roman" w:eastAsia="Times New Roman" w:hAnsi="Times New Roman" w:cs="Times New Roman"/>
-          <w:sz w:val="24"/>
-          <w:szCs w:val="24"/>
-          <w:lang w:eastAsia="ru-BY"/>
-        </w:rPr>
-        <w:t>biClrUsed</w:t>
-      </w:r>
-      <w:proofErr w:type="spellEnd"/>
-      <w:r>
-        <w:rPr>
-          <w:rFonts w:ascii="Times New Roman" w:eastAsia="Times New Roman" w:hAnsi="Times New Roman" w:cs="Times New Roman"/>
-          <w:sz w:val="24"/>
-          <w:szCs w:val="24"/>
-          <w:lang w:eastAsia="ru-BY"/>
-        </w:rPr>
-        <w:t xml:space="preserve"> равен 0).</w:t>
+        <w:t xml:space="preserve"> (если biClrUsed равен 0).</w:t>
       </w:r>
     </w:p>
     <w:p>
@@ -1240,55 +875,7 @@
           <w:szCs w:val="24"/>
           <w:lang w:eastAsia="ru-BY"/>
         </w:rPr>
-        <w:t xml:space="preserve">JPEG (Joint </w:t>
-      </w:r>
-      <w:proofErr w:type="spellStart"/>
-      <w:r>
-        <w:rPr>
-          <w:rFonts w:ascii="Times New Roman" w:eastAsia="Times New Roman" w:hAnsi="Times New Roman" w:cs="Times New Roman"/>
-          <w:b/>
-          <w:bCs/>
-          <w:sz w:val="24"/>
-          <w:szCs w:val="24"/>
-          <w:lang w:eastAsia="ru-BY"/>
-        </w:rPr>
-        <w:t>Photographic</w:t>
-      </w:r>
-      <w:proofErr w:type="spellEnd"/>
-      <w:r>
-        <w:rPr>
-          <w:rFonts w:ascii="Times New Roman" w:eastAsia="Times New Roman" w:hAnsi="Times New Roman" w:cs="Times New Roman"/>
-          <w:b/>
-          <w:bCs/>
-          <w:sz w:val="24"/>
-          <w:szCs w:val="24"/>
-          <w:lang w:eastAsia="ru-BY"/>
-        </w:rPr>
-        <w:t xml:space="preserve"> </w:t>
-      </w:r>
-      <w:proofErr w:type="spellStart"/>
-      <w:r>
-        <w:rPr>
-          <w:rFonts w:ascii="Times New Roman" w:eastAsia="Times New Roman" w:hAnsi="Times New Roman" w:cs="Times New Roman"/>
-          <w:b/>
-          <w:bCs/>
-          <w:sz w:val="24"/>
-          <w:szCs w:val="24"/>
-          <w:lang w:eastAsia="ru-BY"/>
-        </w:rPr>
-        <w:t>Experts</w:t>
-      </w:r>
-      <w:proofErr w:type="spellEnd"/>
-      <w:r>
-        <w:rPr>
-          <w:rFonts w:ascii="Times New Roman" w:eastAsia="Times New Roman" w:hAnsi="Times New Roman" w:cs="Times New Roman"/>
-          <w:b/>
-          <w:bCs/>
-          <w:sz w:val="24"/>
-          <w:szCs w:val="24"/>
-          <w:lang w:eastAsia="ru-BY"/>
-        </w:rPr>
-        <w:t xml:space="preserve"> Group)</w:t>
+        <w:t>JPEG (Joint Photographic Experts Group)</w:t>
       </w:r>
     </w:p>
     <w:p>
@@ -1419,31 +1006,7 @@
           <w:szCs w:val="24"/>
           <w:lang w:eastAsia="ru-BY"/>
         </w:rPr>
-        <w:t xml:space="preserve">GIF (Graphics </w:t>
-      </w:r>
-      <w:proofErr w:type="spellStart"/>
-      <w:r>
-        <w:rPr>
-          <w:rFonts w:ascii="Times New Roman" w:eastAsia="Times New Roman" w:hAnsi="Times New Roman" w:cs="Times New Roman"/>
-          <w:b/>
-          <w:bCs/>
-          <w:sz w:val="24"/>
-          <w:szCs w:val="24"/>
-          <w:lang w:eastAsia="ru-BY"/>
-        </w:rPr>
-        <w:t>Interchange</w:t>
-      </w:r>
-      <w:proofErr w:type="spellEnd"/>
-      <w:r>
-        <w:rPr>
-          <w:rFonts w:ascii="Times New Roman" w:eastAsia="Times New Roman" w:hAnsi="Times New Roman" w:cs="Times New Roman"/>
-          <w:b/>
-          <w:bCs/>
-          <w:sz w:val="24"/>
-          <w:szCs w:val="24"/>
-          <w:lang w:eastAsia="ru-BY"/>
-        </w:rPr>
-        <w:t xml:space="preserve"> Format)</w:t>
+        <w:t>GIF (Graphics Interchange Format)</w:t>
       </w:r>
     </w:p>
     <w:p>
@@ -1513,27 +1076,7 @@
           <w:szCs w:val="24"/>
           <w:lang w:eastAsia="ru-BY"/>
         </w:rPr>
-        <w:t>: ширина и высота — 16-битные целые в Little-</w:t>
-      </w:r>
-      <w:proofErr w:type="spellStart"/>
-      <w:r>
-        <w:rPr>
-          <w:rFonts w:ascii="Times New Roman" w:eastAsia="Times New Roman" w:hAnsi="Times New Roman" w:cs="Times New Roman"/>
-          <w:sz w:val="24"/>
-          <w:szCs w:val="24"/>
-          <w:lang w:eastAsia="ru-BY"/>
-        </w:rPr>
-        <w:t>Endian</w:t>
-      </w:r>
-      <w:proofErr w:type="spellEnd"/>
-      <w:r>
-        <w:rPr>
-          <w:rFonts w:ascii="Times New Roman" w:eastAsia="Times New Roman" w:hAnsi="Times New Roman" w:cs="Times New Roman"/>
-          <w:sz w:val="24"/>
-          <w:szCs w:val="24"/>
-          <w:lang w:eastAsia="ru-BY"/>
-        </w:rPr>
-        <w:t xml:space="preserve"> (байты 6–9). Из упакованного байта 10 вычисляется глубина цвета, флаг глобальной таблицы и размер палитры.</w:t>
+        <w:t>: ширина и высота — 16-битные целые в Little-Endian (байты 6–9). Из упакованного байта 10 вычисляется глубина цвета, флаг глобальной таблицы и размер палитры.</w:t>
       </w:r>
     </w:p>
     <w:p>
@@ -1594,31 +1137,7 @@
           <w:szCs w:val="24"/>
           <w:lang w:eastAsia="ru-BY"/>
         </w:rPr>
-        <w:t>TIFF (</w:t>
-      </w:r>
-      <w:proofErr w:type="spellStart"/>
-      <w:r>
-        <w:rPr>
-          <w:rFonts w:ascii="Times New Roman" w:eastAsia="Times New Roman" w:hAnsi="Times New Roman" w:cs="Times New Roman"/>
-          <w:b/>
-          <w:bCs/>
-          <w:sz w:val="24"/>
-          <w:szCs w:val="24"/>
-          <w:lang w:eastAsia="ru-BY"/>
-        </w:rPr>
-        <w:t>Tagged</w:t>
-      </w:r>
-      <w:proofErr w:type="spellEnd"/>
-      <w:r>
-        <w:rPr>
-          <w:rFonts w:ascii="Times New Roman" w:eastAsia="Times New Roman" w:hAnsi="Times New Roman" w:cs="Times New Roman"/>
-          <w:b/>
-          <w:bCs/>
-          <w:sz w:val="24"/>
-          <w:szCs w:val="24"/>
-          <w:lang w:eastAsia="ru-BY"/>
-        </w:rPr>
-        <w:t xml:space="preserve"> Image File Format)</w:t>
+        <w:t>TIFF (Tagged Image File Format)</w:t>
       </w:r>
     </w:p>
     <w:p>
@@ -1653,47 +1172,7 @@
           <w:szCs w:val="24"/>
           <w:lang w:eastAsia="ru-BY"/>
         </w:rPr>
-        <w:t>: определение порядка байт по первым двум символам (II — Little-</w:t>
-      </w:r>
-      <w:proofErr w:type="spellStart"/>
-      <w:r>
-        <w:rPr>
-          <w:rFonts w:ascii="Times New Roman" w:eastAsia="Times New Roman" w:hAnsi="Times New Roman" w:cs="Times New Roman"/>
-          <w:sz w:val="24"/>
-          <w:szCs w:val="24"/>
-          <w:lang w:eastAsia="ru-BY"/>
-        </w:rPr>
-        <w:t>Endian</w:t>
-      </w:r>
-      <w:proofErr w:type="spellEnd"/>
-      <w:r>
-        <w:rPr>
-          <w:rFonts w:ascii="Times New Roman" w:eastAsia="Times New Roman" w:hAnsi="Times New Roman" w:cs="Times New Roman"/>
-          <w:sz w:val="24"/>
-          <w:szCs w:val="24"/>
-          <w:lang w:eastAsia="ru-BY"/>
-        </w:rPr>
-        <w:t>, MM — Big-</w:t>
-      </w:r>
-      <w:proofErr w:type="spellStart"/>
-      <w:r>
-        <w:rPr>
-          <w:rFonts w:ascii="Times New Roman" w:eastAsia="Times New Roman" w:hAnsi="Times New Roman" w:cs="Times New Roman"/>
-          <w:sz w:val="24"/>
-          <w:szCs w:val="24"/>
-          <w:lang w:eastAsia="ru-BY"/>
-        </w:rPr>
-        <w:t>Endian</w:t>
-      </w:r>
-      <w:proofErr w:type="spellEnd"/>
-      <w:r>
-        <w:rPr>
-          <w:rFonts w:ascii="Times New Roman" w:eastAsia="Times New Roman" w:hAnsi="Times New Roman" w:cs="Times New Roman"/>
-          <w:sz w:val="24"/>
-          <w:szCs w:val="24"/>
-          <w:lang w:eastAsia="ru-BY"/>
-        </w:rPr>
-        <w:t>). Переход по адресу директории тегов IFD (байты 4–7).</w:t>
+        <w:t>: определение порядка байт по первым двум символам (II — Little-Endian, MM — Big-Endian). Переход по адресу директории тегов IFD (байты 4–7).</w:t>
       </w:r>
     </w:p>
     <w:p>
@@ -1728,67 +1207,7 @@
           <w:szCs w:val="24"/>
           <w:lang w:eastAsia="ru-BY"/>
         </w:rPr>
-        <w:t xml:space="preserve">: побайтовый перебор 12-байтовых блоков IFD для извлечения параметров по тегам: </w:t>
-      </w:r>
-      <w:proofErr w:type="spellStart"/>
-      <w:r>
-        <w:rPr>
-          <w:rFonts w:ascii="Times New Roman" w:eastAsia="Times New Roman" w:hAnsi="Times New Roman" w:cs="Times New Roman"/>
-          <w:sz w:val="24"/>
-          <w:szCs w:val="24"/>
-          <w:lang w:eastAsia="ru-BY"/>
-        </w:rPr>
-        <w:t>ImageWidth</w:t>
-      </w:r>
-      <w:proofErr w:type="spellEnd"/>
-      <w:r>
-        <w:rPr>
-          <w:rFonts w:ascii="Times New Roman" w:eastAsia="Times New Roman" w:hAnsi="Times New Roman" w:cs="Times New Roman"/>
-          <w:sz w:val="24"/>
-          <w:szCs w:val="24"/>
-          <w:lang w:eastAsia="ru-BY"/>
-        </w:rPr>
-        <w:t xml:space="preserve"> (256), </w:t>
-      </w:r>
-      <w:proofErr w:type="spellStart"/>
-      <w:r>
-        <w:rPr>
-          <w:rFonts w:ascii="Times New Roman" w:eastAsia="Times New Roman" w:hAnsi="Times New Roman" w:cs="Times New Roman"/>
-          <w:sz w:val="24"/>
-          <w:szCs w:val="24"/>
-          <w:lang w:eastAsia="ru-BY"/>
-        </w:rPr>
-        <w:t>ImageLength</w:t>
-      </w:r>
-      <w:proofErr w:type="spellEnd"/>
-      <w:r>
-        <w:rPr>
-          <w:rFonts w:ascii="Times New Roman" w:eastAsia="Times New Roman" w:hAnsi="Times New Roman" w:cs="Times New Roman"/>
-          <w:sz w:val="24"/>
-          <w:szCs w:val="24"/>
-          <w:lang w:eastAsia="ru-BY"/>
-        </w:rPr>
-        <w:t xml:space="preserve"> (257) и </w:t>
-      </w:r>
-      <w:proofErr w:type="spellStart"/>
-      <w:r>
-        <w:rPr>
-          <w:rFonts w:ascii="Times New Roman" w:eastAsia="Times New Roman" w:hAnsi="Times New Roman" w:cs="Times New Roman"/>
-          <w:sz w:val="24"/>
-          <w:szCs w:val="24"/>
-          <w:lang w:eastAsia="ru-BY"/>
-        </w:rPr>
-        <w:t>BitsPerSample</w:t>
-      </w:r>
-      <w:proofErr w:type="spellEnd"/>
-      <w:r>
-        <w:rPr>
-          <w:rFonts w:ascii="Times New Roman" w:eastAsia="Times New Roman" w:hAnsi="Times New Roman" w:cs="Times New Roman"/>
-          <w:sz w:val="24"/>
-          <w:szCs w:val="24"/>
-          <w:lang w:eastAsia="ru-BY"/>
-        </w:rPr>
-        <w:t xml:space="preserve"> (258).</w:t>
+        <w:t>: побайтовый перебор 12-байтовых блоков IFD для извлечения параметров по тегам: ImageWidth (256), ImageLength (257) и BitsPerSample (258).</w:t>
       </w:r>
     </w:p>
     <w:p>
@@ -1823,47 +1242,7 @@
           <w:szCs w:val="24"/>
           <w:lang w:eastAsia="ru-BY"/>
         </w:rPr>
-        <w:t>: чтение кода алгоритма по тегу 259 (</w:t>
-      </w:r>
-      <w:proofErr w:type="spellStart"/>
-      <w:r>
-        <w:rPr>
-          <w:rFonts w:ascii="Times New Roman" w:eastAsia="Times New Roman" w:hAnsi="Times New Roman" w:cs="Times New Roman"/>
-          <w:sz w:val="24"/>
-          <w:szCs w:val="24"/>
-          <w:lang w:eastAsia="ru-BY"/>
-        </w:rPr>
-        <w:t>Compression</w:t>
-      </w:r>
-      <w:proofErr w:type="spellEnd"/>
-      <w:r>
-        <w:rPr>
-          <w:rFonts w:ascii="Times New Roman" w:eastAsia="Times New Roman" w:hAnsi="Times New Roman" w:cs="Times New Roman"/>
-          <w:sz w:val="24"/>
-          <w:szCs w:val="24"/>
-          <w:lang w:eastAsia="ru-BY"/>
-        </w:rPr>
-        <w:t xml:space="preserve">): 1 — без сжатия, 5 — LZW, 6 — JPEG, 32773 — </w:t>
-      </w:r>
-      <w:proofErr w:type="spellStart"/>
-      <w:r>
-        <w:rPr>
-          <w:rFonts w:ascii="Times New Roman" w:eastAsia="Times New Roman" w:hAnsi="Times New Roman" w:cs="Times New Roman"/>
-          <w:sz w:val="24"/>
-          <w:szCs w:val="24"/>
-          <w:lang w:eastAsia="ru-BY"/>
-        </w:rPr>
-        <w:t>PackBits</w:t>
-      </w:r>
-      <w:proofErr w:type="spellEnd"/>
-      <w:r>
-        <w:rPr>
-          <w:rFonts w:ascii="Times New Roman" w:eastAsia="Times New Roman" w:hAnsi="Times New Roman" w:cs="Times New Roman"/>
-          <w:sz w:val="24"/>
-          <w:szCs w:val="24"/>
-          <w:lang w:eastAsia="ru-BY"/>
-        </w:rPr>
-        <w:t>.</w:t>
+        <w:t>: чтение кода алгоритма по тегу 259 (Compression): 1 — без сжатия, 5 — LZW, 6 — JPEG, 32773 — PackBits.</w:t>
       </w:r>
     </w:p>
     <w:p>
@@ -1924,47 +1303,7 @@
           <w:szCs w:val="24"/>
           <w:lang w:eastAsia="ru-BY"/>
         </w:rPr>
-        <w:t xml:space="preserve">: проверка байта производителя 0x0A и версии. Прямое чтение разрешений </w:t>
-      </w:r>
-      <w:proofErr w:type="spellStart"/>
-      <w:r>
-        <w:rPr>
-          <w:rFonts w:ascii="Times New Roman" w:eastAsia="Times New Roman" w:hAnsi="Times New Roman" w:cs="Times New Roman"/>
-          <w:sz w:val="24"/>
-          <w:szCs w:val="24"/>
-          <w:lang w:eastAsia="ru-BY"/>
-        </w:rPr>
-        <w:t>HDpi</w:t>
-      </w:r>
-      <w:proofErr w:type="spellEnd"/>
-      <w:r>
-        <w:rPr>
-          <w:rFonts w:ascii="Times New Roman" w:eastAsia="Times New Roman" w:hAnsi="Times New Roman" w:cs="Times New Roman"/>
-          <w:sz w:val="24"/>
-          <w:szCs w:val="24"/>
-          <w:lang w:eastAsia="ru-BY"/>
-        </w:rPr>
-        <w:t xml:space="preserve"> и </w:t>
-      </w:r>
-      <w:proofErr w:type="spellStart"/>
-      <w:r>
-        <w:rPr>
-          <w:rFonts w:ascii="Times New Roman" w:eastAsia="Times New Roman" w:hAnsi="Times New Roman" w:cs="Times New Roman"/>
-          <w:sz w:val="24"/>
-          <w:szCs w:val="24"/>
-          <w:lang w:eastAsia="ru-BY"/>
-        </w:rPr>
-        <w:t>VDpi</w:t>
-      </w:r>
-      <w:proofErr w:type="spellEnd"/>
-      <w:r>
-        <w:rPr>
-          <w:rFonts w:ascii="Times New Roman" w:eastAsia="Times New Roman" w:hAnsi="Times New Roman" w:cs="Times New Roman"/>
-          <w:sz w:val="24"/>
-          <w:szCs w:val="24"/>
-          <w:lang w:eastAsia="ru-BY"/>
-        </w:rPr>
-        <w:t xml:space="preserve"> (байты 12–15).</w:t>
+        <w:t>: проверка байта производителя 0x0A и версии. Прямое чтение разрешений HDpi и VDpi (байты 12–15).</w:t>
       </w:r>
     </w:p>
     <w:p>
@@ -2242,27 +1581,7 @@
           <w:szCs w:val="24"/>
           <w:lang w:eastAsia="ru-BY"/>
         </w:rPr>
-        <w:t xml:space="preserve">Глубина цвета равна произведению </w:t>
-      </w:r>
-      <w:proofErr w:type="spellStart"/>
-      <w:r>
-        <w:rPr>
-          <w:rFonts w:ascii="Times New Roman" w:eastAsia="Times New Roman" w:hAnsi="Times New Roman" w:cs="Times New Roman"/>
-          <w:sz w:val="24"/>
-          <w:szCs w:val="24"/>
-          <w:lang w:eastAsia="ru-BY"/>
-        </w:rPr>
-        <w:t>bpp</w:t>
-      </w:r>
-      <w:proofErr w:type="spellEnd"/>
-      <w:r>
-        <w:rPr>
-          <w:rFonts w:ascii="Times New Roman" w:eastAsia="Times New Roman" w:hAnsi="Times New Roman" w:cs="Times New Roman"/>
-          <w:sz w:val="24"/>
-          <w:szCs w:val="24"/>
-          <w:lang w:eastAsia="ru-BY"/>
-        </w:rPr>
-        <w:t xml:space="preserve"> (байт 3) на число планов (байт 65).</w:t>
+        <w:t>Глубина цвета равна произведению bpp (байт 3) на число планов (байт 65).</w:t>
       </w:r>
     </w:p>
     <w:p>
@@ -2297,27 +1616,7 @@
           <w:szCs w:val="24"/>
           <w:lang w:eastAsia="ru-BY"/>
         </w:rPr>
-        <w:t xml:space="preserve">: RLE (без потерь) или его отсутствие; определяется чтением 1-байтового поля </w:t>
-      </w:r>
-      <w:proofErr w:type="spellStart"/>
-      <w:r>
-        <w:rPr>
-          <w:rFonts w:ascii="Times New Roman" w:eastAsia="Times New Roman" w:hAnsi="Times New Roman" w:cs="Times New Roman"/>
-          <w:sz w:val="24"/>
-          <w:szCs w:val="24"/>
-          <w:lang w:eastAsia="ru-BY"/>
-        </w:rPr>
-        <w:t>Encoding</w:t>
-      </w:r>
-      <w:proofErr w:type="spellEnd"/>
-      <w:r>
-        <w:rPr>
-          <w:rFonts w:ascii="Times New Roman" w:eastAsia="Times New Roman" w:hAnsi="Times New Roman" w:cs="Times New Roman"/>
-          <w:sz w:val="24"/>
-          <w:szCs w:val="24"/>
-          <w:lang w:eastAsia="ru-BY"/>
-        </w:rPr>
-        <w:t xml:space="preserve"> по смещению 2 (1 — RLE, 0 — без сжатия).</w:t>
+        <w:t>: RLE (без потерь) или его отсутствие; определяется чтением 1-байтового поля Encoding по смещению 2 (1 — RLE, 0 — без сжатия).</w:t>
       </w:r>
     </w:p>
     <w:p>
@@ -2385,10 +1684,51 @@
           <w:szCs w:val="27"/>
           <w:lang w:eastAsia="ru-BY"/>
         </w:rPr>
-        <w:t>5. Расчет матриц перехода (</w:t>
-      </w:r>
-      <w:proofErr w:type="spellStart"/>
-      <w:r>
+        <w:t>5. Расчет матриц перехода (Lazy Loading и фрагментация данных)</w:t>
+      </w:r>
+    </w:p>
+    <w:p>
+      <w:pPr>
+        <w:spacing w:line="240" w:lineRule="auto"/>
+        <w:rPr>
+          <w:rFonts w:ascii="Times New Roman" w:eastAsia="Times New Roman" w:hAnsi="Times New Roman" w:cs="Times New Roman"/>
+          <w:sz w:val="24"/>
+          <w:szCs w:val="24"/>
+          <w:lang w:val="ru-RU" w:eastAsia="ru-BY"/>
+        </w:rPr>
+      </w:pPr>
+      <w:r>
+        <w:rPr>
+          <w:rFonts w:ascii="Times New Roman" w:eastAsia="Times New Roman" w:hAnsi="Times New Roman" w:cs="Times New Roman"/>
+          <w:sz w:val="24"/>
+          <w:szCs w:val="24"/>
+          <w:lang w:eastAsia="ru-BY"/>
+        </w:rPr>
+        <w:lastRenderedPageBreak/>
+        <w:t>Для оптимизации быстродействия на папках большого объема внедрено частичное чтение файлов. Программа считывает только два изолированных фрагмента: первые 64 КБ (область заголовков) и финальные 12 байт (область концевых маркеров). Это минимизирует дисковые операции и потребление памяти.</w:t>
+      </w:r>
+      <w:r>
+        <w:rPr>
+          <w:rFonts w:ascii="Times New Roman" w:eastAsia="Times New Roman" w:hAnsi="Times New Roman" w:cs="Times New Roman"/>
+          <w:sz w:val="24"/>
+          <w:szCs w:val="24"/>
+          <w:lang w:eastAsia="ru-BY"/>
+        </w:rPr>
+        <w:t xml:space="preserve"> </w:t>
+      </w:r>
+      <w:r>
+        <w:rPr>
+          <w:rFonts w:ascii="Times New Roman" w:eastAsia="Times New Roman" w:hAnsi="Times New Roman" w:cs="Times New Roman"/>
+          <w:sz w:val="24"/>
+          <w:szCs w:val="24"/>
+          <w:lang w:eastAsia="ru-BY"/>
+        </w:rPr>
+        <w:t>Исключением выступает формат TIFF, требующий полной загрузки в буфер из-за смещения тегов IFD.</w:t>
+      </w:r>
+    </w:p>
+    <w:p>
+      <w:pPr>
+        <w:spacing w:before="120" w:after="120" w:line="240" w:lineRule="auto"/>
         <w:rPr>
           <w:rFonts w:ascii="Times New Roman" w:eastAsia="Times New Roman" w:hAnsi="Times New Roman" w:cs="Times New Roman"/>
           <w:b/>
@@ -2397,9 +1737,7 @@
           <w:szCs w:val="27"/>
           <w:lang w:eastAsia="ru-BY"/>
         </w:rPr>
-        <w:t>Lazy</w:t>
-      </w:r>
-      <w:proofErr w:type="spellEnd"/>
+      </w:pPr>
       <w:r>
         <w:rPr>
           <w:rFonts w:ascii="Times New Roman" w:eastAsia="Times New Roman" w:hAnsi="Times New Roman" w:cs="Times New Roman"/>
@@ -2409,10 +1747,41 @@
           <w:szCs w:val="27"/>
           <w:lang w:eastAsia="ru-BY"/>
         </w:rPr>
-        <w:t xml:space="preserve"> </w:t>
-      </w:r>
-      <w:proofErr w:type="spellStart"/>
-      <w:r>
+        <w:t>6. Архитектура и динамические градиенты (Многопоточность)</w:t>
+      </w:r>
+    </w:p>
+    <w:p>
+      <w:pPr>
+        <w:spacing w:line="240" w:lineRule="auto"/>
+        <w:rPr>
+          <w:rFonts w:ascii="Times New Roman" w:eastAsia="Times New Roman" w:hAnsi="Times New Roman" w:cs="Times New Roman"/>
+          <w:sz w:val="24"/>
+          <w:szCs w:val="24"/>
+          <w:lang w:eastAsia="ru-BY"/>
+        </w:rPr>
+      </w:pPr>
+      <w:r>
+        <w:rPr>
+          <w:rFonts w:ascii="Times New Roman" w:eastAsia="Times New Roman" w:hAnsi="Times New Roman" w:cs="Times New Roman"/>
+          <w:sz w:val="24"/>
+          <w:szCs w:val="24"/>
+          <w:lang w:eastAsia="ru-BY"/>
+        </w:rPr>
+        <w:t xml:space="preserve">Код разделен на независимые модули: интерфейс (диспетчер UI), вычислительный поток (Web Worker) и статический класс парсера. Вычисления вынесены из основного потока, что исключает блокировку UI при сканировании директорий объемом в несколько гигабайт. </w:t>
+      </w:r>
+      <w:r>
+        <w:rPr>
+          <w:rFonts w:ascii="Times New Roman" w:eastAsia="Times New Roman" w:hAnsi="Times New Roman" w:cs="Times New Roman"/>
+          <w:sz w:val="24"/>
+          <w:szCs w:val="24"/>
+          <w:lang w:eastAsia="ru-BY"/>
+        </w:rPr>
+        <w:t>Данные отправляются в единый воркер, образуя последовательную асинхронную очередь обработки.</w:t>
+      </w:r>
+    </w:p>
+    <w:p>
+      <w:pPr>
+        <w:spacing w:before="120" w:after="120" w:line="240" w:lineRule="auto"/>
         <w:rPr>
           <w:rFonts w:ascii="Times New Roman" w:eastAsia="Times New Roman" w:hAnsi="Times New Roman" w:cs="Times New Roman"/>
           <w:b/>
@@ -2421,9 +1790,7 @@
           <w:szCs w:val="27"/>
           <w:lang w:eastAsia="ru-BY"/>
         </w:rPr>
-        <w:t>Loading</w:t>
-      </w:r>
-      <w:proofErr w:type="spellEnd"/>
+      </w:pPr>
       <w:r>
         <w:rPr>
           <w:rFonts w:ascii="Times New Roman" w:eastAsia="Times New Roman" w:hAnsi="Times New Roman" w:cs="Times New Roman"/>
@@ -2433,28 +1800,7 @@
           <w:szCs w:val="27"/>
           <w:lang w:eastAsia="ru-BY"/>
         </w:rPr>
-        <w:t xml:space="preserve"> и фрагментация данных)</w:t>
-      </w:r>
-    </w:p>
-    <w:p>
-      <w:pPr>
-        <w:spacing w:line="240" w:lineRule="auto"/>
-        <w:rPr>
-          <w:rFonts w:ascii="Times New Roman" w:eastAsia="Times New Roman" w:hAnsi="Times New Roman" w:cs="Times New Roman"/>
-          <w:sz w:val="24"/>
-          <w:szCs w:val="24"/>
-          <w:lang w:eastAsia="ru-BY"/>
-        </w:rPr>
-      </w:pPr>
-      <w:r>
-        <w:rPr>
-          <w:rFonts w:ascii="Times New Roman" w:eastAsia="Times New Roman" w:hAnsi="Times New Roman" w:cs="Times New Roman"/>
-          <w:sz w:val="24"/>
-          <w:szCs w:val="24"/>
-          <w:lang w:eastAsia="ru-BY"/>
-        </w:rPr>
-        <w:lastRenderedPageBreak/>
-        <w:t>Для оптимизации быстродействия на папках большого объема внедрено частичное чтение файлов. Программа считывает только два изолированных фрагмента: первые 64 КБ (область заголовков) и финальные 12 байт (область концевых маркеров). Это минимизирует дисковые операции и потребление памяти.</w:t>
+        <w:t>7. Проверка результатов</w:t>
       </w:r>
     </w:p>
     <w:p>
@@ -2462,114 +1808,6 @@
         <w:spacing w:before="120" w:after="120" w:line="240" w:lineRule="auto"/>
         <w:rPr>
           <w:rFonts w:ascii="Times New Roman" w:eastAsia="Times New Roman" w:hAnsi="Times New Roman" w:cs="Times New Roman"/>
-          <w:b/>
-          <w:bCs/>
-          <w:sz w:val="27"/>
-          <w:szCs w:val="27"/>
-          <w:lang w:eastAsia="ru-BY"/>
-        </w:rPr>
-      </w:pPr>
-      <w:r>
-        <w:rPr>
-          <w:rFonts w:ascii="Times New Roman" w:eastAsia="Times New Roman" w:hAnsi="Times New Roman" w:cs="Times New Roman"/>
-          <w:b/>
-          <w:bCs/>
-          <w:sz w:val="27"/>
-          <w:szCs w:val="27"/>
-          <w:lang w:eastAsia="ru-BY"/>
-        </w:rPr>
-        <w:t>6. Архитектура и динамические градиенты (Многопоточность)</w:t>
-      </w:r>
-    </w:p>
-    <w:p>
-      <w:pPr>
-        <w:spacing w:line="240" w:lineRule="auto"/>
-        <w:rPr>
-          <w:rFonts w:ascii="Times New Roman" w:eastAsia="Times New Roman" w:hAnsi="Times New Roman" w:cs="Times New Roman"/>
-          <w:sz w:val="24"/>
-          <w:szCs w:val="24"/>
-          <w:lang w:eastAsia="ru-BY"/>
-        </w:rPr>
-      </w:pPr>
-      <w:r>
-        <w:rPr>
-          <w:rFonts w:ascii="Times New Roman" w:eastAsia="Times New Roman" w:hAnsi="Times New Roman" w:cs="Times New Roman"/>
-          <w:sz w:val="24"/>
-          <w:szCs w:val="24"/>
-          <w:lang w:eastAsia="ru-BY"/>
-        </w:rPr>
-        <w:t xml:space="preserve">Код разделен на независимые модули: интерфейс (диспетчер UI), вычислительный поток (Web </w:t>
-      </w:r>
-      <w:proofErr w:type="spellStart"/>
-      <w:r>
-        <w:rPr>
-          <w:rFonts w:ascii="Times New Roman" w:eastAsia="Times New Roman" w:hAnsi="Times New Roman" w:cs="Times New Roman"/>
-          <w:sz w:val="24"/>
-          <w:szCs w:val="24"/>
-          <w:lang w:eastAsia="ru-BY"/>
-        </w:rPr>
-        <w:t>Worker</w:t>
-      </w:r>
-      <w:proofErr w:type="spellEnd"/>
-      <w:r>
-        <w:rPr>
-          <w:rFonts w:ascii="Times New Roman" w:eastAsia="Times New Roman" w:hAnsi="Times New Roman" w:cs="Times New Roman"/>
-          <w:sz w:val="24"/>
-          <w:szCs w:val="24"/>
-          <w:lang w:eastAsia="ru-BY"/>
-        </w:rPr>
-        <w:t xml:space="preserve">) и статический класс парсера. Вычисления вынесены из основного потока, что исключает блокировку UI при сканировании директорий объемом в несколько гигабайт. Задачи распределяются </w:t>
-      </w:r>
-      <w:proofErr w:type="spellStart"/>
-      <w:r>
-        <w:rPr>
-          <w:rFonts w:ascii="Times New Roman" w:eastAsia="Times New Roman" w:hAnsi="Times New Roman" w:cs="Times New Roman"/>
-          <w:sz w:val="24"/>
-          <w:szCs w:val="24"/>
-          <w:lang w:eastAsia="ru-BY"/>
-        </w:rPr>
-        <w:t>веерно</w:t>
-      </w:r>
-      <w:proofErr w:type="spellEnd"/>
-      <w:r>
-        <w:rPr>
-          <w:rFonts w:ascii="Times New Roman" w:eastAsia="Times New Roman" w:hAnsi="Times New Roman" w:cs="Times New Roman"/>
-          <w:sz w:val="24"/>
-          <w:szCs w:val="24"/>
-          <w:lang w:eastAsia="ru-BY"/>
-        </w:rPr>
-        <w:t xml:space="preserve"> по мере поступления файлов.</w:t>
-      </w:r>
-    </w:p>
-    <w:p>
-      <w:pPr>
-        <w:spacing w:before="120" w:after="120" w:line="240" w:lineRule="auto"/>
-        <w:rPr>
-          <w:rFonts w:ascii="Times New Roman" w:eastAsia="Times New Roman" w:hAnsi="Times New Roman" w:cs="Times New Roman"/>
-          <w:b/>
-          <w:bCs/>
-          <w:sz w:val="27"/>
-          <w:szCs w:val="27"/>
-          <w:lang w:eastAsia="ru-BY"/>
-        </w:rPr>
-      </w:pPr>
-      <w:r>
-        <w:rPr>
-          <w:rFonts w:ascii="Times New Roman" w:eastAsia="Times New Roman" w:hAnsi="Times New Roman" w:cs="Times New Roman"/>
-          <w:b/>
-          <w:bCs/>
-          <w:sz w:val="27"/>
-          <w:szCs w:val="27"/>
-          <w:lang w:eastAsia="ru-BY"/>
-        </w:rPr>
-        <w:t>7. Проверка результатов</w:t>
-      </w:r>
-    </w:p>
-    <w:p>
-      <w:pPr>
-        <w:spacing w:before="120" w:after="120" w:line="240" w:lineRule="auto"/>
-        <w:rPr>
-          <w:rFonts w:ascii="Times New Roman" w:eastAsia="Times New Roman" w:hAnsi="Times New Roman" w:cs="Times New Roman"/>
           <w:sz w:val="24"/>
           <w:szCs w:val="24"/>
           <w:lang w:eastAsia="ru-BY"/>
@@ -2600,27 +1838,7 @@
           <w:szCs w:val="24"/>
           <w:lang w:eastAsia="ru-BY"/>
         </w:rPr>
-        <w:t xml:space="preserve">Приложение корректно </w:t>
-      </w:r>
-      <w:proofErr w:type="spellStart"/>
-      <w:r>
-        <w:rPr>
-          <w:rFonts w:ascii="Times New Roman" w:eastAsia="Times New Roman" w:hAnsi="Times New Roman" w:cs="Times New Roman"/>
-          <w:sz w:val="24"/>
-          <w:szCs w:val="24"/>
-          <w:lang w:eastAsia="ru-BY"/>
-        </w:rPr>
-        <w:t>парсит</w:t>
-      </w:r>
-      <w:proofErr w:type="spellEnd"/>
-      <w:r>
-        <w:rPr>
-          <w:rFonts w:ascii="Times New Roman" w:eastAsia="Times New Roman" w:hAnsi="Times New Roman" w:cs="Times New Roman"/>
-          <w:sz w:val="24"/>
-          <w:szCs w:val="24"/>
-          <w:lang w:eastAsia="ru-BY"/>
-        </w:rPr>
-        <w:t xml:space="preserve"> TIFF-теги и BMP-палитры, сохраняя скорость обработки данных.</w:t>
+        <w:t>Приложение корректно парсит TIFF-теги и BMP-палитры, сохраняя скорость обработки данных.</w:t>
       </w:r>
     </w:p>
     <w:p>
@@ -2664,47 +1882,7 @@
           <w:szCs w:val="24"/>
           <w:lang w:eastAsia="ru-BY"/>
         </w:rPr>
-        <w:t xml:space="preserve">В ходе лабораторной работы было разработано веб-приложение на базе HTML5 File API и интерфейса </w:t>
-      </w:r>
-      <w:proofErr w:type="spellStart"/>
-      <w:r>
-        <w:rPr>
-          <w:rFonts w:ascii="Times New Roman" w:eastAsia="Times New Roman" w:hAnsi="Times New Roman" w:cs="Times New Roman"/>
-          <w:sz w:val="24"/>
-          <w:szCs w:val="24"/>
-          <w:lang w:eastAsia="ru-BY"/>
-        </w:rPr>
-        <w:t>DataView</w:t>
-      </w:r>
-      <w:proofErr w:type="spellEnd"/>
-      <w:r>
-        <w:rPr>
-          <w:rFonts w:ascii="Times New Roman" w:eastAsia="Times New Roman" w:hAnsi="Times New Roman" w:cs="Times New Roman"/>
-          <w:sz w:val="24"/>
-          <w:szCs w:val="24"/>
-          <w:lang w:eastAsia="ru-BY"/>
-        </w:rPr>
-        <w:t xml:space="preserve"> для пакетного анализа и бинарного </w:t>
-      </w:r>
-      <w:proofErr w:type="spellStart"/>
-      <w:r>
-        <w:rPr>
-          <w:rFonts w:ascii="Times New Roman" w:eastAsia="Times New Roman" w:hAnsi="Times New Roman" w:cs="Times New Roman"/>
-          <w:sz w:val="24"/>
-          <w:szCs w:val="24"/>
-          <w:lang w:eastAsia="ru-BY"/>
-        </w:rPr>
-        <w:t>парсинга</w:t>
-      </w:r>
-      <w:proofErr w:type="spellEnd"/>
-      <w:r>
-        <w:rPr>
-          <w:rFonts w:ascii="Times New Roman" w:eastAsia="Times New Roman" w:hAnsi="Times New Roman" w:cs="Times New Roman"/>
-          <w:sz w:val="24"/>
-          <w:szCs w:val="24"/>
-          <w:lang w:eastAsia="ru-BY"/>
-        </w:rPr>
-        <w:t xml:space="preserve"> заголовков растровых изображений без использования сторонних графических библиотек. На практике изучена бинарная структура заголовков файлов JPG, PNG, GIF, BMP, TIFF и PCX.</w:t>
+        <w:t>В ходе лабораторной работы было разработано веб-приложение на базе HTML5 File API и интерфейса DataView для пакетного анализа и бинарного парсинга заголовков растровых изображений без использования сторонних графических библиотек. На практике изучена бинарная структура заголовков файлов JPG, PNG, GIF, BMP, TIFF и PCX.</w:t>
       </w:r>
     </w:p>
     <w:p>
@@ -2724,47 +1902,7 @@
           <w:szCs w:val="24"/>
           <w:lang w:eastAsia="ru-BY"/>
         </w:rPr>
-        <w:t xml:space="preserve">Реализованы алгоритмы проверки сигнатур (Magic </w:t>
-      </w:r>
-      <w:proofErr w:type="spellStart"/>
-      <w:r>
-        <w:rPr>
-          <w:rFonts w:ascii="Times New Roman" w:eastAsia="Times New Roman" w:hAnsi="Times New Roman" w:cs="Times New Roman"/>
-          <w:sz w:val="24"/>
-          <w:szCs w:val="24"/>
-          <w:lang w:eastAsia="ru-BY"/>
-        </w:rPr>
-        <w:t>Numbers</w:t>
-      </w:r>
-      <w:proofErr w:type="spellEnd"/>
-      <w:r>
-        <w:rPr>
-          <w:rFonts w:ascii="Times New Roman" w:eastAsia="Times New Roman" w:hAnsi="Times New Roman" w:cs="Times New Roman"/>
-          <w:sz w:val="24"/>
-          <w:szCs w:val="24"/>
-          <w:lang w:eastAsia="ru-BY"/>
-        </w:rPr>
-        <w:t xml:space="preserve">), расчета физического разрешения (DPI) и валидации целостности файлов путем сопоставления фактического размера с маркерами и терминаторами, зафиксированными в бинарном потоке. Реализовано определение способов сжатия на основе анализа специализированных байтов, </w:t>
-      </w:r>
-      <w:proofErr w:type="spellStart"/>
-      <w:r>
-        <w:rPr>
-          <w:rFonts w:ascii="Times New Roman" w:eastAsia="Times New Roman" w:hAnsi="Times New Roman" w:cs="Times New Roman"/>
-          <w:sz w:val="24"/>
-          <w:szCs w:val="24"/>
-          <w:lang w:eastAsia="ru-BY"/>
-        </w:rPr>
-        <w:t>чанков</w:t>
-      </w:r>
-      <w:proofErr w:type="spellEnd"/>
-      <w:r>
-        <w:rPr>
-          <w:rFonts w:ascii="Times New Roman" w:eastAsia="Times New Roman" w:hAnsi="Times New Roman" w:cs="Times New Roman"/>
-          <w:sz w:val="24"/>
-          <w:szCs w:val="24"/>
-          <w:lang w:eastAsia="ru-BY"/>
-        </w:rPr>
-        <w:t xml:space="preserve"> и тегов заголовков:</w:t>
+        <w:t>Реализованы алгоритмы проверки сигнатур (Magic Numbers), расчета физического разрешения (DPI) и валидации целостности файлов путем сопоставления фактического размера с маркерами и терминаторами, зафиксированными в бинарном потоке. Реализовано определение способов сжатия на основе анализа специализированных байтов, чанков и тегов заголовков:</w:t>
       </w:r>
     </w:p>
     <w:p>
@@ -2834,47 +1972,7 @@
           <w:szCs w:val="24"/>
           <w:lang w:eastAsia="ru-BY"/>
         </w:rPr>
-        <w:t xml:space="preserve">компрессия без потерь </w:t>
-      </w:r>
-      <w:proofErr w:type="spellStart"/>
-      <w:r>
-        <w:rPr>
-          <w:rFonts w:ascii="Times New Roman" w:eastAsia="Times New Roman" w:hAnsi="Times New Roman" w:cs="Times New Roman"/>
-          <w:sz w:val="24"/>
-          <w:szCs w:val="24"/>
-          <w:lang w:eastAsia="ru-BY"/>
-        </w:rPr>
-        <w:t>Deflate</w:t>
-      </w:r>
-      <w:proofErr w:type="spellEnd"/>
-      <w:r>
-        <w:rPr>
-          <w:rFonts w:ascii="Times New Roman" w:eastAsia="Times New Roman" w:hAnsi="Times New Roman" w:cs="Times New Roman"/>
-          <w:sz w:val="24"/>
-          <w:szCs w:val="24"/>
-          <w:lang w:eastAsia="ru-BY"/>
-        </w:rPr>
-        <w:t xml:space="preserve"> и извлечение типов адаптивной фильтрации строк из </w:t>
-      </w:r>
-      <w:proofErr w:type="spellStart"/>
-      <w:r>
-        <w:rPr>
-          <w:rFonts w:ascii="Times New Roman" w:eastAsia="Times New Roman" w:hAnsi="Times New Roman" w:cs="Times New Roman"/>
-          <w:sz w:val="24"/>
-          <w:szCs w:val="24"/>
-          <w:lang w:eastAsia="ru-BY"/>
-        </w:rPr>
-        <w:t>чанка</w:t>
-      </w:r>
-      <w:proofErr w:type="spellEnd"/>
-      <w:r>
-        <w:rPr>
-          <w:rFonts w:ascii="Times New Roman" w:eastAsia="Times New Roman" w:hAnsi="Times New Roman" w:cs="Times New Roman"/>
-          <w:sz w:val="24"/>
-          <w:szCs w:val="24"/>
-          <w:lang w:eastAsia="ru-BY"/>
-        </w:rPr>
-        <w:t xml:space="preserve"> IHDR.</w:t>
+        <w:t>компрессия без потерь Deflate и извлечение типов адаптивной фильтрации строк из чанка IHDR.</w:t>
       </w:r>
     </w:p>
     <w:p>
@@ -2985,87 +2083,7 @@
           <w:szCs w:val="24"/>
           <w:lang w:eastAsia="ru-BY"/>
         </w:rPr>
-        <w:t xml:space="preserve">разбор структуры директорий IFD с учетом динамического определения </w:t>
-      </w:r>
-      <w:proofErr w:type="spellStart"/>
-      <w:r>
-        <w:rPr>
-          <w:rFonts w:ascii="Times New Roman" w:eastAsia="Times New Roman" w:hAnsi="Times New Roman" w:cs="Times New Roman"/>
-          <w:sz w:val="24"/>
-          <w:szCs w:val="24"/>
-          <w:lang w:eastAsia="ru-BY"/>
-        </w:rPr>
-        <w:t>индианности</w:t>
-      </w:r>
-      <w:proofErr w:type="spellEnd"/>
-      <w:r>
-        <w:rPr>
-          <w:rFonts w:ascii="Times New Roman" w:eastAsia="Times New Roman" w:hAnsi="Times New Roman" w:cs="Times New Roman"/>
-          <w:sz w:val="24"/>
-          <w:szCs w:val="24"/>
-          <w:lang w:eastAsia="ru-BY"/>
-        </w:rPr>
-        <w:t xml:space="preserve"> (Little-</w:t>
-      </w:r>
-      <w:proofErr w:type="spellStart"/>
-      <w:r>
-        <w:rPr>
-          <w:rFonts w:ascii="Times New Roman" w:eastAsia="Times New Roman" w:hAnsi="Times New Roman" w:cs="Times New Roman"/>
-          <w:sz w:val="24"/>
-          <w:szCs w:val="24"/>
-          <w:lang w:eastAsia="ru-BY"/>
-        </w:rPr>
-        <w:t>Endian</w:t>
-      </w:r>
-      <w:proofErr w:type="spellEnd"/>
-      <w:r>
-        <w:rPr>
-          <w:rFonts w:ascii="Times New Roman" w:eastAsia="Times New Roman" w:hAnsi="Times New Roman" w:cs="Times New Roman"/>
-          <w:sz w:val="24"/>
-          <w:szCs w:val="24"/>
-          <w:lang w:eastAsia="ru-BY"/>
-        </w:rPr>
-        <w:t xml:space="preserve"> / Big-</w:t>
-      </w:r>
-      <w:proofErr w:type="spellStart"/>
-      <w:r>
-        <w:rPr>
-          <w:rFonts w:ascii="Times New Roman" w:eastAsia="Times New Roman" w:hAnsi="Times New Roman" w:cs="Times New Roman"/>
-          <w:sz w:val="24"/>
-          <w:szCs w:val="24"/>
-          <w:lang w:eastAsia="ru-BY"/>
-        </w:rPr>
-        <w:t>Endian</w:t>
-      </w:r>
-      <w:proofErr w:type="spellEnd"/>
-      <w:r>
-        <w:rPr>
-          <w:rFonts w:ascii="Times New Roman" w:eastAsia="Times New Roman" w:hAnsi="Times New Roman" w:cs="Times New Roman"/>
-          <w:sz w:val="24"/>
-          <w:szCs w:val="24"/>
-          <w:lang w:eastAsia="ru-BY"/>
-        </w:rPr>
-        <w:t xml:space="preserve">) и детекция алгоритмов LZW, JPEG, </w:t>
-      </w:r>
-      <w:proofErr w:type="spellStart"/>
-      <w:r>
-        <w:rPr>
-          <w:rFonts w:ascii="Times New Roman" w:eastAsia="Times New Roman" w:hAnsi="Times New Roman" w:cs="Times New Roman"/>
-          <w:sz w:val="24"/>
-          <w:szCs w:val="24"/>
-          <w:lang w:eastAsia="ru-BY"/>
-        </w:rPr>
-        <w:t>PackBits</w:t>
-      </w:r>
-      <w:proofErr w:type="spellEnd"/>
-      <w:r>
-        <w:rPr>
-          <w:rFonts w:ascii="Times New Roman" w:eastAsia="Times New Roman" w:hAnsi="Times New Roman" w:cs="Times New Roman"/>
-          <w:sz w:val="24"/>
-          <w:szCs w:val="24"/>
-          <w:lang w:eastAsia="ru-BY"/>
-        </w:rPr>
-        <w:t xml:space="preserve"> или отсутствия сжатия.</w:t>
+        <w:t>разбор структуры директорий IFD с учетом динамического определения индианности (Little-Endian / Big-Endian) и детекция алгоритмов LZW, JPEG, PackBits или отсутствия сжатия.</w:t>
       </w:r>
     </w:p>
     <w:p>
@@ -3102,47 +2120,7 @@
           <w:szCs w:val="24"/>
           <w:lang w:eastAsia="ru-BY"/>
         </w:rPr>
-        <w:t xml:space="preserve">сжатие длин серий RLE на основе анализа байта </w:t>
-      </w:r>
-      <w:proofErr w:type="spellStart"/>
-      <w:r>
-        <w:rPr>
-          <w:rFonts w:ascii="Times New Roman" w:eastAsia="Times New Roman" w:hAnsi="Times New Roman" w:cs="Times New Roman"/>
-          <w:sz w:val="24"/>
-          <w:szCs w:val="24"/>
-          <w:lang w:eastAsia="ru-BY"/>
-        </w:rPr>
-        <w:t>Encoding</w:t>
-      </w:r>
-      <w:proofErr w:type="spellEnd"/>
-      <w:r>
-        <w:rPr>
-          <w:rFonts w:ascii="Times New Roman" w:eastAsia="Times New Roman" w:hAnsi="Times New Roman" w:cs="Times New Roman"/>
-          <w:sz w:val="24"/>
-          <w:szCs w:val="24"/>
-          <w:lang w:eastAsia="ru-BY"/>
-        </w:rPr>
-        <w:t xml:space="preserve"> и расчет </w:t>
-      </w:r>
-      <w:proofErr w:type="spellStart"/>
-      <w:r>
-        <w:rPr>
-          <w:rFonts w:ascii="Times New Roman" w:eastAsia="Times New Roman" w:hAnsi="Times New Roman" w:cs="Times New Roman"/>
-          <w:sz w:val="24"/>
-          <w:szCs w:val="24"/>
-          <w:lang w:eastAsia="ru-BY"/>
-        </w:rPr>
-        <w:t>bpp</w:t>
-      </w:r>
-      <w:proofErr w:type="spellEnd"/>
-      <w:r>
-        <w:rPr>
-          <w:rFonts w:ascii="Times New Roman" w:eastAsia="Times New Roman" w:hAnsi="Times New Roman" w:cs="Times New Roman"/>
-          <w:sz w:val="24"/>
-          <w:szCs w:val="24"/>
-          <w:lang w:eastAsia="ru-BY"/>
-        </w:rPr>
-        <w:t xml:space="preserve"> через цветовые планы.</w:t>
+        <w:t>сжатие длин серий RLE на основе анализа байта Encoding и расчет bpp через цветовые планы.</w:t>
       </w:r>
     </w:p>
     <w:p>
@@ -3162,118 +2140,25 @@
           <w:szCs w:val="24"/>
           <w:lang w:eastAsia="ru-BY"/>
         </w:rPr>
-        <w:t xml:space="preserve">Реализован механизм взаимодействия с файловой системой браузера с использованием атрибута </w:t>
-      </w:r>
-      <w:proofErr w:type="spellStart"/>
-      <w:r>
-        <w:rPr>
-          <w:rFonts w:ascii="Times New Roman" w:eastAsia="Times New Roman" w:hAnsi="Times New Roman" w:cs="Times New Roman"/>
-          <w:sz w:val="24"/>
-          <w:szCs w:val="24"/>
-          <w:lang w:eastAsia="ru-BY"/>
-        </w:rPr>
-        <w:t>webkitdirectory</w:t>
-      </w:r>
-      <w:proofErr w:type="spellEnd"/>
-      <w:r>
-        <w:rPr>
-          <w:rFonts w:ascii="Times New Roman" w:eastAsia="Times New Roman" w:hAnsi="Times New Roman" w:cs="Times New Roman"/>
-          <w:sz w:val="24"/>
-          <w:szCs w:val="24"/>
-          <w:lang w:eastAsia="ru-BY"/>
-        </w:rPr>
-        <w:t>. На стороне клиента реализована асинхронная очередь обработки байтовых массивов (</w:t>
-      </w:r>
-      <w:proofErr w:type="spellStart"/>
-      <w:r>
-        <w:rPr>
-          <w:rFonts w:ascii="Times New Roman" w:eastAsia="Times New Roman" w:hAnsi="Times New Roman" w:cs="Times New Roman"/>
-          <w:sz w:val="24"/>
-          <w:szCs w:val="24"/>
-          <w:lang w:eastAsia="ru-BY"/>
-        </w:rPr>
-        <w:t>ArrayBuffer</w:t>
-      </w:r>
-      <w:proofErr w:type="spellEnd"/>
-      <w:r>
-        <w:rPr>
-          <w:rFonts w:ascii="Times New Roman" w:eastAsia="Times New Roman" w:hAnsi="Times New Roman" w:cs="Times New Roman"/>
-          <w:sz w:val="24"/>
-          <w:szCs w:val="24"/>
-          <w:lang w:eastAsia="ru-BY"/>
-        </w:rPr>
-        <w:t>) и механизм двухточечного ленивого чтения (</w:t>
-      </w:r>
-      <w:proofErr w:type="spellStart"/>
-      <w:r>
-        <w:rPr>
-          <w:rFonts w:ascii="Times New Roman" w:eastAsia="Times New Roman" w:hAnsi="Times New Roman" w:cs="Times New Roman"/>
-          <w:sz w:val="24"/>
-          <w:szCs w:val="24"/>
-          <w:lang w:eastAsia="ru-BY"/>
-        </w:rPr>
-        <w:t>Lazy</w:t>
-      </w:r>
-      <w:proofErr w:type="spellEnd"/>
-      <w:r>
-        <w:rPr>
-          <w:rFonts w:ascii="Times New Roman" w:eastAsia="Times New Roman" w:hAnsi="Times New Roman" w:cs="Times New Roman"/>
-          <w:sz w:val="24"/>
-          <w:szCs w:val="24"/>
-          <w:lang w:eastAsia="ru-BY"/>
+        <w:t>Реализован механизм взаимодействия с файловой системой браузера с использованием атрибута webkitdirectory. На стороне клиента реализована асинхронная очередь обработки байтовых массивов (ArrayBuffer) и механизм двухточечного ленивого чтения (Lazy Loading) через метод .slice(), изолирующий метаданные заголовков и концевые маркеры.</w:t>
+      </w:r>
+      <w:r>
+        <w:rPr>
+          <w:rFonts w:ascii="Times New Roman" w:eastAsia="Times New Roman" w:hAnsi="Times New Roman" w:cs="Times New Roman"/>
+          <w:sz w:val="24"/>
+          <w:szCs w:val="24"/>
+          <w:lang w:val="ru-RU" w:eastAsia="ru-BY"/>
         </w:rPr>
         <w:t xml:space="preserve"> </w:t>
       </w:r>
-      <w:proofErr w:type="spellStart"/>
-      <w:r>
-        <w:rPr>
-          <w:rFonts w:ascii="Times New Roman" w:eastAsia="Times New Roman" w:hAnsi="Times New Roman" w:cs="Times New Roman"/>
-          <w:sz w:val="24"/>
-          <w:szCs w:val="24"/>
-          <w:lang w:eastAsia="ru-BY"/>
-        </w:rPr>
-        <w:t>Loading</w:t>
-      </w:r>
-      <w:proofErr w:type="spellEnd"/>
-      <w:r>
-        <w:rPr>
-          <w:rFonts w:ascii="Times New Roman" w:eastAsia="Times New Roman" w:hAnsi="Times New Roman" w:cs="Times New Roman"/>
-          <w:sz w:val="24"/>
-          <w:szCs w:val="24"/>
-          <w:lang w:eastAsia="ru-BY"/>
-        </w:rPr>
-        <w:t xml:space="preserve">) через </w:t>
-      </w:r>
-      <w:proofErr w:type="gramStart"/>
-      <w:r>
-        <w:rPr>
-          <w:rFonts w:ascii="Times New Roman" w:eastAsia="Times New Roman" w:hAnsi="Times New Roman" w:cs="Times New Roman"/>
-          <w:sz w:val="24"/>
-          <w:szCs w:val="24"/>
-          <w:lang w:eastAsia="ru-BY"/>
-        </w:rPr>
-        <w:t>метод .</w:t>
-      </w:r>
-      <w:proofErr w:type="spellStart"/>
-      <w:r>
-        <w:rPr>
-          <w:rFonts w:ascii="Times New Roman" w:eastAsia="Times New Roman" w:hAnsi="Times New Roman" w:cs="Times New Roman"/>
-          <w:sz w:val="24"/>
-          <w:szCs w:val="24"/>
-          <w:lang w:eastAsia="ru-BY"/>
-        </w:rPr>
-        <w:t>slice</w:t>
-      </w:r>
-      <w:proofErr w:type="spellEnd"/>
-      <w:proofErr w:type="gramEnd"/>
-      <w:r>
-        <w:rPr>
-          <w:rFonts w:ascii="Times New Roman" w:eastAsia="Times New Roman" w:hAnsi="Times New Roman" w:cs="Times New Roman"/>
-          <w:sz w:val="24"/>
-          <w:szCs w:val="24"/>
-          <w:lang w:eastAsia="ru-BY"/>
-        </w:rPr>
-        <w:t>(), изолирующий метаданные заголовков и концевые маркеры.</w:t>
+      <w:r>
+        <w:rPr>
+          <w:rFonts w:ascii="Times New Roman" w:eastAsia="Times New Roman" w:hAnsi="Times New Roman" w:cs="Times New Roman"/>
+          <w:sz w:val="24"/>
+          <w:szCs w:val="24"/>
+          <w:lang w:eastAsia="ru-BY"/>
+        </w:rPr>
+        <w:t xml:space="preserve">Для обеспечения плавной работы интерфейса без зависаний </w:t>
       </w:r>
       <w:r>
         <w:rPr>
@@ -3282,36 +2167,16 @@
           <w:szCs w:val="24"/>
           <w:lang w:val="ru-RU" w:eastAsia="ru-BY"/>
         </w:rPr>
-        <w:t xml:space="preserve"> </w:t>
-      </w:r>
-      <w:r>
-        <w:rPr>
-          <w:rFonts w:ascii="Times New Roman" w:eastAsia="Times New Roman" w:hAnsi="Times New Roman" w:cs="Times New Roman"/>
-          <w:sz w:val="24"/>
-          <w:szCs w:val="24"/>
-          <w:lang w:eastAsia="ru-BY"/>
-        </w:rPr>
-        <w:t>На стороне клиента реализована фильтрация и асинхронная очередь обработки считываемых байтовых массивов (</w:t>
-      </w:r>
-      <w:proofErr w:type="spellStart"/>
-      <w:r>
-        <w:rPr>
-          <w:rFonts w:ascii="Times New Roman" w:eastAsia="Times New Roman" w:hAnsi="Times New Roman" w:cs="Times New Roman"/>
-          <w:sz w:val="24"/>
-          <w:szCs w:val="24"/>
-          <w:lang w:eastAsia="ru-BY"/>
-        </w:rPr>
-        <w:t>ArrayBuffer</w:t>
-      </w:r>
-      <w:proofErr w:type="spellEnd"/>
-      <w:r>
-        <w:rPr>
-          <w:rFonts w:ascii="Times New Roman" w:eastAsia="Times New Roman" w:hAnsi="Times New Roman" w:cs="Times New Roman"/>
-          <w:sz w:val="24"/>
-          <w:szCs w:val="24"/>
-          <w:lang w:eastAsia="ru-BY"/>
-        </w:rPr>
-        <w:t>), что позволяет обрабатывать как отдельные файлы, так и иерархические структуры папок</w:t>
+        <w:t xml:space="preserve">на больших папках </w:t>
+      </w:r>
+      <w:r>
+        <w:rPr>
+          <w:rFonts w:ascii="Times New Roman" w:eastAsia="Times New Roman" w:hAnsi="Times New Roman" w:cs="Times New Roman"/>
+          <w:sz w:val="24"/>
+          <w:szCs w:val="24"/>
+          <w:lang w:eastAsia="ru-BY"/>
+        </w:rPr>
+        <w:t xml:space="preserve">внедрен алгоритм </w:t>
       </w:r>
       <w:r>
         <w:rPr>
@@ -3320,7 +2185,34 @@
           <w:szCs w:val="24"/>
           <w:lang w:val="ru-RU" w:eastAsia="ru-BY"/>
         </w:rPr>
-        <w:t>.</w:t>
+        <w:t>разбиения</w:t>
+      </w:r>
+      <w:r>
+        <w:rPr>
+          <w:rFonts w:ascii="Times New Roman" w:eastAsia="Times New Roman" w:hAnsi="Times New Roman" w:cs="Times New Roman"/>
+          <w:sz w:val="24"/>
+          <w:szCs w:val="24"/>
+          <w:lang w:eastAsia="ru-BY"/>
+        </w:rPr>
+        <w:t xml:space="preserve"> элементов таблицы</w:t>
+      </w:r>
+      <w:r>
+        <w:rPr>
+          <w:rFonts w:ascii="Times New Roman" w:eastAsia="Times New Roman" w:hAnsi="Times New Roman" w:cs="Times New Roman"/>
+          <w:sz w:val="24"/>
+          <w:szCs w:val="24"/>
+          <w:lang w:val="ru-RU" w:eastAsia="ru-BY"/>
+        </w:rPr>
+        <w:t xml:space="preserve"> на батчи</w:t>
+      </w:r>
+      <w:r>
+        <w:rPr>
+          <w:rFonts w:ascii="Times New Roman" w:eastAsia="Times New Roman" w:hAnsi="Times New Roman" w:cs="Times New Roman"/>
+          <w:sz w:val="24"/>
+          <w:szCs w:val="24"/>
+          <w:lang w:eastAsia="ru-BY"/>
+        </w:rPr>
+        <w:t xml:space="preserve"> с использованием DocumentFragment.</w:t>
       </w:r>
     </w:p>
     <w:sectPr>
